--- a/downloads/workbook/ai-3-week-17.docx
+++ b/downloads/workbook/ai-3-week-17.docx
@@ -1302,6 +1302,178 @@
         <w:t>Project connection: For your Verified Study Buddy, save the input, procedure, observed result and limitation of this check. Label this worked example as practice; use a different, previously unreviewed case when checking independent understanding.</w:t>
       </w:r>
     </w:p>
+    <w:p>
+      <w:pPr>
+        <w:pStyle w:val="Heading1"/>
+      </w:pPr>
+      <w:r>
+        <w:t>19. Project portfolio milestone</w:t>
+      </w:r>
+    </w:p>
+    <w:p>
+      <w:r>
+        <w:t>Project: Verified Study Buddy</w:t>
+      </w:r>
+    </w:p>
+    <w:p>
+      <w:r>
+        <w:t>Current milestone: Test changed cases. Keep normal, boundary and failure cases; compare expected and observed results.</w:t>
+      </w:r>
+    </w:p>
+    <w:p>
+      <w:r>
+        <w:t>For your Verified Study Buddy, save the input, procedure, observed result and limitation of this check. Label this worked example as practice; use a different, previously unreviewed case when checking independent understanding.</w:t>
+      </w:r>
+    </w:p>
+    <w:tbl>
+      <w:tblPr>
+        <w:tblStyle w:val="LightShading-Accent1"/>
+        <w:tblW w:type="auto" w:w="0"/>
+        <w:tblLook w:firstColumn="1" w:firstRow="1" w:lastColumn="0" w:lastRow="0" w:noHBand="0" w:noVBand="1" w:val="04A0"/>
+      </w:tblPr>
+      <w:tblGrid>
+        <w:gridCol w:w="5112"/>
+        <w:gridCol w:w="5112"/>
+      </w:tblGrid>
+      <w:tr>
+        <w:trPr>
+          <w:tblHeader/>
+        </w:trPr>
+        <w:tc>
+          <w:tcPr>
+            <w:tcW w:type="dxa" w:w="5112"/>
+          </w:tcPr>
+          <w:p>
+            <w:r>
+              <w:t>Evidence to keep</w:t>
+            </w:r>
+          </w:p>
+        </w:tc>
+        <w:tc>
+          <w:tcPr>
+            <w:tcW w:type="dxa" w:w="5112"/>
+          </w:tcPr>
+          <w:p>
+            <w:r>
+              <w:t>My record</w:t>
+            </w:r>
+          </w:p>
+        </w:tc>
+      </w:tr>
+      <w:tr>
+        <w:tc>
+          <w:tcPr>
+            <w:tcW w:type="dxa" w:w="5112"/>
+          </w:tcPr>
+          <w:p>
+            <w:r>
+              <w:t>This week’s input and deciding step</w:t>
+            </w:r>
+          </w:p>
+        </w:tc>
+        <w:tc>
+          <w:tcPr>
+            <w:tcW w:type="dxa" w:w="5112"/>
+          </w:tcPr>
+          <w:p>
+            <w:r/>
+          </w:p>
+        </w:tc>
+      </w:tr>
+      <w:tr>
+        <w:tc>
+          <w:tcPr>
+            <w:tcW w:type="dxa" w:w="5112"/>
+          </w:tcPr>
+          <w:p>
+            <w:r>
+              <w:t>Prediction and actual result (or labelled paper trace)</w:t>
+            </w:r>
+          </w:p>
+        </w:tc>
+        <w:tc>
+          <w:tcPr>
+            <w:tcW w:type="dxa" w:w="5112"/>
+          </w:tcPr>
+          <w:p>
+            <w:r/>
+          </w:p>
+        </w:tc>
+      </w:tr>
+      <w:tr>
+        <w:tc>
+          <w:tcPr>
+            <w:tcW w:type="dxa" w:w="5112"/>
+          </w:tcPr>
+          <w:p>
+            <w:r>
+              <w:t>One change since the previous checkpoint and why</w:t>
+            </w:r>
+          </w:p>
+        </w:tc>
+        <w:tc>
+          <w:tcPr>
+            <w:tcW w:type="dxa" w:w="5112"/>
+          </w:tcPr>
+          <w:p>
+            <w:r/>
+          </w:p>
+        </w:tc>
+      </w:tr>
+      <w:tr>
+        <w:tc>
+          <w:tcPr>
+            <w:tcW w:type="dxa" w:w="5112"/>
+          </w:tcPr>
+          <w:p>
+            <w:r>
+              <w:t>One error or limit and the next test</w:t>
+            </w:r>
+          </w:p>
+        </w:tc>
+        <w:tc>
+          <w:tcPr>
+            <w:tcW w:type="dxa" w:w="5112"/>
+          </w:tcPr>
+          <w:p>
+            <w:r/>
+          </w:p>
+        </w:tc>
+      </w:tr>
+    </w:tbl>
+    <w:p>
+      <w:pPr>
+        <w:pStyle w:val="Heading3"/>
+      </w:pPr>
+      <w:r>
+        <w:t>Explain what this week adds to your project. Reuse last week’s record rather than starting again.</w:t>
+      </w:r>
+    </w:p>
+    <w:p>
+      <w:r>
+        <w:t>________________________________________________________________</w:t>
+      </w:r>
+    </w:p>
+    <w:p>
+      <w:r>
+        <w:t>________________________________________________________________</w:t>
+      </w:r>
+    </w:p>
+    <w:p>
+      <w:r>
+        <w:t>________________________________________________________________</w:t>
+      </w:r>
+    </w:p>
+    <w:p>
+      <w:r>
+        <w:t>________________________________________________________________</w:t>
+      </w:r>
+    </w:p>
+    <w:p>
+      <w:r>
+        <w:t>________________________________________________________________</w:t>
+      </w:r>
+    </w:p>
     <w:sectPr>
       <w:pgSz w:w="12240" w:h="15840"/>
       <w:pgMar w:top="936" w:right="1008" w:bottom="936" w:left="1008" w:header="720" w:footer="720" w:gutter="0"/>

--- a/downloads/workbook/ai-3-week-17.docx
+++ b/downloads/workbook/ai-3-week-17.docx
@@ -1474,6 +1474,235 @@
         <w:t>________________________________________________________________</w:t>
       </w:r>
     </w:p>
+    <w:p>
+      <w:pPr>
+        <w:pStyle w:val="Heading1"/>
+      </w:pPr>
+      <w:r>
+        <w:t>20. Supported practice and learning evidence</w:t>
+      </w:r>
+    </w:p>
+    <w:p>
+      <w:r>
+        <w:t>Use this supported practice once, in the browser or on paper. Keep the reserved independent assessment for a separate first attempt before teacher feedback.</w:t>
+      </w:r>
+    </w:p>
+    <w:p>
+      <w:r>
+        <w:t>The library assistant remembers an old opening time, but a current notice can be retrieved.</w:t>
+      </w:r>
+    </w:p>
+    <w:p>
+      <w:pPr>
+        <w:pStyle w:val="Heading3"/>
+      </w:pPr>
+      <w:r>
+        <w:t>Practice 1: explain the deciding evidence</w:t>
+      </w:r>
+    </w:p>
+    <w:p>
+      <w:r>
+        <w:t>Which labelled step matches this detail? Answer 16: 00 and attach LIB-v = 2. Its words, rather than the earlier guess, support this claim.</w:t>
+      </w:r>
+    </w:p>
+    <w:p>
+      <w:r>
+        <w:t>1. Old guess</w:t>
+      </w:r>
+    </w:p>
+    <w:p>
+      <w:r>
+        <w:t>2. Find notice</w:t>
+      </w:r>
+    </w:p>
+    <w:p>
+      <w:r>
+        <w:t>3. Ground answer</w:t>
+      </w:r>
+    </w:p>
+    <w:p>
+      <w:pPr>
+        <w:pStyle w:val="Heading3"/>
+      </w:pPr>
+      <w:r>
+        <w:t>My selected conclusion, deciding fact and explanation</w:t>
+      </w:r>
+    </w:p>
+    <w:p>
+      <w:r>
+        <w:t>________________________________________________________________</w:t>
+      </w:r>
+    </w:p>
+    <w:p>
+      <w:r>
+        <w:t>________________________________________________________________</w:t>
+      </w:r>
+    </w:p>
+    <w:p>
+      <w:r>
+        <w:t>________________________________________________________________</w:t>
+      </w:r>
+    </w:p>
+    <w:p>
+      <w:r>
+        <w:t>________________________________________________________________</w:t>
+      </w:r>
+    </w:p>
+    <w:p>
+      <w:r>
+        <w:t>________________________________________________________________</w:t>
+      </w:r>
+    </w:p>
+    <w:p>
+      <w:r>
+        <w:t>Hint if needed: Read the steps in the pictorial case. Match the supplied detail to the stage that performs or records it.</w:t>
+      </w:r>
+    </w:p>
+    <w:p>
+      <w:r>
+        <w:t>After your attempt, compare with the supported explanation: Ground answer Answer 16: 00 and attach LIB-v = 2. Its words, rather than the earlier guess, support this claim. Read the picture in order. Answer 16: 00 and attach LIB-v = 2. Its words, rather than the earlier guess, support this claim. The arrows show which recorded input or intermediate result each decision uses. Explain the deciding step aloud before checking the changed case; pointing to the final answer alone does not show how it follows.</w:t>
+      </w:r>
+    </w:p>
+    <w:p>
+      <w:pPr>
+        <w:pStyle w:val="Heading3"/>
+      </w:pPr>
+      <w:r>
+        <w:t>Practice 2: explain the deciding evidence</w:t>
+      </w:r>
+    </w:p>
+    <w:p>
+      <w:r>
+        <w:t>Changed-case practice: LIB-v = 2 is unavailable. Which conclusion is supported by the supplied facts?</w:t>
+      </w:r>
+    </w:p>
+    <w:p>
+      <w:r>
+        <w:t>1. We can decide the result without examining the changed input or the procedure.</w:t>
+      </w:r>
+    </w:p>
+    <w:p>
+      <w:r>
+        <w:t>2. This one example guarantees correct results for every future input.</w:t>
+      </w:r>
+    </w:p>
+    <w:p>
+      <w:r>
+        <w:t>3. Report that the current time cannot be verified.</w:t>
+      </w:r>
+    </w:p>
+    <w:p>
+      <w:pPr>
+        <w:pStyle w:val="Heading3"/>
+      </w:pPr>
+      <w:r>
+        <w:t>My selected conclusion, deciding fact and explanation</w:t>
+      </w:r>
+    </w:p>
+    <w:p>
+      <w:r>
+        <w:t>________________________________________________________________</w:t>
+      </w:r>
+    </w:p>
+    <w:p>
+      <w:r>
+        <w:t>________________________________________________________________</w:t>
+      </w:r>
+    </w:p>
+    <w:p>
+      <w:r>
+        <w:t>________________________________________________________________</w:t>
+      </w:r>
+    </w:p>
+    <w:p>
+      <w:r>
+        <w:t>________________________________________________________________</w:t>
+      </w:r>
+    </w:p>
+    <w:p>
+      <w:r>
+        <w:t>________________________________________________________________</w:t>
+      </w:r>
+    </w:p>
+    <w:p>
+      <w:r>
+        <w:t>Hint if needed: Use the changed condition and the deciding step in the pictorial trace. The answer must say what follows from those facts.</w:t>
+      </w:r>
+    </w:p>
+    <w:p>
+      <w:r>
+        <w:t>After your attempt, compare with the supported explanation: Report that the current time cannot be verified. The unsupported old guess does not become current evidence when retrieval fails.</w:t>
+      </w:r>
+    </w:p>
+    <w:p>
+      <w:pPr>
+        <w:pStyle w:val="Heading3"/>
+      </w:pPr>
+      <w:r>
+        <w:t>Repair a missing building block</w:t>
+      </w:r>
+    </w:p>
+    <w:p>
+      <w:r>
+        <w:t>Review Verify Numbers and Dates (ai-3/16). Goal: Explain the mechanism and terminology of claim support and citation evaluation. Short practice: Which part can be corrected immediately from existing evidence, and which needs follow-up?. Return to this week and explain what you changed.</w:t>
+      </w:r>
+    </w:p>
+    <w:p>
+      <w:r>
+        <w:t>Review Hallucination Failure Types (ai-3/14). Goal: Explain the mechanism and terminology of generation failures and verification. Short practice: Can we conclude there will definitely be no lunch from S alone?. Return to this week and explain what you changed.</w:t>
+      </w:r>
+    </w:p>
+    <w:p>
+      <w:r>
+        <w:t>Review Visual Composition (ai-3/11). Goal: Explain the mechanism and terminology of image generation and provenance. Short practice: Which checks pass after that single change, and what still needs repair?. Return to this week and explain what you changed.</w:t>
+      </w:r>
+    </w:p>
+    <w:p>
+      <w:pPr>
+        <w:pStyle w:val="Heading3"/>
+      </w:pPr>
+      <w:r>
+        <w:t>Keep your completed work</w:t>
+      </w:r>
+    </w:p>
+    <w:p>
+      <w:r>
+        <w:t>Use Download completed work in the hosted lesson to export your answers, reflections, practice feedback and code-run evidence. Open the HTML copy to read or print it. Drafts stay in this browser when storage is available; clear drafts on a shared device.</w:t>
+      </w:r>
+    </w:p>
+    <w:p>
+      <w:pPr>
+        <w:pStyle w:val="Heading3"/>
+      </w:pPr>
+      <w:r>
+        <w:t>What I repaired, the evidence I kept and the next test</w:t>
+      </w:r>
+    </w:p>
+    <w:p>
+      <w:r>
+        <w:t>________________________________________________________________</w:t>
+      </w:r>
+    </w:p>
+    <w:p>
+      <w:r>
+        <w:t>________________________________________________________________</w:t>
+      </w:r>
+    </w:p>
+    <w:p>
+      <w:r>
+        <w:t>________________________________________________________________</w:t>
+      </w:r>
+    </w:p>
+    <w:p>
+      <w:r>
+        <w:t>________________________________________________________________</w:t>
+      </w:r>
+    </w:p>
+    <w:p>
+      <w:r>
+        <w:t>________________________________________________________________</w:t>
+      </w:r>
+    </w:p>
     <w:sectPr>
       <w:pgSz w:w="12240" w:h="15840"/>
       <w:pgMar w:top="936" w:right="1008" w:bottom="936" w:left="1008" w:header="720" w:footer="720" w:gutter="0"/>

--- a/downloads/workbook/ai-3-week-17.docx
+++ b/downloads/workbook/ai-3-week-17.docx
@@ -30,6 +30,17 @@
     </w:p>
     <w:p>
       <w:r>
+        <w:t>Record your starting explanation for Model Memory vs Retrieval before opening notes. Show any later correction separately.</w:t>
+      </w:r>
+    </w:p>
+    <w:p>
+      <w:pPr>
+        <w:spacing w:line="336" w:lineRule="auto" w:after="180"/>
+      </w:pPr>
+      <w:r>
+        <w:rPr>
+          <w:b w:val="0"/>
+        </w:rPr>
         <w:t>Try the recall before opening notes. Then use a different colour or a labelled second line to correct your explanation.</w:t>
       </w:r>
     </w:p>
@@ -42,7 +53,13 @@
       </w:r>
     </w:p>
     <w:p>
-      <w:r>
+      <w:pPr>
+        <w:spacing w:line="336" w:lineRule="auto" w:after="180"/>
+      </w:pPr>
+      <w:r>
+        <w:rPr>
+          <w:b w:val="0"/>
+        </w:rPr>
         <w:t>Without opening the old lesson, explain one key idea from Verify Numbers and Dates. Give an example and a mistake that the idea helps you avoid.</w:t>
       </w:r>
     </w:p>
@@ -78,7 +95,13 @@
       </w:r>
     </w:p>
     <w:p>
-      <w:r>
+      <w:pPr>
+        <w:spacing w:line="336" w:lineRule="auto" w:after="180"/>
+      </w:pPr>
+      <w:r>
+        <w:rPr>
+          <w:b w:val="0"/>
+        </w:rPr>
         <w:t>Without opening the old lesson, explain one key idea from Hallucination Failure Types. Give an example and a mistake that the idea helps you avoid.</w:t>
       </w:r>
     </w:p>
@@ -114,7 +137,13 @@
       </w:r>
     </w:p>
     <w:p>
-      <w:r>
+      <w:pPr>
+        <w:spacing w:line="336" w:lineRule="auto" w:after="180"/>
+      </w:pPr>
+      <w:r>
+        <w:rPr>
+          <w:b w:val="0"/>
+        </w:rPr>
         <w:t>Without opening the old lesson, explain one key idea from Visual Composition. Give an example and a mistake that the idea helps you avoid.</w:t>
       </w:r>
     </w:p>
@@ -151,7 +180,42 @@
     </w:p>
     <w:p>
       <w:r>
-        <w:t>Use W2: Trace the worked case for Retrieval and indexing. Record the answer once; the lesson and workbook refer to the same attempt.</w:t>
+        <w:t>Complete the supported Model Memory vs Retrieval trace and record the first step you can explain without help.</w:t>
+      </w:r>
+    </w:p>
+    <w:p>
+      <w:pPr>
+        <w:spacing w:line="336" w:lineRule="auto" w:after="180"/>
+      </w:pPr>
+      <w:r>
+        <w:rPr>
+          <w:b w:val="0"/>
+        </w:rPr>
+        <w:t xml:space="preserve">Use W2: Trace the worked case for </w:t>
+      </w:r>
+      <w:r>
+        <w:rPr>
+          <w:b/>
+        </w:rPr>
+        <w:t>Retrieval</w:t>
+      </w:r>
+      <w:r>
+        <w:rPr>
+          <w:b w:val="0"/>
+        </w:rPr>
+        <w:t xml:space="preserve"> and </w:t>
+      </w:r>
+      <w:r>
+        <w:rPr>
+          <w:b/>
+        </w:rPr>
+        <w:t>index</w:t>
+      </w:r>
+      <w:r>
+        <w:rPr>
+          <w:b w:val="0"/>
+        </w:rPr>
+        <w:t>ing. Record the answer once; the lesson and workbook refer to the same attempt.</w:t>
       </w:r>
     </w:p>
     <w:tbl>
@@ -279,7 +343,53 @@
     </w:p>
     <w:p>
       <w:r>
-        <w:t>Use the worked case for Retrieval and indexing. Proposed explanation: “The worked result establishes every future case”. Decide whether this explanation is supported. Point to the step or supplied fact that decides; explain your repair if needed.</w:t>
+        <w:t>Check the proposed Model Memory vs Retrieval explanation against the supplied facts before discussing it.</w:t>
+      </w:r>
+    </w:p>
+    <w:p>
+      <w:pPr>
+        <w:spacing w:line="336" w:lineRule="auto" w:after="180"/>
+      </w:pPr>
+      <w:r>
+        <w:rPr>
+          <w:b w:val="0"/>
+        </w:rPr>
+        <w:t xml:space="preserve">Use the worked case for </w:t>
+      </w:r>
+      <w:r>
+        <w:rPr>
+          <w:b/>
+        </w:rPr>
+        <w:t>Retrieval</w:t>
+      </w:r>
+      <w:r>
+        <w:rPr>
+          <w:b w:val="0"/>
+        </w:rPr>
+        <w:t xml:space="preserve"> and </w:t>
+      </w:r>
+      <w:r>
+        <w:rPr>
+          <w:b/>
+        </w:rPr>
+        <w:t>index</w:t>
+      </w:r>
+      <w:r>
+        <w:rPr>
+          <w:b w:val="0"/>
+        </w:rPr>
+        <w:t>ing. Proposed explanation: “The worked result establishes every future case”. Decide whether this explanation is supported.</w:t>
+      </w:r>
+    </w:p>
+    <w:p>
+      <w:pPr>
+        <w:spacing w:line="336" w:lineRule="auto" w:after="180"/>
+      </w:pPr>
+      <w:r>
+        <w:rPr>
+          <w:b w:val="0"/>
+        </w:rPr>
+        <w:t>Point to the step or supplied fact that decides; explain your repair if needed.</w:t>
       </w:r>
     </w:p>
     <w:p>
@@ -319,6 +429,11 @@
       </w:r>
     </w:p>
     <w:p>
+      <w:r>
+        <w:t>Write one first attempt at the reserved independent case before feedback. Repeated copies of that case refer to the same recorded attempt.</w:t>
+      </w:r>
+    </w:p>
+    <w:p>
       <w:pPr>
         <w:pStyle w:val="Heading3"/>
       </w:pPr>
@@ -327,8 +442,20 @@
       </w:r>
     </w:p>
     <w:p>
-      <w:r>
-        <w:t>Corpus has public P, teacher-only T and withdrawn W. A student search returns all three. Identify the filtering defect and whether hiding T after generation is sufficient.</w:t>
+      <w:pPr>
+        <w:spacing w:line="336" w:lineRule="auto" w:after="180"/>
+      </w:pPr>
+      <w:r>
+        <w:rPr>
+          <w:b/>
+        </w:rPr>
+        <w:t>Corpus</w:t>
+      </w:r>
+      <w:r>
+        <w:rPr>
+          <w:b w:val="0"/>
+        </w:rPr>
+        <w:t xml:space="preserve"> has public P, teacher-only T and withdrawn W. A student search returns all three. Identify the filtering defect and whether hiding T after generation is sufficient.</w:t>
       </w:r>
     </w:p>
     <w:p>
@@ -375,7 +502,13 @@
       </w:r>
     </w:p>
     <w:p>
-      <w:r>
+      <w:pPr>
+        <w:spacing w:line="336" w:lineRule="auto" w:after="180"/>
+      </w:pPr>
+      <w:r>
+        <w:rPr>
+          <w:b w:val="0"/>
+        </w:rPr>
         <w:t>Attempt this case before feedback. Record any help. Earlier examples below are further practice; a case already practised with feedback cannot establish fresh transfer.</w:t>
       </w:r>
     </w:p>
@@ -389,6 +522,17 @@
     </w:p>
     <w:p>
       <w:r>
+        <w:t>Connect the Model Memory vs Retrieval target to a trace and a justified conclusion.</w:t>
+      </w:r>
+    </w:p>
+    <w:p>
+      <w:pPr>
+        <w:spacing w:line="336" w:lineRule="auto" w:after="180"/>
+      </w:pPr>
+      <w:r>
+        <w:rPr>
+          <w:b w:val="0"/>
+        </w:rPr>
         <w:t>A model states the library opens at 8 from learned patterns. A supplied current notice says 9. Explain the stronger answer and one remaining check.</w:t>
       </w:r>
     </w:p>
@@ -402,17 +546,58 @@
     </w:p>
     <w:p>
       <w:r>
+        <w:t>Solve the supplied Model Memory vs Retrieval case and show the deciding evidence.</w:t>
+      </w:r>
+    </w:p>
+    <w:p>
+      <w:pPr>
+        <w:spacing w:line="336" w:lineRule="auto" w:after="180"/>
+      </w:pPr>
+      <w:r>
+        <w:rPr>
+          <w:b w:val="0"/>
+        </w:rPr>
         <w:t>One assistant answers without search; another retrieves a handbook paragraph.</w:t>
       </w:r>
     </w:p>
     <w:p>
-      <w:r>
-        <w:t>Compare evidence trails.</w:t>
-      </w:r>
-    </w:p>
-    <w:p>
-      <w:r>
-        <w:t>Show your trace, calculation or evidence</w:t>
+      <w:pPr>
+        <w:spacing w:line="336" w:lineRule="auto" w:after="180"/>
+      </w:pPr>
+      <w:r>
+        <w:rPr>
+          <w:b w:val="0"/>
+        </w:rPr>
+        <w:t xml:space="preserve">Compare </w:t>
+      </w:r>
+      <w:r>
+        <w:rPr>
+          <w:b/>
+        </w:rPr>
+        <w:t>evidence</w:t>
+      </w:r>
+      <w:r>
+        <w:rPr>
+          <w:b w:val="0"/>
+        </w:rPr>
+        <w:t xml:space="preserve"> trails.</w:t>
+      </w:r>
+    </w:p>
+    <w:p>
+      <w:pPr>
+        <w:spacing w:line="336" w:lineRule="auto" w:after="180"/>
+      </w:pPr>
+      <w:r>
+        <w:rPr>
+          <w:b w:val="0"/>
+        </w:rPr>
+        <w:t xml:space="preserve">Show your trace, calculation or </w:t>
+      </w:r>
+      <w:r>
+        <w:rPr>
+          <w:b/>
+        </w:rPr>
+        <w:t>evidence</w:t>
       </w:r>
     </w:p>
     <w:p>
@@ -458,11 +643,41 @@
     </w:p>
     <w:p>
       <w:r>
-        <w:t>A model recalls last year's opening hours; a retrieved current notice gives different hours. How should the answer use this evidence?</w:t>
-      </w:r>
-    </w:p>
-    <w:p>
-      <w:r>
+        <w:t>Apply the procedure to the changed case and record why the conclusion follows.</w:t>
+      </w:r>
+    </w:p>
+    <w:p>
+      <w:pPr>
+        <w:spacing w:line="336" w:lineRule="auto" w:after="180"/>
+        <w:shd w:fill="F5F1FB"/>
+      </w:pPr>
+      <w:r>
+        <w:rPr>
+          <w:b w:val="0"/>
+        </w:rPr>
+        <w:t xml:space="preserve">A model recalls last year's opening hours; a retrieved current notice gives different hours. How should the answer use this </w:t>
+      </w:r>
+      <w:r>
+        <w:rPr>
+          <w:b/>
+        </w:rPr>
+        <w:t>evidence</w:t>
+      </w:r>
+      <w:r>
+        <w:rPr>
+          <w:b w:val="0"/>
+        </w:rPr>
+        <w:t>?</w:t>
+      </w:r>
+    </w:p>
+    <w:p>
+      <w:pPr>
+        <w:spacing w:line="336" w:lineRule="auto" w:after="180"/>
+      </w:pPr>
+      <w:r>
+        <w:rPr>
+          <w:b w:val="0"/>
+        </w:rPr>
         <w:t>My independent answer and reason</w:t>
       </w:r>
     </w:p>
@@ -517,7 +732,30 @@
     </w:p>
     <w:p>
       <w:r>
-        <w:t>Create a changed input, boundary case or missing-information case. Write the expected answer or safe response before testing.</w:t>
+        <w:t>Specify a changed input, expected result and observation separately.</w:t>
+      </w:r>
+    </w:p>
+    <w:p>
+      <w:pPr>
+        <w:spacing w:line="336" w:lineRule="auto" w:after="180"/>
+      </w:pPr>
+      <w:r>
+        <w:rPr>
+          <w:b w:val="0"/>
+        </w:rPr>
+        <w:t xml:space="preserve">Create a changed </w:t>
+      </w:r>
+      <w:r>
+        <w:rPr>
+          <w:b/>
+        </w:rPr>
+        <w:t>input</w:t>
+      </w:r>
+      <w:r>
+        <w:rPr>
+          <w:b w:val="0"/>
+        </w:rPr>
+        <w:t>, boundary case or missing-information case. Write the expected answer or safe response before testing.</w:t>
       </w:r>
     </w:p>
     <w:tbl>
@@ -646,12 +884,41 @@
     </w:p>
     <w:p>
       <w:r>
+        <w:t>Justify what Model Memory vs Retrieval adds to Verified Study Buddy and keep the evidence.</w:t>
+      </w:r>
+    </w:p>
+    <w:p>
+      <w:pPr>
+        <w:spacing w:line="336" w:lineRule="auto" w:after="180"/>
+      </w:pPr>
+      <w:r>
+        <w:rPr>
+          <w:b w:val="0"/>
+        </w:rPr>
         <w:t>The Study Buddy retrieves course passages and never presents model memory as a citation.</w:t>
       </w:r>
     </w:p>
     <w:p>
-      <w:r>
-        <w:t>The project change and evidence I will keep</w:t>
+      <w:pPr>
+        <w:spacing w:line="336" w:lineRule="auto" w:after="180"/>
+      </w:pPr>
+      <w:r>
+        <w:rPr>
+          <w:b w:val="0"/>
+        </w:rPr>
+        <w:t xml:space="preserve">The project change and </w:t>
+      </w:r>
+      <w:r>
+        <w:rPr>
+          <w:b/>
+        </w:rPr>
+        <w:t>evidence</w:t>
+      </w:r>
+      <w:r>
+        <w:rPr>
+          <w:b w:val="0"/>
+        </w:rPr>
+        <w:t xml:space="preserve"> I will keep</w:t>
       </w:r>
     </w:p>
     <w:p>
@@ -697,11 +964,54 @@
     </w:p>
     <w:p>
       <w:r>
-        <w:t>I can explain the mechanism. I can show evidence. I can handle a changed case. I can name a limit. Mark each as not yet, with help or independently, and attach supporting work.</w:t>
-      </w:r>
-    </w:p>
-    <w:p>
-      <w:r>
+        <w:t>Judge explanation, evidence, transfer and limits separately; attach the work behind your judgement.</w:t>
+      </w:r>
+    </w:p>
+    <w:p>
+      <w:pPr>
+        <w:pStyle w:val="ListBullet"/>
+      </w:pPr>
+      <w:r>
+        <w:t>I can explain the mechanism.</w:t>
+      </w:r>
+    </w:p>
+    <w:p>
+      <w:pPr>
+        <w:pStyle w:val="ListBullet"/>
+      </w:pPr>
+      <w:r>
+        <w:t>I can show evidence.</w:t>
+      </w:r>
+    </w:p>
+    <w:p>
+      <w:pPr>
+        <w:pStyle w:val="ListBullet"/>
+      </w:pPr>
+      <w:r>
+        <w:t>I can handle a changed case.</w:t>
+      </w:r>
+    </w:p>
+    <w:p>
+      <w:pPr>
+        <w:pStyle w:val="ListBullet"/>
+      </w:pPr>
+      <w:r>
+        <w:t>I can name a limit.</w:t>
+      </w:r>
+    </w:p>
+    <w:p>
+      <w:r>
+        <w:t>Mark each as not yet, with help or independently, and attach supporting work.</w:t>
+      </w:r>
+    </w:p>
+    <w:p>
+      <w:pPr>
+        <w:spacing w:line="336" w:lineRule="auto" w:after="180"/>
+      </w:pPr>
+      <w:r>
+        <w:rPr>
+          <w:b w:val="0"/>
+        </w:rPr>
         <w:t>Teacher review ____________________  Next step ____________________</w:t>
       </w:r>
     </w:p>
@@ -715,6 +1025,17 @@
     </w:p>
     <w:p>
       <w:r>
+        <w:t>Use this earlier case as transfer practice. A case already discussed with feedback is not fresh assessment evidence.</w:t>
+      </w:r>
+    </w:p>
+    <w:p>
+      <w:pPr>
+        <w:spacing w:line="336" w:lineRule="auto" w:after="180"/>
+      </w:pPr>
+      <w:r>
+        <w:rPr>
+          <w:b w:val="0"/>
+        </w:rPr>
         <w:t>A model states the library opens at 8 from learned patterns. A supplied current notice says 9. Explain the stronger answer and one remaining check.</w:t>
       </w:r>
     </w:p>
@@ -762,7 +1083,13 @@
       </w:r>
     </w:p>
     <w:p>
-      <w:r>
+      <w:pPr>
+        <w:spacing w:line="336" w:lineRule="auto" w:after="180"/>
+      </w:pPr>
+      <w:r>
+        <w:rPr>
+          <w:b w:val="0"/>
+        </w:rPr>
         <w:t>Record support used: none, hint or teacher explanation.</w:t>
       </w:r>
     </w:p>
@@ -776,7 +1103,54 @@
     </w:p>
     <w:p>
       <w:r>
-        <w:t>Explain the weekly mechanism in your own words. Use the worked scenario to name its input, decision rule and output.</w:t>
+        <w:t>Explain the mechanism. Apply the supplied Model Memory vs Retrieval facts and keep your reasoning.</w:t>
+      </w:r>
+    </w:p>
+    <w:p>
+      <w:pPr>
+        <w:spacing w:line="336" w:lineRule="auto" w:after="180"/>
+      </w:pPr>
+      <w:r>
+        <w:rPr>
+          <w:b w:val="0"/>
+        </w:rPr>
+        <w:t xml:space="preserve">Explain the weekly </w:t>
+      </w:r>
+      <w:r>
+        <w:rPr>
+          <w:b/>
+        </w:rPr>
+        <w:t>mechanism</w:t>
+      </w:r>
+      <w:r>
+        <w:rPr>
+          <w:b w:val="0"/>
+        </w:rPr>
+        <w:t xml:space="preserve"> in your own words. Use the worked scenario to name its </w:t>
+      </w:r>
+      <w:r>
+        <w:rPr>
+          <w:b/>
+        </w:rPr>
+        <w:t>input</w:t>
+      </w:r>
+      <w:r>
+        <w:rPr>
+          <w:b w:val="0"/>
+        </w:rPr>
+        <w:t xml:space="preserve">, decision rule and </w:t>
+      </w:r>
+      <w:r>
+        <w:rPr>
+          <w:b/>
+        </w:rPr>
+        <w:t>output</w:t>
+      </w:r>
+      <w:r>
+        <w:rPr>
+          <w:b w:val="0"/>
+        </w:rPr>
+        <w:t>.</w:t>
       </w:r>
     </w:p>
     <w:p>
@@ -827,7 +1201,36 @@
     </w:p>
     <w:p>
       <w:r>
-        <w:t>Index v1 contains notice N1 for room A. Corpus v2 supersedes it with N2 for room B, but the query still returns N1. What can be reported? Show the intermediate steps and give the conclusion with its scope.</w:t>
+        <w:t>Trace the worked case. Apply the supplied Model Memory vs Retrieval facts and keep your reasoning.</w:t>
+      </w:r>
+    </w:p>
+    <w:p>
+      <w:pPr>
+        <w:spacing w:line="336" w:lineRule="auto" w:after="180"/>
+      </w:pPr>
+      <w:r>
+        <w:rPr>
+          <w:b/>
+        </w:rPr>
+        <w:t>Index</w:t>
+      </w:r>
+      <w:r>
+        <w:rPr>
+          <w:b w:val="0"/>
+        </w:rPr>
+        <w:t xml:space="preserve"> v1 contains notice N1 for room A. </w:t>
+      </w:r>
+      <w:r>
+        <w:rPr>
+          <w:b/>
+        </w:rPr>
+        <w:t>Corpus</w:t>
+      </w:r>
+      <w:r>
+        <w:rPr>
+          <w:b w:val="0"/>
+        </w:rPr>
+        <w:t xml:space="preserve"> v2 supersedes it with N2 for room B, but the query still returns N1. What can be reported? Show the intermediate steps and give the conclusion with its scope.</w:t>
       </w:r>
     </w:p>
     <w:p>
@@ -883,7 +1286,30 @@
     </w:p>
     <w:p>
       <w:r>
-        <w:t>A report omits this qualification: High retrieval similarity does not override permissions or make an obsolete source current. Explain how omitting it could change a reader's interpretation, and write an accurate replacement.</w:t>
+        <w:t>Audit the limit. Apply the supplied Model Memory vs Retrieval facts and keep your reasoning.</w:t>
+      </w:r>
+    </w:p>
+    <w:p>
+      <w:pPr>
+        <w:spacing w:line="336" w:lineRule="auto" w:after="180"/>
+      </w:pPr>
+      <w:r>
+        <w:rPr>
+          <w:b w:val="0"/>
+        </w:rPr>
+        <w:t xml:space="preserve">A report omits this qualification: High </w:t>
+      </w:r>
+      <w:r>
+        <w:rPr>
+          <w:b/>
+        </w:rPr>
+        <w:t>retrieval</w:t>
+      </w:r>
+      <w:r>
+        <w:rPr>
+          <w:b w:val="0"/>
+        </w:rPr>
+        <w:t xml:space="preserve"> similarity does not override permissions or make an obsolete source current. Explain how omitting it could change a reader's interpretation, and write an accurate replacement.</w:t>
       </w:r>
     </w:p>
     <w:p>
@@ -934,7 +1360,24 @@
     </w:p>
     <w:p>
       <w:r>
-        <w:t>Corpus has public P, teacher-only T and withdrawn W. A student search returns all three. Identify the filtering defect and whether hiding T after generation is sufficient.</w:t>
+        <w:t>Attempt before feedback. If this repeats the selected independent case, reuse that first attempt; otherwise keep a separate record. Apply a new case independently. Apply the supplied Model Memory vs Retrieval facts and keep your reasoning.</w:t>
+      </w:r>
+    </w:p>
+    <w:p>
+      <w:pPr>
+        <w:spacing w:line="336" w:lineRule="auto" w:after="180"/>
+      </w:pPr>
+      <w:r>
+        <w:rPr>
+          <w:b/>
+        </w:rPr>
+        <w:t>Corpus</w:t>
+      </w:r>
+      <w:r>
+        <w:rPr>
+          <w:b w:val="0"/>
+        </w:rPr>
+        <w:t xml:space="preserve"> has public P, teacher-only T and withdrawn W. A student search returns all three. Identify the filtering defect and whether hiding T after generation is sufficient.</w:t>
       </w:r>
     </w:p>
     <w:p>
@@ -995,7 +1438,29 @@
     </w:p>
     <w:p>
       <w:r>
-        <w:t>For the worked scenario, propose one additional case that could reveal a failure, describe its expected outcome before running it, and explain what would need to remain fixed for a fair comparison. Do not reuse W4 as a new final test after receiving feedback.</w:t>
+        <w:t>Design a revealing follow-up. Apply the supplied Model Memory vs Retrieval facts and keep your reasoning.</w:t>
+      </w:r>
+    </w:p>
+    <w:p>
+      <w:pPr>
+        <w:spacing w:line="336" w:lineRule="auto" w:after="180"/>
+      </w:pPr>
+      <w:r>
+        <w:rPr>
+          <w:b w:val="0"/>
+        </w:rPr>
+        <w:t>For the worked scenario, propose one additional case that could reveal a failure, describe its expected outcome before running it, and explain what would need to remain fixed for a fair comparison.</w:t>
+      </w:r>
+    </w:p>
+    <w:p>
+      <w:pPr>
+        <w:spacing w:line="336" w:lineRule="auto" w:after="180"/>
+      </w:pPr>
+      <w:r>
+        <w:rPr>
+          <w:b w:val="0"/>
+        </w:rPr>
+        <w:t>Do not reuse W4 as a new final test after receiving feedback.</w:t>
       </w:r>
     </w:p>
     <w:p>
@@ -1047,6 +1512,11 @@
       </w:pPr>
       <w:r>
         <w:t>17. Feedback, return check and learning record</w:t>
+      </w:r>
+    </w:p>
+    <w:p>
+      <w:r>
+        <w:t>Record the first repaired step and a different case to revisit after a delay.</w:t>
       </w:r>
     </w:p>
     <w:tbl>
@@ -1186,7 +1656,13 @@
       </w:tr>
     </w:tbl>
     <w:p>
-      <w:r>
+      <w:pPr>
+        <w:spacing w:line="336" w:lineRule="auto" w:after="180"/>
+      </w:pPr>
+      <w:r>
+        <w:rPr>
+          <w:b w:val="0"/>
+        </w:rPr>
         <w:t>Revisit this idea with your teacher after a delay. Familiarity is different from explaining and using it on a changed case.</w:t>
       </w:r>
     </w:p>
@@ -1200,17 +1676,52 @@
     </w:p>
     <w:p>
       <w:r>
+        <w:t>The library assistant remembers an old opening time, but a current notice can be retrieved. Explain the labelled step before checking the changed condition.</w:t>
+      </w:r>
+    </w:p>
+    <w:p>
+      <w:pPr>
+        <w:spacing w:line="336" w:lineRule="auto" w:after="180"/>
+      </w:pPr>
+      <w:r>
+        <w:rPr>
+          <w:b w:val="0"/>
+        </w:rPr>
         <w:t>The library assistant remembers an old opening time, but a current notice can be retrieved.</w:t>
       </w:r>
     </w:p>
     <w:p>
-      <w:r>
+      <w:pPr>
+        <w:spacing w:line="336" w:lineRule="auto" w:after="180"/>
+      </w:pPr>
+      <w:r>
+        <w:rPr>
+          <w:b w:val="0"/>
+        </w:rPr>
         <w:t>Approved notice LIB-v = 2 says Wednesday closes at 16: 00; the model previously produced 15: 00. The question asks the current Wednesday closing time.</w:t>
       </w:r>
     </w:p>
     <w:p>
-      <w:r>
-        <w:t>All inputs and outcomes in this worked example are invented classroom data; no real model run is claimed.</w:t>
+      <w:pPr>
+        <w:spacing w:line="336" w:lineRule="auto" w:after="180"/>
+      </w:pPr>
+      <w:r>
+        <w:rPr>
+          <w:b w:val="0"/>
+        </w:rPr>
+        <w:t xml:space="preserve">All </w:t>
+      </w:r>
+      <w:r>
+        <w:rPr>
+          <w:b/>
+        </w:rPr>
+        <w:t>input</w:t>
+      </w:r>
+      <w:r>
+        <w:rPr>
+          <w:b w:val="0"/>
+        </w:rPr>
+        <w:t>s and outcomes in this worked example are invented classroom data; no real model run is claimed.</w:t>
       </w:r>
     </w:p>
     <w:p>
@@ -1250,8 +1761,26 @@
       </w:r>
     </w:p>
     <w:p>
-      <w:r>
-        <w:t>Why can the assistant not certify 15: 00 when the notice is missing? Point to the relevant step in the picture, then write the changed result and the rule or evidence that supports it.</w:t>
+      <w:pPr>
+        <w:spacing w:line="336" w:lineRule="auto" w:after="180"/>
+      </w:pPr>
+      <w:r>
+        <w:rPr>
+          <w:b w:val="0"/>
+        </w:rPr>
+        <w:t xml:space="preserve">Why can the assistant not certify 15: 00 when the notice is missing? Point to the relevant step in the picture, then write the changed result and the rule or </w:t>
+      </w:r>
+      <w:r>
+        <w:rPr>
+          <w:b/>
+        </w:rPr>
+        <w:t>evidence</w:t>
+      </w:r>
+      <w:r>
+        <w:rPr>
+          <w:b w:val="0"/>
+        </w:rPr>
+        <w:t xml:space="preserve"> that supports it.</w:t>
       </w:r>
     </w:p>
     <w:p>
@@ -1293,13 +1822,69 @@
       </w:r>
     </w:p>
     <w:p>
-      <w:r>
-        <w:t>Support used: alone / hint / worked example. This record is practice evidence.</w:t>
-      </w:r>
-    </w:p>
-    <w:p>
-      <w:r>
-        <w:t>Project connection: For your Verified Study Buddy, save the input, procedure, observed result and limitation of this check. Label this worked example as practice; use a different, previously unreviewed case when checking independent understanding.</w:t>
+      <w:pPr>
+        <w:pStyle w:val="Heading3"/>
+      </w:pPr>
+      <w:r>
+        <w:t>Record the help used</w:t>
+      </w:r>
+    </w:p>
+    <w:p>
+      <w:pPr>
+        <w:spacing w:line="336" w:lineRule="auto" w:after="180"/>
+        <w:shd w:fill="F1F6F8"/>
+      </w:pPr>
+      <w:r>
+        <w:rPr>
+          <w:b w:val="0"/>
+        </w:rPr>
+        <w:t xml:space="preserve">Support used: alone / hint / worked example. This record is practice </w:t>
+      </w:r>
+      <w:r>
+        <w:rPr>
+          <w:b/>
+        </w:rPr>
+        <w:t>evidence</w:t>
+      </w:r>
+      <w:r>
+        <w:rPr>
+          <w:b w:val="0"/>
+        </w:rPr>
+        <w:t>.</w:t>
+      </w:r>
+    </w:p>
+    <w:p>
+      <w:pPr>
+        <w:spacing w:line="336" w:lineRule="auto" w:after="180"/>
+      </w:pPr>
+      <w:r>
+        <w:rPr>
+          <w:b w:val="0"/>
+        </w:rPr>
+        <w:t xml:space="preserve">Project connection: For your Verified Study Buddy, save the </w:t>
+      </w:r>
+      <w:r>
+        <w:rPr>
+          <w:b/>
+        </w:rPr>
+        <w:t>input</w:t>
+      </w:r>
+      <w:r>
+        <w:rPr>
+          <w:b w:val="0"/>
+        </w:rPr>
+        <w:t>, procedure, observed result and limitation of this check.</w:t>
+      </w:r>
+    </w:p>
+    <w:p>
+      <w:pPr>
+        <w:spacing w:line="336" w:lineRule="auto" w:after="180"/>
+      </w:pPr>
+      <w:r>
+        <w:rPr>
+          <w:b w:val="0"/>
+        </w:rPr>
+        <w:t>Label this worked example as practice; use a different, previously unreviewed case when checking independent understanding.</w:t>
       </w:r>
     </w:p>
     <w:p>
@@ -1312,17 +1897,63 @@
     </w:p>
     <w:p>
       <w:r>
+        <w:t>Keep this week’s input, deciding step, result and limit together in the Verified Study Buddy record.</w:t>
+      </w:r>
+    </w:p>
+    <w:p>
+      <w:pPr>
+        <w:spacing w:line="336" w:lineRule="auto" w:after="180"/>
+      </w:pPr>
+      <w:r>
+        <w:rPr>
+          <w:b w:val="0"/>
+        </w:rPr>
         <w:t>Project: Verified Study Buddy</w:t>
       </w:r>
     </w:p>
     <w:p>
-      <w:r>
+      <w:pPr>
+        <w:spacing w:line="336" w:lineRule="auto" w:after="180"/>
+      </w:pPr>
+      <w:r>
+        <w:rPr>
+          <w:b w:val="0"/>
+        </w:rPr>
         <w:t>Current milestone: Test changed cases. Keep normal, boundary and failure cases; compare expected and observed results.</w:t>
       </w:r>
     </w:p>
     <w:p>
-      <w:r>
-        <w:t>For your Verified Study Buddy, save the input, procedure, observed result and limitation of this check. Label this worked example as practice; use a different, previously unreviewed case when checking independent understanding.</w:t>
+      <w:pPr>
+        <w:spacing w:line="336" w:lineRule="auto" w:after="180"/>
+      </w:pPr>
+      <w:r>
+        <w:rPr>
+          <w:b w:val="0"/>
+        </w:rPr>
+        <w:t xml:space="preserve">For your Verified Study Buddy, save the </w:t>
+      </w:r>
+      <w:r>
+        <w:rPr>
+          <w:b/>
+        </w:rPr>
+        <w:t>input</w:t>
+      </w:r>
+      <w:r>
+        <w:rPr>
+          <w:b w:val="0"/>
+        </w:rPr>
+        <w:t>, procedure, observed result and limitation of this check.</w:t>
+      </w:r>
+    </w:p>
+    <w:p>
+      <w:pPr>
+        <w:spacing w:line="336" w:lineRule="auto" w:after="180"/>
+      </w:pPr>
+      <w:r>
+        <w:rPr>
+          <w:b w:val="0"/>
+        </w:rPr>
+        <w:t>Label this worked example as practice; use a different, previously unreviewed case when checking independent understanding.</w:t>
       </w:r>
     </w:p>
     <w:tbl>
@@ -1484,11 +2115,28 @@
     </w:p>
     <w:p>
       <w:r>
+        <w:t>Try the supported questions before comparing with hints and feedback. Record what you repaired and the evidence you retained.</w:t>
+      </w:r>
+    </w:p>
+    <w:p>
+      <w:pPr>
+        <w:spacing w:line="336" w:lineRule="auto" w:after="180"/>
+      </w:pPr>
+      <w:r>
+        <w:rPr>
+          <w:b w:val="0"/>
+        </w:rPr>
         <w:t>Use this supported practice once, in the browser or on paper. Keep the reserved independent assessment for a separate first attempt before teacher feedback.</w:t>
       </w:r>
     </w:p>
     <w:p>
-      <w:r>
+      <w:pPr>
+        <w:spacing w:line="336" w:lineRule="auto" w:after="180"/>
+      </w:pPr>
+      <w:r>
+        <w:rPr>
+          <w:b w:val="0"/>
+        </w:rPr>
         <w:t>The library assistant remembers an old opening time, but a current notice can be retrieved.</w:t>
       </w:r>
     </w:p>
@@ -1501,22 +2149,49 @@
       </w:r>
     </w:p>
     <w:p>
-      <w:r>
+      <w:pPr>
+        <w:spacing w:line="336" w:lineRule="auto" w:after="180"/>
+      </w:pPr>
+      <w:r>
+        <w:rPr>
+          <w:b w:val="0"/>
+        </w:rPr>
         <w:t>Which labelled step matches this detail? Answer 16: 00 and attach LIB-v = 2. Its words, rather than the earlier guess, support this claim.</w:t>
       </w:r>
     </w:p>
     <w:p>
-      <w:r>
+      <w:pPr>
+        <w:spacing w:line="336" w:lineRule="auto" w:after="180"/>
+        <w:shd w:fill="F4F9FC"/>
+      </w:pPr>
+      <w:r>
+        <w:rPr>
+          <w:b w:val="0"/>
+        </w:rPr>
         <w:t>1. Old guess</w:t>
       </w:r>
     </w:p>
     <w:p>
-      <w:r>
+      <w:pPr>
+        <w:spacing w:line="336" w:lineRule="auto" w:after="180"/>
+        <w:shd w:fill="F4F9FC"/>
+      </w:pPr>
+      <w:r>
+        <w:rPr>
+          <w:b w:val="0"/>
+        </w:rPr>
         <w:t>2. Find notice</w:t>
       </w:r>
     </w:p>
     <w:p>
-      <w:r>
+      <w:pPr>
+        <w:spacing w:line="336" w:lineRule="auto" w:after="180"/>
+        <w:shd w:fill="F4F9FC"/>
+      </w:pPr>
+      <w:r>
+        <w:rPr>
+          <w:b w:val="0"/>
+        </w:rPr>
         <w:t>3. Ground answer</w:t>
       </w:r>
     </w:p>
@@ -1554,40 +2229,166 @@
       </w:r>
     </w:p>
     <w:p>
-      <w:r>
+      <w:pPr>
+        <w:pStyle w:val="Heading3"/>
+      </w:pPr>
+      <w:r>
+        <w:t>Hint · try first</w:t>
+      </w:r>
+    </w:p>
+    <w:p>
+      <w:pPr>
+        <w:spacing w:line="336" w:lineRule="auto" w:after="180"/>
+        <w:shd w:fill="F1F6F8"/>
+      </w:pPr>
+      <w:r>
+        <w:rPr>
+          <w:b w:val="0"/>
+        </w:rPr>
         <w:t>Hint if needed: Read the steps in the pictorial case. Match the supplied detail to the stage that performs or records it.</w:t>
       </w:r>
     </w:p>
     <w:p>
-      <w:r>
-        <w:t>After your attempt, compare with the supported explanation: Ground answer Answer 16: 00 and attach LIB-v = 2. Its words, rather than the earlier guess, support this claim. Read the picture in order. Answer 16: 00 and attach LIB-v = 2. Its words, rather than the earlier guess, support this claim. The arrows show which recorded input or intermediate result each decision uses. Explain the deciding step aloud before checking the changed case; pointing to the final answer alone does not show how it follows.</w:t>
-      </w:r>
-    </w:p>
-    <w:p>
       <w:pPr>
         <w:pStyle w:val="Heading3"/>
       </w:pPr>
       <w:r>
+        <w:t>Feedback · compare after trying</w:t>
+      </w:r>
+    </w:p>
+    <w:p>
+      <w:pPr>
+        <w:spacing w:line="336" w:lineRule="auto" w:after="180"/>
+        <w:shd w:fill="F1F6FC"/>
+      </w:pPr>
+      <w:r>
+        <w:rPr>
+          <w:b w:val="0"/>
+        </w:rPr>
+        <w:t>After your attempt, compare with the supported explanation: Ground answer Answer 16: 00 and attach LIB-v = 2. Its words, rather than the earlier guess, support this claim. Read the picture in order.</w:t>
+      </w:r>
+    </w:p>
+    <w:p>
+      <w:pPr>
+        <w:spacing w:line="336" w:lineRule="auto" w:after="180"/>
+        <w:shd w:fill="F1F6FC"/>
+      </w:pPr>
+      <w:r>
+        <w:rPr>
+          <w:b w:val="0"/>
+        </w:rPr>
+        <w:t xml:space="preserve">Answer 16: 00 and attach LIB-v = 2. Its words, rather than the earlier guess, support this claim. The arrows show which recorded </w:t>
+      </w:r>
+      <w:r>
+        <w:rPr>
+          <w:b/>
+        </w:rPr>
+        <w:t>input</w:t>
+      </w:r>
+      <w:r>
+        <w:rPr>
+          <w:b w:val="0"/>
+        </w:rPr>
+        <w:t xml:space="preserve"> or intermediate result each decision uses.</w:t>
+      </w:r>
+    </w:p>
+    <w:p>
+      <w:pPr>
+        <w:spacing w:line="336" w:lineRule="auto" w:after="180"/>
+        <w:shd w:fill="F1F6FC"/>
+      </w:pPr>
+      <w:r>
+        <w:rPr>
+          <w:b w:val="0"/>
+        </w:rPr>
+        <w:t>Explain the deciding step aloud before checking the changed case; pointing to the final answer alone does not show how it follows.</w:t>
+      </w:r>
+    </w:p>
+    <w:p>
+      <w:pPr>
+        <w:pStyle w:val="Heading3"/>
+      </w:pPr>
+      <w:r>
         <w:t>Practice 2: explain the deciding evidence</w:t>
       </w:r>
     </w:p>
     <w:p>
-      <w:r>
+      <w:pPr>
+        <w:pStyle w:val="Heading3"/>
+      </w:pPr>
+      <w:r>
+        <w:t>Changed case · predict first</w:t>
+      </w:r>
+    </w:p>
+    <w:p>
+      <w:pPr>
+        <w:spacing w:line="336" w:lineRule="auto" w:after="180"/>
+        <w:shd w:fill="F5F1FB"/>
+      </w:pPr>
+      <w:r>
+        <w:rPr>
+          <w:b w:val="0"/>
+        </w:rPr>
         <w:t>Changed-case practice: LIB-v = 2 is unavailable. Which conclusion is supported by the supplied facts?</w:t>
       </w:r>
     </w:p>
     <w:p>
-      <w:r>
-        <w:t>1. We can decide the result without examining the changed input or the procedure.</w:t>
-      </w:r>
-    </w:p>
-    <w:p>
-      <w:r>
-        <w:t>2. This one example guarantees correct results for every future input.</w:t>
-      </w:r>
-    </w:p>
-    <w:p>
-      <w:r>
+      <w:pPr>
+        <w:spacing w:line="336" w:lineRule="auto" w:after="180"/>
+        <w:shd w:fill="F4F9FC"/>
+      </w:pPr>
+      <w:r>
+        <w:rPr>
+          <w:b w:val="0"/>
+        </w:rPr>
+        <w:t xml:space="preserve">1. We can decide the result without examining the changed </w:t>
+      </w:r>
+      <w:r>
+        <w:rPr>
+          <w:b/>
+        </w:rPr>
+        <w:t>input</w:t>
+      </w:r>
+      <w:r>
+        <w:rPr>
+          <w:b w:val="0"/>
+        </w:rPr>
+        <w:t xml:space="preserve"> or the procedure.</w:t>
+      </w:r>
+    </w:p>
+    <w:p>
+      <w:pPr>
+        <w:spacing w:line="336" w:lineRule="auto" w:after="180"/>
+        <w:shd w:fill="F4F9FC"/>
+      </w:pPr>
+      <w:r>
+        <w:rPr>
+          <w:b w:val="0"/>
+        </w:rPr>
+        <w:t xml:space="preserve">2. This one example guarantees correct results for every future </w:t>
+      </w:r>
+      <w:r>
+        <w:rPr>
+          <w:b/>
+        </w:rPr>
+        <w:t>input</w:t>
+      </w:r>
+      <w:r>
+        <w:rPr>
+          <w:b w:val="0"/>
+        </w:rPr>
+        <w:t>.</w:t>
+      </w:r>
+    </w:p>
+    <w:p>
+      <w:pPr>
+        <w:spacing w:line="336" w:lineRule="auto" w:after="180"/>
+        <w:shd w:fill="F4F9FC"/>
+      </w:pPr>
+      <w:r>
+        <w:rPr>
+          <w:b w:val="0"/>
+        </w:rPr>
         <w:t>3. Report that the current time cannot be verified.</w:t>
       </w:r>
     </w:p>
@@ -1625,36 +2426,189 @@
       </w:r>
     </w:p>
     <w:p>
-      <w:r>
+      <w:pPr>
+        <w:pStyle w:val="Heading3"/>
+      </w:pPr>
+      <w:r>
+        <w:t>Hint · try first</w:t>
+      </w:r>
+    </w:p>
+    <w:p>
+      <w:pPr>
+        <w:spacing w:line="336" w:lineRule="auto" w:after="180"/>
+        <w:shd w:fill="F1F6F8"/>
+      </w:pPr>
+      <w:r>
+        <w:rPr>
+          <w:b w:val="0"/>
+        </w:rPr>
         <w:t>Hint if needed: Use the changed condition and the deciding step in the pictorial trace. The answer must say what follows from those facts.</w:t>
       </w:r>
     </w:p>
     <w:p>
-      <w:r>
-        <w:t>After your attempt, compare with the supported explanation: Report that the current time cannot be verified. The unsupported old guess does not become current evidence when retrieval fails.</w:t>
-      </w:r>
-    </w:p>
-    <w:p>
       <w:pPr>
         <w:pStyle w:val="Heading3"/>
       </w:pPr>
       <w:r>
+        <w:t>Feedback · compare after trying</w:t>
+      </w:r>
+    </w:p>
+    <w:p>
+      <w:pPr>
+        <w:spacing w:line="336" w:lineRule="auto" w:after="180"/>
+        <w:shd w:fill="F1F6FC"/>
+      </w:pPr>
+      <w:r>
+        <w:rPr>
+          <w:b w:val="0"/>
+        </w:rPr>
+        <w:t xml:space="preserve">After your attempt, compare with the supported explanation: Report that the current time cannot be verified. The unsupported old guess does not become current </w:t>
+      </w:r>
+      <w:r>
+        <w:rPr>
+          <w:b/>
+        </w:rPr>
+        <w:t>evidence</w:t>
+      </w:r>
+      <w:r>
+        <w:rPr>
+          <w:b w:val="0"/>
+        </w:rPr>
+        <w:t xml:space="preserve"> when </w:t>
+      </w:r>
+      <w:r>
+        <w:rPr>
+          <w:b/>
+        </w:rPr>
+        <w:t>retrieval</w:t>
+      </w:r>
+      <w:r>
+        <w:rPr>
+          <w:b w:val="0"/>
+        </w:rPr>
+        <w:t xml:space="preserve"> fails.</w:t>
+      </w:r>
+    </w:p>
+    <w:p>
+      <w:pPr>
+        <w:pStyle w:val="Heading3"/>
+      </w:pPr>
+      <w:r>
         <w:t>Repair a missing building block</w:t>
       </w:r>
     </w:p>
     <w:p>
-      <w:r>
-        <w:t>Review Verify Numbers and Dates (ai-3/16). Goal: Explain the mechanism and terminology of claim support and citation evaluation. Short practice: Which part can be corrected immediately from existing evidence, and which needs follow-up?. Return to this week and explain what you changed.</w:t>
-      </w:r>
-    </w:p>
-    <w:p>
-      <w:r>
-        <w:t>Review Hallucination Failure Types (ai-3/14). Goal: Explain the mechanism and terminology of generation failures and verification. Short practice: Can we conclude there will definitely be no lunch from S alone?. Return to this week and explain what you changed.</w:t>
-      </w:r>
-    </w:p>
-    <w:p>
-      <w:r>
-        <w:t>Review Visual Composition (ai-3/11). Goal: Explain the mechanism and terminology of image generation and provenance. Short practice: Which checks pass after that single change, and what still needs repair?. Return to this week and explain what you changed.</w:t>
+      <w:pPr>
+        <w:spacing w:line="336" w:lineRule="auto" w:after="180"/>
+      </w:pPr>
+      <w:r>
+        <w:rPr>
+          <w:b w:val="0"/>
+        </w:rPr>
+        <w:t xml:space="preserve">Review Verify Numbers and Dates (ai-3/16). Goal: Explain the </w:t>
+      </w:r>
+      <w:r>
+        <w:rPr>
+          <w:b/>
+        </w:rPr>
+        <w:t>mechanism</w:t>
+      </w:r>
+      <w:r>
+        <w:rPr>
+          <w:b w:val="0"/>
+        </w:rPr>
+        <w:t xml:space="preserve"> and terminology of claim support and citation evaluation.</w:t>
+      </w:r>
+    </w:p>
+    <w:p>
+      <w:pPr>
+        <w:spacing w:line="336" w:lineRule="auto" w:after="180"/>
+      </w:pPr>
+      <w:r>
+        <w:rPr>
+          <w:b w:val="0"/>
+        </w:rPr>
+        <w:t xml:space="preserve">Short practice: Which part can be corrected immediately from existing </w:t>
+      </w:r>
+      <w:r>
+        <w:rPr>
+          <w:b/>
+        </w:rPr>
+        <w:t>evidence</w:t>
+      </w:r>
+      <w:r>
+        <w:rPr>
+          <w:b w:val="0"/>
+        </w:rPr>
+        <w:t>, and which needs follow-up?. Return to this week and explain what you changed.</w:t>
+      </w:r>
+    </w:p>
+    <w:p>
+      <w:pPr>
+        <w:spacing w:line="336" w:lineRule="auto" w:after="180"/>
+      </w:pPr>
+      <w:r>
+        <w:rPr>
+          <w:b w:val="0"/>
+        </w:rPr>
+        <w:t xml:space="preserve">Review Hallucination Failure Types (ai-3/14). Goal: Explain the </w:t>
+      </w:r>
+      <w:r>
+        <w:rPr>
+          <w:b/>
+        </w:rPr>
+        <w:t>mechanism</w:t>
+      </w:r>
+      <w:r>
+        <w:rPr>
+          <w:b w:val="0"/>
+        </w:rPr>
+        <w:t xml:space="preserve"> and terminology of generation failures and verification. Short practice: Can we conclude there will definitely be no lunch from S alone?.</w:t>
+      </w:r>
+    </w:p>
+    <w:p>
+      <w:pPr>
+        <w:spacing w:line="336" w:lineRule="auto" w:after="180"/>
+      </w:pPr>
+      <w:r>
+        <w:rPr>
+          <w:b w:val="0"/>
+        </w:rPr>
+        <w:t>Return to this week and explain what you changed.</w:t>
+      </w:r>
+    </w:p>
+    <w:p>
+      <w:pPr>
+        <w:spacing w:line="336" w:lineRule="auto" w:after="180"/>
+      </w:pPr>
+      <w:r>
+        <w:rPr>
+          <w:b w:val="0"/>
+        </w:rPr>
+        <w:t xml:space="preserve">Review Visual Composition (ai-3/11). Goal: Explain the </w:t>
+      </w:r>
+      <w:r>
+        <w:rPr>
+          <w:b/>
+        </w:rPr>
+        <w:t>mechanism</w:t>
+      </w:r>
+      <w:r>
+        <w:rPr>
+          <w:b w:val="0"/>
+        </w:rPr>
+        <w:t xml:space="preserve"> and terminology of image generation and provenance. Short practice: Which checks pass after that single change, and what still needs repair?.</w:t>
+      </w:r>
+    </w:p>
+    <w:p>
+      <w:pPr>
+        <w:spacing w:line="336" w:lineRule="auto" w:after="180"/>
+      </w:pPr>
+      <w:r>
+        <w:rPr>
+          <w:b w:val="0"/>
+        </w:rPr>
+        <w:t>Return to this week and explain what you changed.</w:t>
       </w:r>
     </w:p>
     <w:p>
@@ -1666,8 +2620,37 @@
       </w:r>
     </w:p>
     <w:p>
-      <w:r>
-        <w:t>Use Download completed work in the hosted lesson to export your answers, reflections, practice feedback and code-run evidence. Open the HTML copy to read or print it. Drafts stay in this browser when storage is available; clear drafts on a shared device.</w:t>
+      <w:pPr>
+        <w:spacing w:line="336" w:lineRule="auto" w:after="180"/>
+      </w:pPr>
+      <w:r>
+        <w:rPr>
+          <w:b w:val="0"/>
+        </w:rPr>
+        <w:t xml:space="preserve">Use Download completed work in the hosted lesson to export your answers, reflections, practice feedback and code-run </w:t>
+      </w:r>
+      <w:r>
+        <w:rPr>
+          <w:b/>
+        </w:rPr>
+        <w:t>evidence</w:t>
+      </w:r>
+      <w:r>
+        <w:rPr>
+          <w:b w:val="0"/>
+        </w:rPr>
+        <w:t>. Open the HTML copy to read or print it.</w:t>
+      </w:r>
+    </w:p>
+    <w:p>
+      <w:pPr>
+        <w:spacing w:line="336" w:lineRule="auto" w:after="180"/>
+      </w:pPr>
+      <w:r>
+        <w:rPr>
+          <w:b w:val="0"/>
+        </w:rPr>
+        <w:t>Drafts stay in this browser when storage is available; clear drafts on a shared device.</w:t>
       </w:r>
     </w:p>
     <w:p>
@@ -1681,6 +2664,921 @@
     <w:p>
       <w:r>
         <w:t>________________________________________________________________</w:t>
+      </w:r>
+    </w:p>
+    <w:p>
+      <w:r>
+        <w:t>________________________________________________________________</w:t>
+      </w:r>
+    </w:p>
+    <w:p>
+      <w:r>
+        <w:t>________________________________________________________________</w:t>
+      </w:r>
+    </w:p>
+    <w:p>
+      <w:r>
+        <w:t>________________________________________________________________</w:t>
+      </w:r>
+    </w:p>
+    <w:p>
+      <w:r>
+        <w:t>________________________________________________________________</w:t>
+      </w:r>
+    </w:p>
+    <w:p>
+      <w:pPr>
+        <w:pStyle w:val="Heading1"/>
+      </w:pPr>
+      <w:r>
+        <w:t>21. Visual concept journey</w:t>
+      </w:r>
+    </w:p>
+    <w:p>
+      <w:r>
+        <w:t>Explain each Model Memory vs Retrieval picture from its labels, then record a relevant limit.</w:t>
+      </w:r>
+    </w:p>
+    <w:p>
+      <w:pPr>
+        <w:pStyle w:val="Heading3"/>
+      </w:pPr>
+      <w:r>
+        <w:t>01. Model Memory vs Retrieval: the case</w:t>
+      </w:r>
+    </w:p>
+    <w:p>
+      <w:r>
+        <w:drawing>
+          <wp:inline xmlns:a="http://schemas.openxmlformats.org/drawingml/2006/main" xmlns:pic="http://schemas.openxmlformats.org/drawingml/2006/picture">
+            <wp:extent cx="5486400" cy="3291840"/>
+            <wp:docPr id="2" name="Picture 2" descr="The library assistant remembers an old opening time, but a current notice can be retrieved. Supplied facts: Approved notice LIB-v = 2 says Wednesday closes at 16: 00; the model previously produced 15: 00. The question asks the current Wednesday closing time. All inputs and outcomes in this worked example are invented classroom data; no real model run is claimed."/>
+            <wp:cNvGraphicFramePr>
+              <a:graphicFrameLocks noChangeAspect="1"/>
+            </wp:cNvGraphicFramePr>
+            <a:graphic>
+              <a:graphicData uri="http://schemas.openxmlformats.org/drawingml/2006/picture">
+                <pic:pic>
+                  <pic:nvPicPr>
+                    <pic:cNvPr id="0" name="academy-story-ai-3-17-01.png"/>
+                    <pic:cNvPicPr/>
+                  </pic:nvPicPr>
+                  <pic:blipFill>
+                    <a:blip r:embed="rId10"/>
+                    <a:stretch>
+                      <a:fillRect/>
+                    </a:stretch>
+                  </pic:blipFill>
+                  <pic:spPr>
+                    <a:xfrm>
+                      <a:off x="0" y="0"/>
+                      <a:ext cx="5486400" cy="3291840"/>
+                    </a:xfrm>
+                    <a:prstGeom prst="rect"/>
+                  </pic:spPr>
+                </pic:pic>
+              </a:graphicData>
+            </a:graphic>
+          </wp:inline>
+        </w:drawing>
+      </w:r>
+    </w:p>
+    <w:p>
+      <w:pPr>
+        <w:spacing w:line="336" w:lineRule="auto" w:after="180"/>
+      </w:pPr>
+      <w:r>
+        <w:rPr>
+          <w:b w:val="0"/>
+        </w:rPr>
+        <w:t>The library assistant remembers an old opening time, but a current notice can be retrieved. Supplied facts: Approved notice LIB-v = 2 says Wednesday closes at 16: 00; the model previously produced 15: 00.</w:t>
+      </w:r>
+    </w:p>
+    <w:p>
+      <w:pPr>
+        <w:spacing w:line="336" w:lineRule="auto" w:after="180"/>
+      </w:pPr>
+      <w:r>
+        <w:rPr>
+          <w:b w:val="0"/>
+        </w:rPr>
+        <w:t xml:space="preserve">The question asks the current Wednesday closing time. All </w:t>
+      </w:r>
+      <w:r>
+        <w:rPr>
+          <w:b/>
+        </w:rPr>
+        <w:t>input</w:t>
+      </w:r>
+      <w:r>
+        <w:rPr>
+          <w:b w:val="0"/>
+        </w:rPr>
+        <w:t>s and outcomes in this worked example are invented classroom data; no real model run is claimed.</w:t>
+      </w:r>
+    </w:p>
+    <w:p>
+      <w:pPr>
+        <w:spacing w:line="336" w:lineRule="auto" w:after="180"/>
+        <w:shd w:fill="F5F1FB"/>
+      </w:pPr>
+      <w:r>
+        <w:rPr>
+          <w:b w:val="0"/>
+        </w:rPr>
+        <w:t>Point to the given fact that matters most. Explain why it matters.</w:t>
+      </w:r>
+    </w:p>
+    <w:p>
+      <w:pPr>
+        <w:pStyle w:val="Heading3"/>
+      </w:pPr>
+      <w:r>
+        <w:t>My picture explanation, deciding evidence and one limit</w:t>
+      </w:r>
+    </w:p>
+    <w:p>
+      <w:r>
+        <w:t>________________________________________________________________</w:t>
+      </w:r>
+    </w:p>
+    <w:p>
+      <w:r>
+        <w:t>________________________________________________________________</w:t>
+      </w:r>
+    </w:p>
+    <w:p>
+      <w:r>
+        <w:t>________________________________________________________________</w:t>
+      </w:r>
+    </w:p>
+    <w:p>
+      <w:r>
+        <w:t>________________________________________________________________</w:t>
+      </w:r>
+    </w:p>
+    <w:p>
+      <w:pPr>
+        <w:pStyle w:val="Heading3"/>
+      </w:pPr>
+      <w:r>
+        <w:t>02. Follow the deciding steps</w:t>
+      </w:r>
+    </w:p>
+    <w:p>
+      <w:r>
+        <w:drawing>
+          <wp:inline xmlns:a="http://schemas.openxmlformats.org/drawingml/2006/main" xmlns:pic="http://schemas.openxmlformats.org/drawingml/2006/picture">
+            <wp:extent cx="5486400" cy="3337560"/>
+            <wp:docPr id="3" name="Picture 3" descr="Old guess: A remembered-looking answer says 15: 00; no current notice is attached. → Find notice: Retrieve authorised LIB-v = 2, which explicitly says Wednesday closes at 16: 00. → Ground answer: Answer 16: 00 and attach LIB-v = 2. Its words, rather than the earlier guess, support this claim."/>
+            <wp:cNvGraphicFramePr>
+              <a:graphicFrameLocks noChangeAspect="1"/>
+            </wp:cNvGraphicFramePr>
+            <a:graphic>
+              <a:graphicData uri="http://schemas.openxmlformats.org/drawingml/2006/picture">
+                <pic:pic>
+                  <pic:nvPicPr>
+                    <pic:cNvPr id="0" name="academy-story-ai-3-17-02.png"/>
+                    <pic:cNvPicPr/>
+                  </pic:nvPicPr>
+                  <pic:blipFill>
+                    <a:blip r:embed="rId11"/>
+                    <a:stretch>
+                      <a:fillRect/>
+                    </a:stretch>
+                  </pic:blipFill>
+                  <pic:spPr>
+                    <a:xfrm>
+                      <a:off x="0" y="0"/>
+                      <a:ext cx="5486400" cy="3337560"/>
+                    </a:xfrm>
+                    <a:prstGeom prst="rect"/>
+                  </pic:spPr>
+                </pic:pic>
+              </a:graphicData>
+            </a:graphic>
+          </wp:inline>
+        </w:drawing>
+      </w:r>
+    </w:p>
+    <w:p>
+      <w:pPr>
+        <w:spacing w:line="336" w:lineRule="auto" w:after="180"/>
+      </w:pPr>
+      <w:r>
+        <w:rPr>
+          <w:b w:val="0"/>
+        </w:rPr>
+        <w:t>Old guess: A remembered-looking answer says 15: 00; no current notice is attached. → Find notice: Retrieve authorised LIB-v = 2, which explicitly says Wednesday closes at 16: 00. → Ground answer: Answer 16: 00 and attach LIB-v = 2.</w:t>
+      </w:r>
+    </w:p>
+    <w:p>
+      <w:pPr>
+        <w:spacing w:line="336" w:lineRule="auto" w:after="180"/>
+      </w:pPr>
+      <w:r>
+        <w:rPr>
+          <w:b w:val="0"/>
+        </w:rPr>
+        <w:t>Its words, rather than the earlier guess, support this claim.</w:t>
+      </w:r>
+    </w:p>
+    <w:p>
+      <w:pPr>
+        <w:spacing w:line="336" w:lineRule="auto" w:after="180"/>
+        <w:shd w:fill="F5F1FB"/>
+      </w:pPr>
+      <w:r>
+        <w:rPr>
+          <w:b w:val="0"/>
+        </w:rPr>
+        <w:t xml:space="preserve">Point to each numbered stage and explain which recorded </w:t>
+      </w:r>
+      <w:r>
+        <w:rPr>
+          <w:b/>
+        </w:rPr>
+        <w:t>input</w:t>
+      </w:r>
+      <w:r>
+        <w:rPr>
+          <w:b w:val="0"/>
+        </w:rPr>
+        <w:t xml:space="preserve"> it uses.</w:t>
+      </w:r>
+    </w:p>
+    <w:p>
+      <w:pPr>
+        <w:pStyle w:val="Heading3"/>
+      </w:pPr>
+      <w:r>
+        <w:t>My picture explanation, deciding evidence and one limit</w:t>
+      </w:r>
+    </w:p>
+    <w:p>
+      <w:r>
+        <w:t>________________________________________________________________</w:t>
+      </w:r>
+    </w:p>
+    <w:p>
+      <w:r>
+        <w:t>________________________________________________________________</w:t>
+      </w:r>
+    </w:p>
+    <w:p>
+      <w:r>
+        <w:t>________________________________________________________________</w:t>
+      </w:r>
+    </w:p>
+    <w:p>
+      <w:r>
+        <w:t>________________________________________________________________</w:t>
+      </w:r>
+    </w:p>
+    <w:p>
+      <w:pPr>
+        <w:pStyle w:val="Heading3"/>
+      </w:pPr>
+      <w:r>
+        <w:t>03. Retrieval and indexing — evidence trace</w:t>
+      </w:r>
+    </w:p>
+    <w:p>
+      <w:r>
+        <w:drawing>
+          <wp:inline xmlns:a="http://schemas.openxmlformats.org/drawingml/2006/main" xmlns:pic="http://schemas.openxmlformats.org/drawingml/2006/picture">
+            <wp:extent cx="5486400" cy="3145536"/>
+            <wp:docPr id="4" name="Picture 4" descr="Retrieval and indexing — evidence trace. Index v1 contains notice N1 for room A. Corpus v2 supersedes it with N2 for room B, but the query still returns N1. What can be reported? | Assign stable document IDs, versions and permitted access before indexing. Retrieve only authorised records. Preserve source references and define behaviour when a document is missing, outdated or access-restricted. | The stale index returns old evidence. It cannot establish current room approval; refresh against authorised corpus v2 or report unresolved freshness."/>
+            <wp:cNvGraphicFramePr>
+              <a:graphicFrameLocks noChangeAspect="1"/>
+            </wp:cNvGraphicFramePr>
+            <a:graphic>
+              <a:graphicData uri="http://schemas.openxmlformats.org/drawingml/2006/picture">
+                <pic:pic>
+                  <pic:nvPicPr>
+                    <pic:cNvPr id="0" name="academy-story-ai-3-17-03.png"/>
+                    <pic:cNvPicPr/>
+                  </pic:nvPicPr>
+                  <pic:blipFill>
+                    <a:blip r:embed="rId12"/>
+                    <a:stretch>
+                      <a:fillRect/>
+                    </a:stretch>
+                  </pic:blipFill>
+                  <pic:spPr>
+                    <a:xfrm>
+                      <a:off x="0" y="0"/>
+                      <a:ext cx="5486400" cy="3145536"/>
+                    </a:xfrm>
+                    <a:prstGeom prst="rect"/>
+                  </pic:spPr>
+                </pic:pic>
+              </a:graphicData>
+            </a:graphic>
+          </wp:inline>
+        </w:drawing>
+      </w:r>
+    </w:p>
+    <w:p>
+      <w:pPr>
+        <w:spacing w:line="336" w:lineRule="auto" w:after="180"/>
+      </w:pPr>
+      <w:r>
+        <w:rPr>
+          <w:b/>
+        </w:rPr>
+        <w:t>Retrieval</w:t>
+      </w:r>
+      <w:r>
+        <w:rPr>
+          <w:b w:val="0"/>
+        </w:rPr>
+        <w:t xml:space="preserve"> and </w:t>
+      </w:r>
+      <w:r>
+        <w:rPr>
+          <w:b/>
+        </w:rPr>
+        <w:t>index</w:t>
+      </w:r>
+      <w:r>
+        <w:rPr>
+          <w:b w:val="0"/>
+        </w:rPr>
+        <w:t xml:space="preserve">ing — </w:t>
+      </w:r>
+      <w:r>
+        <w:rPr>
+          <w:b/>
+        </w:rPr>
+        <w:t>evidence</w:t>
+      </w:r>
+      <w:r>
+        <w:rPr>
+          <w:b w:val="0"/>
+        </w:rPr>
+        <w:t xml:space="preserve"> trace. </w:t>
+      </w:r>
+      <w:r>
+        <w:rPr>
+          <w:b/>
+        </w:rPr>
+        <w:t>Index</w:t>
+      </w:r>
+      <w:r>
+        <w:rPr>
+          <w:b w:val="0"/>
+        </w:rPr>
+        <w:t xml:space="preserve"> v1 contains notice N1 for room A. </w:t>
+      </w:r>
+      <w:r>
+        <w:rPr>
+          <w:b/>
+        </w:rPr>
+        <w:t>Corpus</w:t>
+      </w:r>
+      <w:r>
+        <w:rPr>
+          <w:b w:val="0"/>
+        </w:rPr>
+        <w:t xml:space="preserve"> v2 supersedes it with N2 for room B, but the query still returns N1.</w:t>
+      </w:r>
+    </w:p>
+    <w:p>
+      <w:pPr>
+        <w:spacing w:line="336" w:lineRule="auto" w:after="180"/>
+      </w:pPr>
+      <w:r>
+        <w:rPr>
+          <w:b w:val="0"/>
+        </w:rPr>
+        <w:t xml:space="preserve">What can be reported? | Assign stable document IDs, versions and permitted access before </w:t>
+      </w:r>
+      <w:r>
+        <w:rPr>
+          <w:b/>
+        </w:rPr>
+        <w:t>index</w:t>
+      </w:r>
+      <w:r>
+        <w:rPr>
+          <w:b w:val="0"/>
+        </w:rPr>
+        <w:t>ing. Retrieve only authorised records.</w:t>
+      </w:r>
+    </w:p>
+    <w:p>
+      <w:pPr>
+        <w:spacing w:line="336" w:lineRule="auto" w:after="180"/>
+      </w:pPr>
+      <w:r>
+        <w:rPr>
+          <w:b w:val="0"/>
+        </w:rPr>
+        <w:t xml:space="preserve">Preserve source references and define behaviour when a document is missing, outdated or access-restricted. | The stale </w:t>
+      </w:r>
+      <w:r>
+        <w:rPr>
+          <w:b/>
+        </w:rPr>
+        <w:t>index</w:t>
+      </w:r>
+      <w:r>
+        <w:rPr>
+          <w:b w:val="0"/>
+        </w:rPr>
+        <w:t xml:space="preserve"> returns old </w:t>
+      </w:r>
+      <w:r>
+        <w:rPr>
+          <w:b/>
+        </w:rPr>
+        <w:t>evidence</w:t>
+      </w:r>
+      <w:r>
+        <w:rPr>
+          <w:b w:val="0"/>
+        </w:rPr>
+        <w:t>.</w:t>
+      </w:r>
+    </w:p>
+    <w:p>
+      <w:pPr>
+        <w:spacing w:line="336" w:lineRule="auto" w:after="180"/>
+      </w:pPr>
+      <w:r>
+        <w:rPr>
+          <w:b w:val="0"/>
+        </w:rPr>
+        <w:t xml:space="preserve">It cannot establish current room approval; refresh against authorised </w:t>
+      </w:r>
+      <w:r>
+        <w:rPr>
+          <w:b/>
+        </w:rPr>
+        <w:t>corpus</w:t>
+      </w:r>
+      <w:r>
+        <w:rPr>
+          <w:b w:val="0"/>
+        </w:rPr>
+        <w:t xml:space="preserve"> v2 or report unresolved </w:t>
+      </w:r>
+      <w:r>
+        <w:rPr>
+          <w:b/>
+        </w:rPr>
+        <w:t>freshness</w:t>
+      </w:r>
+      <w:r>
+        <w:rPr>
+          <w:b w:val="0"/>
+        </w:rPr>
+        <w:t>.</w:t>
+      </w:r>
+    </w:p>
+    <w:p>
+      <w:pPr>
+        <w:spacing w:line="336" w:lineRule="auto" w:after="180"/>
+        <w:shd w:fill="F5F1FB"/>
+      </w:pPr>
+      <w:r>
+        <w:rPr>
+          <w:b w:val="0"/>
+        </w:rPr>
+        <w:t>Read the labels and values. Explain the relationship the model shows.</w:t>
+      </w:r>
+    </w:p>
+    <w:p>
+      <w:pPr>
+        <w:pStyle w:val="Heading3"/>
+      </w:pPr>
+      <w:r>
+        <w:t>My picture explanation, deciding evidence and one limit</w:t>
+      </w:r>
+    </w:p>
+    <w:p>
+      <w:r>
+        <w:t>________________________________________________________________</w:t>
+      </w:r>
+    </w:p>
+    <w:p>
+      <w:r>
+        <w:t>________________________________________________________________</w:t>
+      </w:r>
+    </w:p>
+    <w:p>
+      <w:r>
+        <w:t>________________________________________________________________</w:t>
+      </w:r>
+    </w:p>
+    <w:p>
+      <w:r>
+        <w:t>________________________________________________________________</w:t>
+      </w:r>
+    </w:p>
+    <w:p>
+      <w:pPr>
+        <w:pStyle w:val="Heading3"/>
+      </w:pPr>
+      <w:r>
+        <w:t>04. Change one thing. Trace what follows.</w:t>
+      </w:r>
+    </w:p>
+    <w:p>
+      <w:r>
+        <w:drawing>
+          <wp:inline xmlns:a="http://schemas.openxmlformats.org/drawingml/2006/main" xmlns:pic="http://schemas.openxmlformats.org/drawingml/2006/picture">
+            <wp:extent cx="5486400" cy="3041904"/>
+            <wp:docPr id="5" name="Picture 5" descr="Original case: Answer 16: 00 and attach LIB-v = 2. Its words, rather than the earlier guess, support this claim. Changed condition: LIB-v = 2 is unavailable. Expected result: Report that the current time cannot be verified. Reason: The unsupported old guess does not become current evidence when retrieval fails."/>
+            <wp:cNvGraphicFramePr>
+              <a:graphicFrameLocks noChangeAspect="1"/>
+            </wp:cNvGraphicFramePr>
+            <a:graphic>
+              <a:graphicData uri="http://schemas.openxmlformats.org/drawingml/2006/picture">
+                <pic:pic>
+                  <pic:nvPicPr>
+                    <pic:cNvPr id="0" name="academy-story-ai-3-17-04.png"/>
+                    <pic:cNvPicPr/>
+                  </pic:nvPicPr>
+                  <pic:blipFill>
+                    <a:blip r:embed="rId13"/>
+                    <a:stretch>
+                      <a:fillRect/>
+                    </a:stretch>
+                  </pic:blipFill>
+                  <pic:spPr>
+                    <a:xfrm>
+                      <a:off x="0" y="0"/>
+                      <a:ext cx="5486400" cy="3041904"/>
+                    </a:xfrm>
+                    <a:prstGeom prst="rect"/>
+                  </pic:spPr>
+                </pic:pic>
+              </a:graphicData>
+            </a:graphic>
+          </wp:inline>
+        </w:drawing>
+      </w:r>
+    </w:p>
+    <w:p>
+      <w:pPr>
+        <w:spacing w:line="336" w:lineRule="auto" w:after="180"/>
+      </w:pPr>
+      <w:r>
+        <w:rPr>
+          <w:b w:val="0"/>
+        </w:rPr>
+        <w:t>Original case: Answer 16: 00 and attach LIB-v = 2. Its words, rather than the earlier guess, support this claim. Changed condition: LIB-v = 2 is unavailable. Expected result: Report that the current time cannot be verified.</w:t>
+      </w:r>
+    </w:p>
+    <w:p>
+      <w:pPr>
+        <w:spacing w:line="336" w:lineRule="auto" w:after="180"/>
+      </w:pPr>
+      <w:r>
+        <w:rPr>
+          <w:b w:val="0"/>
+        </w:rPr>
+        <w:t xml:space="preserve">Reason: The unsupported old guess does not become current </w:t>
+      </w:r>
+      <w:r>
+        <w:rPr>
+          <w:b/>
+        </w:rPr>
+        <w:t>evidence</w:t>
+      </w:r>
+      <w:r>
+        <w:rPr>
+          <w:b w:val="0"/>
+        </w:rPr>
+        <w:t xml:space="preserve"> when </w:t>
+      </w:r>
+      <w:r>
+        <w:rPr>
+          <w:b/>
+        </w:rPr>
+        <w:t>retrieval</w:t>
+      </w:r>
+      <w:r>
+        <w:rPr>
+          <w:b w:val="0"/>
+        </w:rPr>
+        <w:t xml:space="preserve"> fails.</w:t>
+      </w:r>
+    </w:p>
+    <w:p>
+      <w:pPr>
+        <w:spacing w:line="336" w:lineRule="auto" w:after="180"/>
+        <w:shd w:fill="F5F1FB"/>
+      </w:pPr>
+      <w:r>
+        <w:rPr>
+          <w:b w:val="0"/>
+        </w:rPr>
+        <w:t>Predict before checking the worked changed-case result. Name what changed and what the supplied facts allow you to conclude.</w:t>
+      </w:r>
+    </w:p>
+    <w:p>
+      <w:pPr>
+        <w:pStyle w:val="Heading3"/>
+      </w:pPr>
+      <w:r>
+        <w:t>My picture explanation, deciding evidence and one limit</w:t>
+      </w:r>
+    </w:p>
+    <w:p>
+      <w:r>
+        <w:t>________________________________________________________________</w:t>
+      </w:r>
+    </w:p>
+    <w:p>
+      <w:r>
+        <w:t>________________________________________________________________</w:t>
+      </w:r>
+    </w:p>
+    <w:p>
+      <w:r>
+        <w:t>________________________________________________________________</w:t>
+      </w:r>
+    </w:p>
+    <w:p>
+      <w:r>
+        <w:t>________________________________________________________________</w:t>
+      </w:r>
+    </w:p>
+    <w:p>
+      <w:pPr>
+        <w:pStyle w:val="Heading3"/>
+      </w:pPr>
+      <w:r>
+        <w:t>05. Connect the explanation to its limit</w:t>
+      </w:r>
+    </w:p>
+    <w:p>
+      <w:r>
+        <w:drawing>
+          <wp:inline xmlns:a="http://schemas.openxmlformats.org/drawingml/2006/main" xmlns:pic="http://schemas.openxmlformats.org/drawingml/2006/picture">
+            <wp:extent cx="5486400" cy="2834640"/>
+            <wp:docPr id="6" name="Picture 6" descr="Read the picture in order. Answer 16: 00 and attach LIB-v = 2. Its words, rather than the earlier guess, support this claim. The arrows show which recorded input or intermediate result each decision uses. Explain the deciding step aloud before checking the changed case; pointing to the final answer alone does not show how it follows. Limit: A retrieved document can itself be wrong or outdated; source approval, date and scope still need checking."/>
+            <wp:cNvGraphicFramePr>
+              <a:graphicFrameLocks noChangeAspect="1"/>
+            </wp:cNvGraphicFramePr>
+            <a:graphic>
+              <a:graphicData uri="http://schemas.openxmlformats.org/drawingml/2006/picture">
+                <pic:pic>
+                  <pic:nvPicPr>
+                    <pic:cNvPr id="0" name="academy-story-ai-3-17-05.png"/>
+                    <pic:cNvPicPr/>
+                  </pic:nvPicPr>
+                  <pic:blipFill>
+                    <a:blip r:embed="rId14"/>
+                    <a:stretch>
+                      <a:fillRect/>
+                    </a:stretch>
+                  </pic:blipFill>
+                  <pic:spPr>
+                    <a:xfrm>
+                      <a:off x="0" y="0"/>
+                      <a:ext cx="5486400" cy="2834640"/>
+                    </a:xfrm>
+                    <a:prstGeom prst="rect"/>
+                  </pic:spPr>
+                </pic:pic>
+              </a:graphicData>
+            </a:graphic>
+          </wp:inline>
+        </w:drawing>
+      </w:r>
+    </w:p>
+    <w:p>
+      <w:pPr>
+        <w:spacing w:line="336" w:lineRule="auto" w:after="180"/>
+      </w:pPr>
+      <w:r>
+        <w:rPr>
+          <w:b w:val="0"/>
+        </w:rPr>
+        <w:t xml:space="preserve">Read the picture in order. Answer 16: 00 and attach LIB-v = 2. Its words, rather than the earlier guess, support this claim. The arrows show which recorded </w:t>
+      </w:r>
+      <w:r>
+        <w:rPr>
+          <w:b/>
+        </w:rPr>
+        <w:t>input</w:t>
+      </w:r>
+      <w:r>
+        <w:rPr>
+          <w:b w:val="0"/>
+        </w:rPr>
+        <w:t xml:space="preserve"> or intermediate result each decision uses.</w:t>
+      </w:r>
+    </w:p>
+    <w:p>
+      <w:pPr>
+        <w:spacing w:line="336" w:lineRule="auto" w:after="180"/>
+      </w:pPr>
+      <w:r>
+        <w:rPr>
+          <w:b w:val="0"/>
+        </w:rPr>
+        <w:t>Explain the deciding step aloud before checking the changed case; pointing to the final answer alone does not show how it follows.</w:t>
+      </w:r>
+    </w:p>
+    <w:p>
+      <w:pPr>
+        <w:spacing w:line="336" w:lineRule="auto" w:after="180"/>
+      </w:pPr>
+      <w:r>
+        <w:rPr>
+          <w:b w:val="0"/>
+        </w:rPr>
+        <w:t>Limit: A retrieved document can itself be wrong or outdated; source approval, date and scope still need checking.</w:t>
+      </w:r>
+    </w:p>
+    <w:p>
+      <w:pPr>
+        <w:spacing w:line="336" w:lineRule="auto" w:after="180"/>
+        <w:shd w:fill="F5F1FB"/>
+      </w:pPr>
+      <w:r>
+        <w:rPr>
+          <w:b w:val="0"/>
+        </w:rPr>
+        <w:t>Explain the case, then point to a limit on the claim.</w:t>
+      </w:r>
+    </w:p>
+    <w:p>
+      <w:pPr>
+        <w:pStyle w:val="Heading3"/>
+      </w:pPr>
+      <w:r>
+        <w:t>My picture explanation, deciding evidence and one limit</w:t>
+      </w:r>
+    </w:p>
+    <w:p>
+      <w:r>
+        <w:t>________________________________________________________________</w:t>
+      </w:r>
+    </w:p>
+    <w:p>
+      <w:r>
+        <w:t>________________________________________________________________</w:t>
+      </w:r>
+    </w:p>
+    <w:p>
+      <w:r>
+        <w:t>________________________________________________________________</w:t>
+      </w:r>
+    </w:p>
+    <w:p>
+      <w:r>
+        <w:t>________________________________________________________________</w:t>
+      </w:r>
+    </w:p>
+    <w:p>
+      <w:pPr>
+        <w:pStyle w:val="Heading3"/>
+      </w:pPr>
+      <w:r>
+        <w:t>06. Make the idea visible in your project</w:t>
+      </w:r>
+    </w:p>
+    <w:p>
+      <w:r>
+        <w:drawing>
+          <wp:inline xmlns:a="http://schemas.openxmlformats.org/drawingml/2006/main" xmlns:pic="http://schemas.openxmlformats.org/drawingml/2006/picture">
+            <wp:extent cx="5486400" cy="3681984"/>
+            <wp:docPr id="7" name="Picture 7" descr="For your Verified Study Buddy, save the input, procedure, observed result and limitation of this check. Label this worked example as practice; use a different, previously unreviewed case when checking independent understanding. Draw your input, deciding step, result and limit. Supported question: Why can the assistant not certify 15: 00 when the notice is missing? Point to the relevant step in the picture, then write the changed result and the rule or evidence that supports it."/>
+            <wp:cNvGraphicFramePr>
+              <a:graphicFrameLocks noChangeAspect="1"/>
+            </wp:cNvGraphicFramePr>
+            <a:graphic>
+              <a:graphicData uri="http://schemas.openxmlformats.org/drawingml/2006/picture">
+                <pic:pic>
+                  <pic:nvPicPr>
+                    <pic:cNvPr id="0" name="academy-story-ai-3-17-06.png"/>
+                    <pic:cNvPicPr/>
+                  </pic:nvPicPr>
+                  <pic:blipFill>
+                    <a:blip r:embed="rId15"/>
+                    <a:stretch>
+                      <a:fillRect/>
+                    </a:stretch>
+                  </pic:blipFill>
+                  <pic:spPr>
+                    <a:xfrm>
+                      <a:off x="0" y="0"/>
+                      <a:ext cx="5486400" cy="3681984"/>
+                    </a:xfrm>
+                    <a:prstGeom prst="rect"/>
+                  </pic:spPr>
+                </pic:pic>
+              </a:graphicData>
+            </a:graphic>
+          </wp:inline>
+        </w:drawing>
+      </w:r>
+    </w:p>
+    <w:p>
+      <w:pPr>
+        <w:spacing w:line="336" w:lineRule="auto" w:after="180"/>
+      </w:pPr>
+      <w:r>
+        <w:rPr>
+          <w:b w:val="0"/>
+        </w:rPr>
+        <w:t xml:space="preserve">For your Verified Study Buddy, save the </w:t>
+      </w:r>
+      <w:r>
+        <w:rPr>
+          <w:b/>
+        </w:rPr>
+        <w:t>input</w:t>
+      </w:r>
+      <w:r>
+        <w:rPr>
+          <w:b w:val="0"/>
+        </w:rPr>
+        <w:t>, procedure, observed result and limitation of this check.</w:t>
+      </w:r>
+    </w:p>
+    <w:p>
+      <w:pPr>
+        <w:spacing w:line="336" w:lineRule="auto" w:after="180"/>
+      </w:pPr>
+      <w:r>
+        <w:rPr>
+          <w:b w:val="0"/>
+        </w:rPr>
+        <w:t xml:space="preserve">Label this worked example as practice; use a different, previously unreviewed case when checking independent understanding. Draw your </w:t>
+      </w:r>
+      <w:r>
+        <w:rPr>
+          <w:b/>
+        </w:rPr>
+        <w:t>input</w:t>
+      </w:r>
+      <w:r>
+        <w:rPr>
+          <w:b w:val="0"/>
+        </w:rPr>
+        <w:t>, deciding step, result and limit.</w:t>
+      </w:r>
+    </w:p>
+    <w:p>
+      <w:pPr>
+        <w:spacing w:line="336" w:lineRule="auto" w:after="180"/>
+      </w:pPr>
+      <w:r>
+        <w:rPr>
+          <w:b w:val="0"/>
+        </w:rPr>
+        <w:t xml:space="preserve">Supported question: Why can the assistant not certify 15: 00 when the notice is missing? Point to the relevant step in the picture, then write the changed result and the rule or </w:t>
+      </w:r>
+      <w:r>
+        <w:rPr>
+          <w:b/>
+        </w:rPr>
+        <w:t>evidence</w:t>
+      </w:r>
+      <w:r>
+        <w:rPr>
+          <w:b w:val="0"/>
+        </w:rPr>
+        <w:t xml:space="preserve"> that supports it.</w:t>
+      </w:r>
+    </w:p>
+    <w:p>
+      <w:pPr>
+        <w:spacing w:line="336" w:lineRule="auto" w:after="180"/>
+        <w:shd w:fill="F5F1FB"/>
+      </w:pPr>
+      <w:r>
+        <w:rPr>
+          <w:b w:val="0"/>
+        </w:rPr>
+        <w:t xml:space="preserve">Draw your project trace and justify the deciding step using </w:t>
+      </w:r>
+      <w:r>
+        <w:rPr>
+          <w:b/>
+        </w:rPr>
+        <w:t>evidence</w:t>
+      </w:r>
+      <w:r>
+        <w:rPr>
+          <w:b w:val="0"/>
+        </w:rPr>
+        <w:t>.</w:t>
+      </w:r>
+    </w:p>
+    <w:p>
+      <w:pPr>
+        <w:pStyle w:val="Heading3"/>
+      </w:pPr>
+      <w:r>
+        <w:t>My picture explanation, deciding evidence and one limit</w:t>
       </w:r>
     </w:p>
     <w:p>

--- a/downloads/workbook/ai-3-week-17.docx
+++ b/downloads/workbook/ai-3-week-17.docx
@@ -1108,6 +1108,26 @@
     </w:p>
     <w:p>
       <w:pPr>
+        <w:pStyle w:val="Heading3"/>
+      </w:pPr>
+      <w:r>
+        <w:t>Where to find the supplied example</w:t>
+      </w:r>
+    </w:p>
+    <w:p>
+      <w:pPr>
+        <w:spacing w:line="336" w:lineRule="auto" w:after="180"/>
+        <w:shd w:fill="F1F6F8"/>
+      </w:pPr>
+      <w:r>
+        <w:rPr>
+          <w:b w:val="0"/>
+        </w:rPr>
+        <w:t>Reference for this exercise: open this week’s student lesson, “Model Memory vs Retrieval”, at “See how it works” and “Follow a worked example”. Use the original worked values or code named in the question; the later pictorial case is a separate example. Keep this reference beside your workbook while practising.</w:t>
+      </w:r>
+    </w:p>
+    <w:p>
+      <w:pPr>
         <w:spacing w:line="336" w:lineRule="auto" w:after="180"/>
       </w:pPr>
       <w:r>
@@ -1439,6 +1459,26 @@
     <w:p>
       <w:r>
         <w:t>Design a revealing follow-up. Apply the supplied Model Memory vs Retrieval facts and keep your reasoning.</w:t>
+      </w:r>
+    </w:p>
+    <w:p>
+      <w:pPr>
+        <w:pStyle w:val="Heading3"/>
+      </w:pPr>
+      <w:r>
+        <w:t>Where to find the supplied example</w:t>
+      </w:r>
+    </w:p>
+    <w:p>
+      <w:pPr>
+        <w:spacing w:line="336" w:lineRule="auto" w:after="180"/>
+        <w:shd w:fill="F1F6F8"/>
+      </w:pPr>
+      <w:r>
+        <w:rPr>
+          <w:b w:val="0"/>
+        </w:rPr>
+        <w:t>Reference for this exercise: open this week’s student lesson, “Model Memory vs Retrieval”, at “See how it works” and “Follow a worked example”. Use the original worked values or code named in the question; the later pictorial case is a separate example. Keep this reference beside your workbook while practising.</w:t>
       </w:r>
     </w:p>
     <w:p>

--- a/downloads/workbook/ai-3-week-17.docx
+++ b/downloads/workbook/ai-3-week-17.docx
@@ -25,12 +25,518 @@
         <w:pStyle w:val="Heading1"/>
       </w:pPr>
       <w:r>
-        <w:t>01. Recall and choose your starting point</w:t>
-      </w:r>
-    </w:p>
-    <w:p>
-      <w:r>
-        <w:t>Record your starting explanation for Model Memory vs Retrieval before opening notes. Show any later correction separately.</w:t>
+        <w:t>One connected retrieval and routing record.</w:t>
+      </w:r>
+    </w:p>
+    <w:p>
+      <w:r>
+        <w:t>Explain the index, trace stale evidence, audit a shortcut and design a revealing check.</w:t>
+      </w:r>
+    </w:p>
+    <w:p>
+      <w:r>
+        <w:t>Keep source IDs, versions, access conditions and unresolved facts together.</w:t>
+      </w:r>
+    </w:p>
+    <w:p>
+      <w:pPr>
+        <w:pStyle w:val="Heading1"/>
+      </w:pPr>
+      <w:r>
+        <w:t>01. Recall: reconnect earlier ideas</w:t>
+      </w:r>
+    </w:p>
+    <w:p>
+      <w:r>
+        <w:t>Retrieve before opening notes.</w:t>
+      </w:r>
+    </w:p>
+    <w:p>
+      <w:pPr>
+        <w:pStyle w:val="Heading2"/>
+      </w:pPr>
+      <w:r>
+        <w:t>Retrieve and explain</w:t>
+      </w:r>
+    </w:p>
+    <w:p>
+      <w:pPr>
+        <w:pStyle w:val="ListBullet"/>
+      </w:pPr>
+      <w:r>
+        <w:t>Try the recall before opening notes. Then use a different colour or a labelled second line to correct your explanation.</w:t>
+      </w:r>
+    </w:p>
+    <w:p>
+      <w:pPr>
+        <w:pStyle w:val="ListBullet"/>
+      </w:pPr>
+      <w:r>
+        <w:t>Without opening the old lesson, explain one key idea from Verify Numbers and Dates. Give an example and a mistake that the idea helps you avoid.</w:t>
+      </w:r>
+    </w:p>
+    <w:p>
+      <w:pPr>
+        <w:pStyle w:val="Heading3"/>
+      </w:pPr>
+      <w:r>
+        <w:t>My remembered idea, example and correction</w:t>
+      </w:r>
+    </w:p>
+    <w:p>
+      <w:r>
+        <w:t>________________________________________________________________</w:t>
+      </w:r>
+    </w:p>
+    <w:p>
+      <w:r>
+        <w:t>________________________________________________________________</w:t>
+      </w:r>
+    </w:p>
+    <w:p>
+      <w:r>
+        <w:t>________________________________________________________________</w:t>
+      </w:r>
+    </w:p>
+    <w:p>
+      <w:pPr>
+        <w:pStyle w:val="ListBullet"/>
+      </w:pPr>
+      <w:r>
+        <w:t>Without opening the old lesson, explain one key idea from Hallucination Failure Types. Give an example and a mistake that the idea helps you avoid.</w:t>
+      </w:r>
+    </w:p>
+    <w:p>
+      <w:pPr>
+        <w:pStyle w:val="Heading3"/>
+      </w:pPr>
+      <w:r>
+        <w:t>My remembered idea, example and correction</w:t>
+      </w:r>
+    </w:p>
+    <w:p>
+      <w:r>
+        <w:t>________________________________________________________________</w:t>
+      </w:r>
+    </w:p>
+    <w:p>
+      <w:r>
+        <w:t>________________________________________________________________</w:t>
+      </w:r>
+    </w:p>
+    <w:p>
+      <w:r>
+        <w:t>________________________________________________________________</w:t>
+      </w:r>
+    </w:p>
+    <w:p>
+      <w:pPr>
+        <w:pStyle w:val="ListBullet"/>
+      </w:pPr>
+      <w:r>
+        <w:t>Without opening the old lesson, explain one key idea from Visual Composition. Give an example and a mistake that the idea helps you avoid.</w:t>
+      </w:r>
+    </w:p>
+    <w:p>
+      <w:pPr>
+        <w:pStyle w:val="Heading3"/>
+      </w:pPr>
+      <w:r>
+        <w:t>My remembered idea, example and correction</w:t>
+      </w:r>
+    </w:p>
+    <w:p>
+      <w:r>
+        <w:t>________________________________________________________________</w:t>
+      </w:r>
+    </w:p>
+    <w:p>
+      <w:r>
+        <w:t>________________________________________________________________</w:t>
+      </w:r>
+    </w:p>
+    <w:p>
+      <w:r>
+        <w:t>________________________________________________________________</w:t>
+      </w:r>
+    </w:p>
+    <w:p>
+      <w:pPr>
+        <w:pStyle w:val="Heading2"/>
+      </w:pPr>
+      <w:r>
+        <w:t>Earlier wording, alternatives and picture transcripts · reference / check after trying</w:t>
+      </w:r>
+    </w:p>
+    <w:p>
+      <w:pPr>
+        <w:pStyle w:val="Heading3"/>
+      </w:pPr>
+      <w:r>
+        <w:t>Verify Numbers and Dates</w:t>
+      </w:r>
+    </w:p>
+    <w:p>
+      <w:pPr>
+        <w:pStyle w:val="Heading3"/>
+      </w:pPr>
+      <w:r>
+        <w:t>Hallucination Failure Types</w:t>
+      </w:r>
+    </w:p>
+    <w:p>
+      <w:pPr>
+        <w:pStyle w:val="Heading3"/>
+      </w:pPr>
+      <w:r>
+        <w:t>Visual Composition</w:t>
+      </w:r>
+    </w:p>
+    <w:p>
+      <w:pPr>
+        <w:pStyle w:val="Heading1"/>
+      </w:pPr>
+      <w:r>
+        <w:t>12. W1 · Explain retrieval and indexing</w:t>
+      </w:r>
+    </w:p>
+    <w:p>
+      <w:r>
+        <w:t>Separate learned patterns, searchable representation and source passage.</w:t>
+      </w:r>
+    </w:p>
+    <w:p>
+      <w:pPr>
+        <w:pStyle w:val="Heading2"/>
+      </w:pPr>
+      <w:r>
+        <w:t>Your evidence record</w:t>
+      </w:r>
+    </w:p>
+    <w:p>
+      <w:pPr>
+        <w:pStyle w:val="ListBullet"/>
+      </w:pPr>
+      <w:r>
+        <w:t>Room-index practice: index v1 returns N1 assigning room A. Supplied corpus v2 supersedes N1 with N2 assigning room B. A stale returned record cannot establish current approval. Refresh against the authorised corpus or report unresolved freshness. Separate library case: approved current LIB-v2 says Wednesday closes16:00; older generated output says15:00. If the notice is unavailable, current time is unverified.</w:t>
+      </w:r>
+    </w:p>
+    <w:p>
+      <w:pPr>
+        <w:pStyle w:val="ListBullet"/>
+      </w:pPr>
+      <w:r>
+        <w:t>Reference for this exercise: open this week’s student lesson, “Model Memory vs Retrieval”, at “See how it works” and “Follow a worked example”. Use the original worked values or code named in the question; the later pictorial case is a separate example. Keep this reference beside your workbook while practising.</w:t>
+      </w:r>
+    </w:p>
+    <w:p>
+      <w:pPr>
+        <w:pStyle w:val="ListBullet"/>
+      </w:pPr>
+      <w:r>
+        <w:t>Explain the weekly mechanism in your own words. Use the worked scenario to name its input, decision rule and output.</w:t>
+      </w:r>
+    </w:p>
+    <w:p>
+      <w:pPr>
+        <w:pStyle w:val="Heading3"/>
+      </w:pPr>
+      <w:r>
+        <w:t>My reasoning and evidence</w:t>
+      </w:r>
+    </w:p>
+    <w:p>
+      <w:r>
+        <w:t>________________________________________________________________</w:t>
+      </w:r>
+    </w:p>
+    <w:p>
+      <w:r>
+        <w:t>________________________________________________________________</w:t>
+      </w:r>
+    </w:p>
+    <w:p>
+      <w:r>
+        <w:t>________________________________________________________________</w:t>
+      </w:r>
+    </w:p>
+    <w:p>
+      <w:r>
+        <w:t>________________________________________________________________</w:t>
+      </w:r>
+    </w:p>
+    <w:p>
+      <w:r>
+        <w:t>________________________________________________________________</w:t>
+      </w:r>
+    </w:p>
+    <w:p>
+      <w:r>
+        <w:t>________________________________________________________________</w:t>
+      </w:r>
+    </w:p>
+    <w:p>
+      <w:pPr>
+        <w:pStyle w:val="Heading1"/>
+      </w:pPr>
+      <w:r>
+        <w:t>13. W2 · Trace the stale room index</w:t>
+      </w:r>
+    </w:p>
+    <w:p>
+      <w:r>
+        <w:t>Retain corpus and index versions in the answer.</w:t>
+      </w:r>
+    </w:p>
+    <w:p>
+      <w:pPr>
+        <w:pStyle w:val="Heading2"/>
+      </w:pPr>
+      <w:r>
+        <w:t>Your evidence record</w:t>
+      </w:r>
+    </w:p>
+    <w:p>
+      <w:pPr>
+        <w:pStyle w:val="ListBullet"/>
+      </w:pPr>
+      <w:r>
+        <w:t>Room-index practice: index v1 returns N1 assigning room A. Supplied corpus v2 supersedes N1 with N2 assigning room B. A stale returned record cannot establish current approval. Refresh against the authorised corpus or report unresolved freshness. Separate library case: approved current LIB-v2 says Wednesday closes16:00; older generated output says15:00. If the notice is unavailable, current time is unverified.</w:t>
+      </w:r>
+    </w:p>
+    <w:p>
+      <w:pPr>
+        <w:pStyle w:val="ListBullet"/>
+      </w:pPr>
+      <w:r>
+        <w:t>Index v1 contains notice N1 for room A. Corpus v2 supersedes it with N2 for room B, but the query still returns N1. What can be reported? Show the intermediate steps and give the conclusion with its scope.</w:t>
+      </w:r>
+    </w:p>
+    <w:p>
+      <w:pPr>
+        <w:pStyle w:val="Heading3"/>
+      </w:pPr>
+      <w:r>
+        <w:t>My reasoning and evidence</w:t>
+      </w:r>
+    </w:p>
+    <w:p>
+      <w:r>
+        <w:t>________________________________________________________________</w:t>
+      </w:r>
+    </w:p>
+    <w:p>
+      <w:r>
+        <w:t>________________________________________________________________</w:t>
+      </w:r>
+    </w:p>
+    <w:p>
+      <w:r>
+        <w:t>________________________________________________________________</w:t>
+      </w:r>
+    </w:p>
+    <w:p>
+      <w:r>
+        <w:t>________________________________________________________________</w:t>
+      </w:r>
+    </w:p>
+    <w:p>
+      <w:r>
+        <w:t>________________________________________________________________</w:t>
+      </w:r>
+    </w:p>
+    <w:p>
+      <w:r>
+        <w:t>________________________________________________________________</w:t>
+      </w:r>
+    </w:p>
+    <w:p>
+      <w:r>
+        <w:t>________________________________________________________________</w:t>
+      </w:r>
+    </w:p>
+    <w:p>
+      <w:pPr>
+        <w:pStyle w:val="Heading1"/>
+      </w:pPr>
+      <w:r>
+        <w:t>14. W3 · Audit a retrieval guarantee</w:t>
+      </w:r>
+    </w:p>
+    <w:p>
+      <w:r>
+        <w:t>Similarity does not establish authorisation or current applicability.</w:t>
+      </w:r>
+    </w:p>
+    <w:p>
+      <w:pPr>
+        <w:pStyle w:val="Heading2"/>
+      </w:pPr>
+      <w:r>
+        <w:t>Your evidence record</w:t>
+      </w:r>
+    </w:p>
+    <w:p>
+      <w:pPr>
+        <w:pStyle w:val="ListBullet"/>
+      </w:pPr>
+      <w:r>
+        <w:t>Room-index practice: index v1 returns N1 assigning room A. Supplied corpus v2 supersedes N1 with N2 assigning room B. A stale returned record cannot establish current approval. Refresh against the authorised corpus or report unresolved freshness. Separate library case: approved current LIB-v2 says Wednesday closes16:00; older generated output says15:00. If the notice is unavailable, current time is unverified.</w:t>
+      </w:r>
+    </w:p>
+    <w:p>
+      <w:pPr>
+        <w:pStyle w:val="ListBullet"/>
+      </w:pPr>
+      <w:r>
+        <w:t>A report omits this qualification: High retrieval similarity does not override permissions or make an obsolete source current. Explain how omitting it could change a reader's interpretation, and write an accurate replacement.</w:t>
+      </w:r>
+    </w:p>
+    <w:p>
+      <w:pPr>
+        <w:pStyle w:val="Heading3"/>
+      </w:pPr>
+      <w:r>
+        <w:t>My reasoning and evidence</w:t>
+      </w:r>
+    </w:p>
+    <w:p>
+      <w:r>
+        <w:t>________________________________________________________________</w:t>
+      </w:r>
+    </w:p>
+    <w:p>
+      <w:r>
+        <w:t>________________________________________________________________</w:t>
+      </w:r>
+    </w:p>
+    <w:p>
+      <w:r>
+        <w:t>________________________________________________________________</w:t>
+      </w:r>
+    </w:p>
+    <w:p>
+      <w:r>
+        <w:t>________________________________________________________________</w:t>
+      </w:r>
+    </w:p>
+    <w:p>
+      <w:r>
+        <w:t>________________________________________________________________</w:t>
+      </w:r>
+    </w:p>
+    <w:p>
+      <w:r>
+        <w:t>________________________________________________________________</w:t>
+      </w:r>
+    </w:p>
+    <w:p>
+      <w:pPr>
+        <w:pStyle w:val="Heading1"/>
+      </w:pPr>
+      <w:r>
+        <w:t>16. W5 · Design a revealing retrieval check</w:t>
+      </w:r>
+    </w:p>
+    <w:p>
+      <w:r>
+        <w:t>Specify source IDs, versions, eligibility and the expected fallback.</w:t>
+      </w:r>
+    </w:p>
+    <w:p>
+      <w:pPr>
+        <w:pStyle w:val="Heading2"/>
+      </w:pPr>
+      <w:r>
+        <w:t>Your evidence record</w:t>
+      </w:r>
+    </w:p>
+    <w:p>
+      <w:pPr>
+        <w:pStyle w:val="ListBullet"/>
+      </w:pPr>
+      <w:r>
+        <w:t>Room-index practice: index v1 returns N1 assigning room A. Supplied corpus v2 supersedes N1 with N2 assigning room B. A stale returned record cannot establish current approval. Refresh against the authorised corpus or report unresolved freshness. Separate library case: approved current LIB-v2 says Wednesday closes16:00; older generated output says15:00. If the notice is unavailable, current time is unverified.</w:t>
+      </w:r>
+    </w:p>
+    <w:p>
+      <w:pPr>
+        <w:pStyle w:val="ListBullet"/>
+      </w:pPr>
+      <w:r>
+        <w:t>Reference for this exercise: open this week’s student lesson, “Model Memory vs Retrieval”, at “See how it works” and “Follow a worked example”. Use the original worked values or code named in the question; the later pictorial case is a separate example. Keep this reference beside your workbook while practising.</w:t>
+      </w:r>
+    </w:p>
+    <w:p>
+      <w:pPr>
+        <w:pStyle w:val="ListBullet"/>
+      </w:pPr>
+      <w:r>
+        <w:t>For the worked scenario, propose one additional case that could reveal a failure, describe its expected outcome before running it, and explain what would need to remain fixed for a fair comparison. Do not reuse W4 as a new final test after receiving feedback.</w:t>
+      </w:r>
+    </w:p>
+    <w:p>
+      <w:pPr>
+        <w:pStyle w:val="Heading3"/>
+      </w:pPr>
+      <w:r>
+        <w:t>My reasoning and evidence</w:t>
+      </w:r>
+    </w:p>
+    <w:p>
+      <w:r>
+        <w:t>________________________________________________________________</w:t>
+      </w:r>
+    </w:p>
+    <w:p>
+      <w:r>
+        <w:t>________________________________________________________________</w:t>
+      </w:r>
+    </w:p>
+    <w:p>
+      <w:r>
+        <w:t>________________________________________________________________</w:t>
+      </w:r>
+    </w:p>
+    <w:p>
+      <w:r>
+        <w:t>________________________________________________________________</w:t>
+      </w:r>
+    </w:p>
+    <w:p>
+      <w:r>
+        <w:t>________________________________________________________________</w:t>
+      </w:r>
+    </w:p>
+    <w:p>
+      <w:r>
+        <w:t>________________________________________________________________</w:t>
+      </w:r>
+    </w:p>
+    <w:p>
+      <w:r>
+        <w:t>________________________________________________________________</w:t>
+      </w:r>
+    </w:p>
+    <w:p>
+      <w:pPr>
+        <w:pStyle w:val="Heading1"/>
+      </w:pPr>
+      <w:r>
+        <w:t>04. W4 · Inspect a new student corpus result independently</w:t>
+      </w:r>
+    </w:p>
+    <w:p>
+      <w:r>
+        <w:t>Keep one first attempt before hints or feedback.</w:t>
+      </w:r>
+    </w:p>
+    <w:p>
+      <w:pPr>
+        <w:pStyle w:val="Heading2"/>
+      </w:pPr>
+      <w:r>
+        <w:t>Read and explain independently</w:t>
       </w:r>
     </w:p>
     <w:p>
@@ -41,404 +547,7 @@
         <w:rPr>
           <w:b w:val="0"/>
         </w:rPr>
-        <w:t>Try the recall before opening notes. Then use a different colour or a labelled second line to correct your explanation.</w:t>
-      </w:r>
-    </w:p>
-    <w:p>
-      <w:pPr>
-        <w:pStyle w:val="Heading3"/>
-      </w:pPr>
-      <w:r>
-        <w:t>Verify Numbers and Dates</w:t>
-      </w:r>
-    </w:p>
-    <w:p>
-      <w:pPr>
-        <w:spacing w:line="336" w:lineRule="auto" w:after="180"/>
-      </w:pPr>
-      <w:r>
-        <w:rPr>
-          <w:b w:val="0"/>
-        </w:rPr>
-        <w:t>Without opening the old lesson, explain one key idea from Verify Numbers and Dates. Give an example and a mistake that the idea helps you avoid.</w:t>
-      </w:r>
-    </w:p>
-    <w:p>
-      <w:pPr>
-        <w:pStyle w:val="Heading3"/>
-      </w:pPr>
-      <w:r>
-        <w:t>My remembered idea, example and correction</w:t>
-      </w:r>
-    </w:p>
-    <w:p>
-      <w:r>
-        <w:t>________________________________________________________________</w:t>
-      </w:r>
-    </w:p>
-    <w:p>
-      <w:r>
-        <w:t>________________________________________________________________</w:t>
-      </w:r>
-    </w:p>
-    <w:p>
-      <w:r>
-        <w:t>________________________________________________________________</w:t>
-      </w:r>
-    </w:p>
-    <w:p>
-      <w:pPr>
-        <w:pStyle w:val="Heading3"/>
-      </w:pPr>
-      <w:r>
-        <w:t>Hallucination Failure Types</w:t>
-      </w:r>
-    </w:p>
-    <w:p>
-      <w:pPr>
-        <w:spacing w:line="336" w:lineRule="auto" w:after="180"/>
-      </w:pPr>
-      <w:r>
-        <w:rPr>
-          <w:b w:val="0"/>
-        </w:rPr>
-        <w:t>Without opening the old lesson, explain one key idea from Hallucination Failure Types. Give an example and a mistake that the idea helps you avoid.</w:t>
-      </w:r>
-    </w:p>
-    <w:p>
-      <w:pPr>
-        <w:pStyle w:val="Heading3"/>
-      </w:pPr>
-      <w:r>
-        <w:t>My remembered idea, example and correction</w:t>
-      </w:r>
-    </w:p>
-    <w:p>
-      <w:r>
-        <w:t>________________________________________________________________</w:t>
-      </w:r>
-    </w:p>
-    <w:p>
-      <w:r>
-        <w:t>________________________________________________________________</w:t>
-      </w:r>
-    </w:p>
-    <w:p>
-      <w:r>
-        <w:t>________________________________________________________________</w:t>
-      </w:r>
-    </w:p>
-    <w:p>
-      <w:pPr>
-        <w:pStyle w:val="Heading3"/>
-      </w:pPr>
-      <w:r>
-        <w:t>Visual Composition</w:t>
-      </w:r>
-    </w:p>
-    <w:p>
-      <w:pPr>
-        <w:spacing w:line="336" w:lineRule="auto" w:after="180"/>
-      </w:pPr>
-      <w:r>
-        <w:rPr>
-          <w:b w:val="0"/>
-        </w:rPr>
-        <w:t>Without opening the old lesson, explain one key idea from Visual Composition. Give an example and a mistake that the idea helps you avoid.</w:t>
-      </w:r>
-    </w:p>
-    <w:p>
-      <w:pPr>
-        <w:pStyle w:val="Heading3"/>
-      </w:pPr>
-      <w:r>
-        <w:t>My remembered idea, example and correction</w:t>
-      </w:r>
-    </w:p>
-    <w:p>
-      <w:r>
-        <w:t>________________________________________________________________</w:t>
-      </w:r>
-    </w:p>
-    <w:p>
-      <w:r>
-        <w:t>________________________________________________________________</w:t>
-      </w:r>
-    </w:p>
-    <w:p>
-      <w:r>
-        <w:t>________________________________________________________________</w:t>
-      </w:r>
-    </w:p>
-    <w:p>
-      <w:pPr>
-        <w:pStyle w:val="Heading1"/>
-      </w:pPr>
-      <w:r>
-        <w:t>02. Practise with fading help</w:t>
-      </w:r>
-    </w:p>
-    <w:p>
-      <w:r>
-        <w:t>Complete the supported Model Memory vs Retrieval trace and record the first step you can explain without help.</w:t>
-      </w:r>
-    </w:p>
-    <w:p>
-      <w:pPr>
-        <w:spacing w:line="336" w:lineRule="auto" w:after="180"/>
-      </w:pPr>
-      <w:r>
-        <w:rPr>
-          <w:b w:val="0"/>
-        </w:rPr>
-        <w:t xml:space="preserve">Use W2: Trace the worked case for </w:t>
-      </w:r>
-      <w:r>
-        <w:rPr>
-          <w:b/>
-        </w:rPr>
-        <w:t>Retrieval</w:t>
-      </w:r>
-      <w:r>
-        <w:rPr>
-          <w:b w:val="0"/>
-        </w:rPr>
-        <w:t xml:space="preserve"> and </w:t>
-      </w:r>
-      <w:r>
-        <w:rPr>
-          <w:b/>
-        </w:rPr>
-        <w:t>index</w:t>
-      </w:r>
-      <w:r>
-        <w:rPr>
-          <w:b w:val="0"/>
-        </w:rPr>
-        <w:t>ing. Record the answer once; the lesson and workbook refer to the same attempt.</w:t>
-      </w:r>
-    </w:p>
-    <w:tbl>
-      <w:tblPr>
-        <w:tblStyle w:val="LightShading-Accent1"/>
-        <w:tblW w:type="auto" w:w="0"/>
-        <w:tblLook w:firstColumn="1" w:firstRow="1" w:lastColumn="0" w:lastRow="0" w:noHBand="0" w:noVBand="1" w:val="04A0"/>
-      </w:tblPr>
-      <w:tblGrid>
-        <w:gridCol w:w="2556"/>
-        <w:gridCol w:w="2556"/>
-        <w:gridCol w:w="2556"/>
-        <w:gridCol w:w="2556"/>
-      </w:tblGrid>
-      <w:tr>
-        <w:trPr>
-          <w:tblHeader/>
-        </w:trPr>
-        <w:tc>
-          <w:tcPr>
-            <w:tcW w:type="dxa" w:w="2556"/>
-          </w:tcPr>
-          <w:p>
-            <w:r>
-              <w:t>Given inputs</w:t>
-            </w:r>
-          </w:p>
-        </w:tc>
-        <w:tc>
-          <w:tcPr>
-            <w:tcW w:type="dxa" w:w="2556"/>
-          </w:tcPr>
-          <w:p>
-            <w:r>
-              <w:t>Procedure I chose</w:t>
-            </w:r>
-          </w:p>
-        </w:tc>
-        <w:tc>
-          <w:tcPr>
-            <w:tcW w:type="dxa" w:w="2556"/>
-          </w:tcPr>
-          <w:p>
-            <w:r>
-              <w:t>Middle steps</w:t>
-            </w:r>
-          </w:p>
-        </w:tc>
-        <w:tc>
-          <w:tcPr>
-            <w:tcW w:type="dxa" w:w="2556"/>
-          </w:tcPr>
-          <w:p>
-            <w:r>
-              <w:t>Result and check</w:t>
-            </w:r>
-          </w:p>
-        </w:tc>
-      </w:tr>
-      <w:tr>
-        <w:tc>
-          <w:tcPr>
-            <w:tcW w:type="dxa" w:w="2556"/>
-          </w:tcPr>
-          <w:p>
-            <w:r/>
-          </w:p>
-        </w:tc>
-        <w:tc>
-          <w:tcPr>
-            <w:tcW w:type="dxa" w:w="2556"/>
-          </w:tcPr>
-          <w:p>
-            <w:r/>
-          </w:p>
-        </w:tc>
-        <w:tc>
-          <w:tcPr>
-            <w:tcW w:type="dxa" w:w="2556"/>
-          </w:tcPr>
-          <w:p>
-            <w:r/>
-          </w:p>
-        </w:tc>
-        <w:tc>
-          <w:tcPr>
-            <w:tcW w:type="dxa" w:w="2556"/>
-          </w:tcPr>
-          <w:p>
-            <w:r/>
-          </w:p>
-        </w:tc>
-      </w:tr>
-    </w:tbl>
-    <w:p>
-      <w:pPr>
-        <w:pStyle w:val="Heading3"/>
-      </w:pPr>
-      <w:r>
-        <w:t>The step I completed without help, and the hint I needed</w:t>
-      </w:r>
-    </w:p>
-    <w:p>
-      <w:r>
-        <w:t>________________________________________________________________</w:t>
-      </w:r>
-    </w:p>
-    <w:p>
-      <w:r>
-        <w:t>________________________________________________________________</w:t>
-      </w:r>
-    </w:p>
-    <w:p>
-      <w:r>
-        <w:t>________________________________________________________________</w:t>
-      </w:r>
-    </w:p>
-    <w:p>
-      <w:pPr>
-        <w:pStyle w:val="Heading1"/>
-      </w:pPr>
-      <w:r>
-        <w:t>03. Individual reasoning check</w:t>
-      </w:r>
-    </w:p>
-    <w:p>
-      <w:r>
-        <w:t>Check the proposed Model Memory vs Retrieval explanation against the supplied facts before discussing it.</w:t>
-      </w:r>
-    </w:p>
-    <w:p>
-      <w:pPr>
-        <w:spacing w:line="336" w:lineRule="auto" w:after="180"/>
-      </w:pPr>
-      <w:r>
-        <w:rPr>
-          <w:b w:val="0"/>
-        </w:rPr>
-        <w:t xml:space="preserve">Use the worked case for </w:t>
-      </w:r>
-      <w:r>
-        <w:rPr>
-          <w:b/>
-        </w:rPr>
-        <w:t>Retrieval</w:t>
-      </w:r>
-      <w:r>
-        <w:rPr>
-          <w:b w:val="0"/>
-        </w:rPr>
-        <w:t xml:space="preserve"> and </w:t>
-      </w:r>
-      <w:r>
-        <w:rPr>
-          <w:b/>
-        </w:rPr>
-        <w:t>index</w:t>
-      </w:r>
-      <w:r>
-        <w:rPr>
-          <w:b w:val="0"/>
-        </w:rPr>
-        <w:t>ing. Proposed explanation: “The worked result establishes every future case”. Decide whether this explanation is supported.</w:t>
-      </w:r>
-    </w:p>
-    <w:p>
-      <w:pPr>
-        <w:spacing w:line="336" w:lineRule="auto" w:after="180"/>
-      </w:pPr>
-      <w:r>
-        <w:rPr>
-          <w:b w:val="0"/>
-        </w:rPr>
-        <w:t>Point to the step or supplied fact that decides; explain your repair if needed.</w:t>
-      </w:r>
-    </w:p>
-    <w:p>
-      <w:pPr>
-        <w:pStyle w:val="Heading3"/>
-      </w:pPr>
-      <w:r>
-        <w:t>My explanation before partner discussion</w:t>
-      </w:r>
-    </w:p>
-    <w:p>
-      <w:r>
-        <w:t>________________________________________________________________</w:t>
-      </w:r>
-    </w:p>
-    <w:p>
-      <w:r>
-        <w:t>________________________________________________________________</w:t>
-      </w:r>
-    </w:p>
-    <w:p>
-      <w:r>
-        <w:t>________________________________________________________________</w:t>
-      </w:r>
-    </w:p>
-    <w:p>
-      <w:r>
-        <w:t>________________________________________________________________</w:t>
-      </w:r>
-    </w:p>
-    <w:p>
-      <w:pPr>
-        <w:pStyle w:val="Heading1"/>
-      </w:pPr>
-      <w:r>
-        <w:t>04. Independent transfer case</w:t>
-      </w:r>
-    </w:p>
-    <w:p>
-      <w:r>
-        <w:t>Write one first attempt at the reserved independent case before feedback. Repeated copies of that case refer to the same recorded attempt.</w:t>
-      </w:r>
-    </w:p>
-    <w:p>
-      <w:pPr>
-        <w:pStyle w:val="Heading3"/>
-      </w:pPr>
-      <w:r>
-        <w:t>Independent case: Apply a new case independently</w:t>
+        <w:t>Evaluate the supplied search result for a student request under the stated public, teacher-only and withdrawn labels. No real documents or live service are provided. Explain the defect and where the system must enforce the relevant conditions.</w:t>
       </w:r>
     </w:p>
     <w:p>
@@ -503,6 +612,14 @@
     </w:p>
     <w:p>
       <w:pPr>
+        <w:pStyle w:val="Heading2"/>
+      </w:pPr>
+      <w:r>
+        <w:t>Keep a fair record</w:t>
+      </w:r>
+    </w:p>
+    <w:p>
+      <w:pPr>
         <w:spacing w:line="336" w:lineRule="auto" w:after="180"/>
       </w:pPr>
       <w:r>
@@ -514,15 +631,39 @@
     </w:p>
     <w:p>
       <w:pPr>
+        <w:pStyle w:val="Heading2"/>
+      </w:pPr>
+      <w:r>
+        <w:t>Earlier wording, alternatives and picture transcripts · reference / check after trying</w:t>
+      </w:r>
+    </w:p>
+    <w:p>
+      <w:pPr>
+        <w:pStyle w:val="Heading3"/>
+      </w:pPr>
+      <w:r>
+        <w:t>Independent case: Apply a new case independently</w:t>
+      </w:r>
+    </w:p>
+    <w:p>
+      <w:pPr>
         <w:pStyle w:val="Heading1"/>
       </w:pPr>
       <w:r>
-        <w:t>05. Your learning target</w:t>
-      </w:r>
-    </w:p>
-    <w:p>
-      <w:r>
-        <w:t>Connect the Model Memory vs Retrieval target to a trace and a justified conclusion.</w:t>
+        <w:t>09. Project · Keep the decision and its evidence</w:t>
+      </w:r>
+    </w:p>
+    <w:p>
+      <w:r>
+        <w:t>Add this week’s change to your existing project record.</w:t>
+      </w:r>
+    </w:p>
+    <w:p>
+      <w:pPr>
+        <w:pStyle w:val="Heading2"/>
+      </w:pPr>
+      <w:r>
+        <w:t>Your evidence record</w:t>
       </w:r>
     </w:p>
     <w:p>
@@ -533,20 +674,7 @@
         <w:rPr>
           <w:b w:val="0"/>
         </w:rPr>
-        <w:t>A model states the library opens at 8 from learned patterns. A supplied current notice says 9. Explain the stronger answer and one remaining check.</w:t>
-      </w:r>
-    </w:p>
-    <w:p>
-      <w:pPr>
-        <w:pStyle w:val="Heading1"/>
-      </w:pPr>
-      <w:r>
-        <w:t>06. Solve the given case</w:t>
-      </w:r>
-    </w:p>
-    <w:p>
-      <w:r>
-        <w:t>Solve the supplied Model Memory vs Retrieval case and show the deciding evidence.</w:t>
+        <w:t>The Study Buddy retrieves course passages and never presents model memory as a citation.</w:t>
       </w:r>
     </w:p>
     <w:p>
@@ -557,18 +685,7 @@
         <w:rPr>
           <w:b w:val="0"/>
         </w:rPr>
-        <w:t>One assistant answers without search; another retrieves a handbook paragraph.</w:t>
-      </w:r>
-    </w:p>
-    <w:p>
-      <w:pPr>
-        <w:spacing w:line="336" w:lineRule="auto" w:after="180"/>
-      </w:pPr>
-      <w:r>
-        <w:rPr>
-          <w:b w:val="0"/>
-        </w:rPr>
-        <w:t xml:space="preserve">Compare </w:t>
+        <w:t xml:space="preserve">The project change and </w:t>
       </w:r>
       <w:r>
         <w:rPr>
@@ -580,24 +697,7 @@
         <w:rPr>
           <w:b w:val="0"/>
         </w:rPr>
-        <w:t xml:space="preserve"> trails.</w:t>
-      </w:r>
-    </w:p>
-    <w:p>
-      <w:pPr>
-        <w:spacing w:line="336" w:lineRule="auto" w:after="180"/>
-      </w:pPr>
-      <w:r>
-        <w:rPr>
-          <w:b w:val="0"/>
-        </w:rPr>
-        <w:t xml:space="preserve">Show your trace, calculation or </w:t>
-      </w:r>
-      <w:r>
-        <w:rPr>
-          <w:b/>
-        </w:rPr>
-        <w:t>evidence</w:t>
+        <w:t xml:space="preserve"> I will keep</w:t>
       </w:r>
     </w:p>
     <w:p>
@@ -638,925 +738,20 @@
         <w:pStyle w:val="Heading1"/>
       </w:pPr>
       <w:r>
-        <w:t>07. Check a changed case</w:t>
-      </w:r>
-    </w:p>
-    <w:p>
-      <w:r>
-        <w:t>Apply the procedure to the changed case and record why the conclusion follows.</w:t>
-      </w:r>
-    </w:p>
-    <w:p>
-      <w:pPr>
-        <w:spacing w:line="336" w:lineRule="auto" w:after="180"/>
-        <w:shd w:fill="F5F1FB"/>
-      </w:pPr>
-      <w:r>
-        <w:rPr>
-          <w:b w:val="0"/>
-        </w:rPr>
-        <w:t xml:space="preserve">A model recalls last year's opening hours; a retrieved current notice gives different hours. How should the answer use this </w:t>
-      </w:r>
-      <w:r>
-        <w:rPr>
-          <w:b/>
-        </w:rPr>
-        <w:t>evidence</w:t>
-      </w:r>
-      <w:r>
-        <w:rPr>
-          <w:b w:val="0"/>
-        </w:rPr>
-        <w:t>?</w:t>
-      </w:r>
-    </w:p>
-    <w:p>
-      <w:pPr>
-        <w:spacing w:line="336" w:lineRule="auto" w:after="180"/>
-      </w:pPr>
-      <w:r>
-        <w:rPr>
-          <w:b w:val="0"/>
-        </w:rPr>
-        <w:t>My independent answer and reason</w:t>
-      </w:r>
-    </w:p>
-    <w:p>
-      <w:pPr>
-        <w:pStyle w:val="Heading3"/>
-      </w:pPr>
-      <w:r>
-        <w:t>Write or draw your reasoning and evidence.</w:t>
-      </w:r>
-    </w:p>
-    <w:p>
-      <w:r>
-        <w:t>________________________________________________________________</w:t>
-      </w:r>
-    </w:p>
-    <w:p>
-      <w:r>
-        <w:t>________________________________________________________________</w:t>
-      </w:r>
-    </w:p>
-    <w:p>
-      <w:r>
-        <w:t>________________________________________________________________</w:t>
-      </w:r>
-    </w:p>
-    <w:p>
-      <w:r>
-        <w:t>________________________________________________________________</w:t>
-      </w:r>
-    </w:p>
-    <w:p>
-      <w:r>
-        <w:t>________________________________________________________________</w:t>
-      </w:r>
-    </w:p>
-    <w:p>
-      <w:pPr>
-        <w:pStyle w:val="Heading3"/>
-      </w:pPr>
-      <w:r>
-        <w:t>Week 17 Test and reflect</w:t>
-      </w:r>
-    </w:p>
-    <w:p>
-      <w:pPr>
-        <w:pStyle w:val="Heading1"/>
-      </w:pPr>
-      <w:r>
-        <w:t>08. Design a revealing test</w:t>
-      </w:r>
-    </w:p>
-    <w:p>
-      <w:r>
-        <w:t>Specify a changed input, expected result and observation separately.</w:t>
-      </w:r>
-    </w:p>
-    <w:p>
-      <w:pPr>
-        <w:spacing w:line="336" w:lineRule="auto" w:after="180"/>
-      </w:pPr>
-      <w:r>
-        <w:rPr>
-          <w:b w:val="0"/>
-        </w:rPr>
-        <w:t xml:space="preserve">Create a changed </w:t>
-      </w:r>
-      <w:r>
-        <w:rPr>
-          <w:b/>
-        </w:rPr>
-        <w:t>input</w:t>
-      </w:r>
-      <w:r>
-        <w:rPr>
-          <w:b w:val="0"/>
-        </w:rPr>
-        <w:t>, boundary case or missing-information case. Write the expected answer or safe response before testing.</w:t>
-      </w:r>
-    </w:p>
-    <w:tbl>
-      <w:tblPr>
-        <w:tblStyle w:val="LightShading-Accent1"/>
-        <w:tblW w:type="auto" w:w="0"/>
-        <w:tblLook w:firstColumn="1" w:firstRow="1" w:lastColumn="0" w:lastRow="0" w:noHBand="0" w:noVBand="1" w:val="04A0"/>
-      </w:tblPr>
-      <w:tblGrid>
-        <w:gridCol w:w="5112"/>
-        <w:gridCol w:w="5112"/>
-      </w:tblGrid>
-      <w:tr>
-        <w:trPr>
-          <w:tblHeader/>
-        </w:trPr>
-        <w:tc>
-          <w:tcPr>
-            <w:tcW w:type="dxa" w:w="5112"/>
-          </w:tcPr>
-          <w:p>
-            <w:r>
-              <w:t>Test record</w:t>
-            </w:r>
-          </w:p>
-        </w:tc>
-        <w:tc>
-          <w:tcPr>
-            <w:tcW w:type="dxa" w:w="5112"/>
-          </w:tcPr>
-          <w:p>
-            <w:r>
-              <w:t>My evidence</w:t>
-            </w:r>
-          </w:p>
-        </w:tc>
-      </w:tr>
-      <w:tr>
-        <w:tc>
-          <w:tcPr>
-            <w:tcW w:type="dxa" w:w="5112"/>
-          </w:tcPr>
-          <w:p>
-            <w:r>
-              <w:t>Changed input or condition</w:t>
-            </w:r>
-          </w:p>
-        </w:tc>
-        <w:tc>
-          <w:tcPr>
-            <w:tcW w:type="dxa" w:w="5112"/>
-          </w:tcPr>
-          <w:p>
-            <w:r/>
-          </w:p>
-        </w:tc>
-      </w:tr>
-      <w:tr>
-        <w:tc>
-          <w:tcPr>
-            <w:tcW w:type="dxa" w:w="5112"/>
-          </w:tcPr>
-          <w:p>
-            <w:r>
-              <w:t>Expected answer or fallback</w:t>
-            </w:r>
-          </w:p>
-        </w:tc>
-        <w:tc>
-          <w:tcPr>
-            <w:tcW w:type="dxa" w:w="5112"/>
-          </w:tcPr>
-          <w:p>
-            <w:r/>
-          </w:p>
-        </w:tc>
-      </w:tr>
-      <w:tr>
-        <w:tc>
-          <w:tcPr>
-            <w:tcW w:type="dxa" w:w="5112"/>
-          </w:tcPr>
-          <w:p>
-            <w:r>
-              <w:t>Observed result</w:t>
-            </w:r>
-          </w:p>
-        </w:tc>
-        <w:tc>
-          <w:tcPr>
-            <w:tcW w:type="dxa" w:w="5112"/>
-          </w:tcPr>
-          <w:p>
-            <w:r/>
-          </w:p>
-        </w:tc>
-      </w:tr>
-      <w:tr>
-        <w:tc>
-          <w:tcPr>
-            <w:tcW w:type="dxa" w:w="5112"/>
-          </w:tcPr>
-          <w:p>
-            <w:r>
-              <w:t>Why the result occurred</w:t>
-            </w:r>
-          </w:p>
-        </w:tc>
-        <w:tc>
-          <w:tcPr>
-            <w:tcW w:type="dxa" w:w="5112"/>
-          </w:tcPr>
-          <w:p>
-            <w:r/>
-          </w:p>
-        </w:tc>
-      </w:tr>
-    </w:tbl>
-    <w:p>
-      <w:pPr>
-        <w:pStyle w:val="Heading1"/>
-      </w:pPr>
-      <w:r>
-        <w:t>09. Project checkpoint</w:t>
-      </w:r>
-    </w:p>
-    <w:p>
-      <w:r>
-        <w:t>Justify what Model Memory vs Retrieval adds to Verified Study Buddy and keep the evidence.</w:t>
-      </w:r>
-    </w:p>
-    <w:p>
-      <w:pPr>
-        <w:spacing w:line="336" w:lineRule="auto" w:after="180"/>
-      </w:pPr>
-      <w:r>
-        <w:rPr>
-          <w:b w:val="0"/>
-        </w:rPr>
-        <w:t>The Study Buddy retrieves course passages and never presents model memory as a citation.</w:t>
-      </w:r>
-    </w:p>
-    <w:p>
-      <w:pPr>
-        <w:spacing w:line="336" w:lineRule="auto" w:after="180"/>
-      </w:pPr>
-      <w:r>
-        <w:rPr>
-          <w:b w:val="0"/>
-        </w:rPr>
-        <w:t xml:space="preserve">The project change and </w:t>
-      </w:r>
-      <w:r>
-        <w:rPr>
-          <w:b/>
-        </w:rPr>
-        <w:t>evidence</w:t>
-      </w:r>
-      <w:r>
-        <w:rPr>
-          <w:b w:val="0"/>
-        </w:rPr>
-        <w:t xml:space="preserve"> I will keep</w:t>
-      </w:r>
-    </w:p>
-    <w:p>
-      <w:pPr>
-        <w:pStyle w:val="Heading3"/>
-      </w:pPr>
-      <w:r>
-        <w:t>Write or draw your reasoning and evidence.</w:t>
-      </w:r>
-    </w:p>
-    <w:p>
-      <w:r>
-        <w:t>________________________________________________________________</w:t>
-      </w:r>
-    </w:p>
-    <w:p>
-      <w:r>
-        <w:t>________________________________________________________________</w:t>
-      </w:r>
-    </w:p>
-    <w:p>
-      <w:r>
-        <w:t>________________________________________________________________</w:t>
-      </w:r>
-    </w:p>
-    <w:p>
-      <w:r>
-        <w:t>________________________________________________________________</w:t>
-      </w:r>
-    </w:p>
-    <w:p>
-      <w:r>
-        <w:t>________________________________________________________________</w:t>
-      </w:r>
-    </w:p>
-    <w:p>
-      <w:pPr>
-        <w:pStyle w:val="Heading1"/>
-      </w:pPr>
-      <w:r>
-        <w:t>10. Self check</w:t>
-      </w:r>
-    </w:p>
-    <w:p>
-      <w:r>
-        <w:t>Judge explanation, evidence, transfer and limits separately; attach the work behind your judgement.</w:t>
-      </w:r>
-    </w:p>
-    <w:p>
-      <w:pPr>
-        <w:pStyle w:val="ListBullet"/>
-      </w:pPr>
-      <w:r>
-        <w:t>I can explain the mechanism.</w:t>
-      </w:r>
-    </w:p>
-    <w:p>
-      <w:pPr>
-        <w:pStyle w:val="ListBullet"/>
-      </w:pPr>
-      <w:r>
-        <w:t>I can show evidence.</w:t>
-      </w:r>
-    </w:p>
-    <w:p>
-      <w:pPr>
-        <w:pStyle w:val="ListBullet"/>
-      </w:pPr>
-      <w:r>
-        <w:t>I can handle a changed case.</w:t>
-      </w:r>
-    </w:p>
-    <w:p>
-      <w:pPr>
-        <w:pStyle w:val="ListBullet"/>
-      </w:pPr>
-      <w:r>
-        <w:t>I can name a limit.</w:t>
-      </w:r>
-    </w:p>
-    <w:p>
-      <w:r>
-        <w:t>Mark each as not yet, with help or independently, and attach supporting work.</w:t>
-      </w:r>
-    </w:p>
-    <w:p>
-      <w:pPr>
-        <w:spacing w:line="336" w:lineRule="auto" w:after="180"/>
-      </w:pPr>
-      <w:r>
-        <w:rPr>
-          <w:b w:val="0"/>
-        </w:rPr>
-        <w:t>Teacher review ____________________  Next step ____________________</w:t>
-      </w:r>
-    </w:p>
-    <w:p>
-      <w:pPr>
-        <w:pStyle w:val="Heading1"/>
-      </w:pPr>
-      <w:r>
-        <w:t>11. Transfer practice from the original programme</w:t>
-      </w:r>
-    </w:p>
-    <w:p>
-      <w:r>
-        <w:t>Use this earlier case as transfer practice. A case already discussed with feedback is not fresh assessment evidence.</w:t>
-      </w:r>
-    </w:p>
-    <w:p>
-      <w:pPr>
-        <w:spacing w:line="336" w:lineRule="auto" w:after="180"/>
-      </w:pPr>
-      <w:r>
-        <w:rPr>
-          <w:b w:val="0"/>
-        </w:rPr>
-        <w:t>A model states the library opens at 8 from learned patterns. A supplied current notice says 9. Explain the stronger answer and one remaining check.</w:t>
-      </w:r>
-    </w:p>
-    <w:p>
-      <w:pPr>
-        <w:pStyle w:val="Heading3"/>
-      </w:pPr>
-      <w:r>
-        <w:t>My independently reasoned answer</w:t>
-      </w:r>
-    </w:p>
-    <w:p>
-      <w:r>
-        <w:t>________________________________________________________________</w:t>
-      </w:r>
-    </w:p>
-    <w:p>
-      <w:r>
-        <w:t>________________________________________________________________</w:t>
-      </w:r>
-    </w:p>
-    <w:p>
-      <w:r>
-        <w:t>________________________________________________________________</w:t>
-      </w:r>
-    </w:p>
-    <w:p>
-      <w:r>
-        <w:t>________________________________________________________________</w:t>
-      </w:r>
-    </w:p>
-    <w:p>
-      <w:r>
-        <w:t>________________________________________________________________</w:t>
-      </w:r>
-    </w:p>
-    <w:p>
-      <w:r>
-        <w:t>________________________________________________________________</w:t>
-      </w:r>
-    </w:p>
-    <w:p>
-      <w:r>
-        <w:t>________________________________________________________________</w:t>
-      </w:r>
-    </w:p>
-    <w:p>
-      <w:pPr>
-        <w:spacing w:line="336" w:lineRule="auto" w:after="180"/>
-      </w:pPr>
-      <w:r>
-        <w:rPr>
-          <w:b w:val="0"/>
-        </w:rPr>
-        <w:t>Record support used: none, hint or teacher explanation.</w:t>
-      </w:r>
-    </w:p>
-    <w:p>
-      <w:pPr>
-        <w:pStyle w:val="Heading1"/>
-      </w:pPr>
-      <w:r>
-        <w:t>12. W1 Explain the mechanism</w:t>
-      </w:r>
-    </w:p>
-    <w:p>
-      <w:r>
-        <w:t>Explain the mechanism. Apply the supplied Model Memory vs Retrieval facts and keep your reasoning.</w:t>
-      </w:r>
-    </w:p>
-    <w:p>
-      <w:pPr>
-        <w:pStyle w:val="Heading3"/>
-      </w:pPr>
-      <w:r>
-        <w:t>Where to find the supplied example</w:t>
-      </w:r>
-    </w:p>
-    <w:p>
-      <w:pPr>
-        <w:spacing w:line="336" w:lineRule="auto" w:after="180"/>
-        <w:shd w:fill="F1F6F8"/>
-      </w:pPr>
-      <w:r>
-        <w:rPr>
-          <w:b w:val="0"/>
-        </w:rPr>
-        <w:t>Reference for this exercise: open this week’s student lesson, “Model Memory vs Retrieval”, at “See how it works” and “Follow a worked example”. Use the original worked values or code named in the question; the later pictorial case is a separate example. Keep this reference beside your workbook while practising.</w:t>
-      </w:r>
-    </w:p>
-    <w:p>
-      <w:pPr>
-        <w:spacing w:line="336" w:lineRule="auto" w:after="180"/>
-      </w:pPr>
-      <w:r>
-        <w:rPr>
-          <w:b w:val="0"/>
-        </w:rPr>
-        <w:t xml:space="preserve">Explain the weekly </w:t>
-      </w:r>
-      <w:r>
-        <w:rPr>
-          <w:b/>
-        </w:rPr>
-        <w:t>mechanism</w:t>
-      </w:r>
-      <w:r>
-        <w:rPr>
-          <w:b w:val="0"/>
-        </w:rPr>
-        <w:t xml:space="preserve"> in your own words. Use the worked scenario to name its </w:t>
-      </w:r>
-      <w:r>
-        <w:rPr>
-          <w:b/>
-        </w:rPr>
-        <w:t>input</w:t>
-      </w:r>
-      <w:r>
-        <w:rPr>
-          <w:b w:val="0"/>
-        </w:rPr>
-        <w:t xml:space="preserve">, decision rule and </w:t>
-      </w:r>
-      <w:r>
-        <w:rPr>
-          <w:b/>
-        </w:rPr>
-        <w:t>output</w:t>
-      </w:r>
-      <w:r>
-        <w:rPr>
-          <w:b w:val="0"/>
-        </w:rPr>
-        <w:t>.</w:t>
-      </w:r>
-    </w:p>
-    <w:p>
-      <w:pPr>
-        <w:pStyle w:val="Heading3"/>
-      </w:pPr>
-      <w:r>
-        <w:t>My reasoning and evidence</w:t>
-      </w:r>
-    </w:p>
-    <w:p>
-      <w:r>
-        <w:t>________________________________________________________________</w:t>
-      </w:r>
-    </w:p>
-    <w:p>
-      <w:r>
-        <w:t>________________________________________________________________</w:t>
-      </w:r>
-    </w:p>
-    <w:p>
-      <w:r>
-        <w:t>________________________________________________________________</w:t>
-      </w:r>
-    </w:p>
-    <w:p>
-      <w:r>
-        <w:t>________________________________________________________________</w:t>
-      </w:r>
-    </w:p>
-    <w:p>
-      <w:r>
-        <w:t>________________________________________________________________</w:t>
-      </w:r>
-    </w:p>
-    <w:p>
-      <w:r>
-        <w:t>________________________________________________________________</w:t>
-      </w:r>
-    </w:p>
-    <w:p>
-      <w:pPr>
-        <w:pStyle w:val="Heading1"/>
-      </w:pPr>
-      <w:r>
-        <w:t>13. W2 Trace the worked case</w:t>
-      </w:r>
-    </w:p>
-    <w:p>
-      <w:r>
-        <w:t>Trace the worked case. Apply the supplied Model Memory vs Retrieval facts and keep your reasoning.</w:t>
-      </w:r>
-    </w:p>
-    <w:p>
-      <w:pPr>
-        <w:spacing w:line="336" w:lineRule="auto" w:after="180"/>
-      </w:pPr>
-      <w:r>
-        <w:rPr>
-          <w:b/>
-        </w:rPr>
-        <w:t>Index</w:t>
-      </w:r>
-      <w:r>
-        <w:rPr>
-          <w:b w:val="0"/>
-        </w:rPr>
-        <w:t xml:space="preserve"> v1 contains notice N1 for room A. </w:t>
-      </w:r>
-      <w:r>
-        <w:rPr>
-          <w:b/>
-        </w:rPr>
-        <w:t>Corpus</w:t>
-      </w:r>
-      <w:r>
-        <w:rPr>
-          <w:b w:val="0"/>
-        </w:rPr>
-        <w:t xml:space="preserve"> v2 supersedes it with N2 for room B, but the query still returns N1. What can be reported? Show the intermediate steps and give the conclusion with its scope.</w:t>
-      </w:r>
-    </w:p>
-    <w:p>
-      <w:pPr>
-        <w:pStyle w:val="Heading3"/>
-      </w:pPr>
-      <w:r>
-        <w:t>My reasoning and evidence</w:t>
-      </w:r>
-    </w:p>
-    <w:p>
-      <w:r>
-        <w:t>________________________________________________________________</w:t>
-      </w:r>
-    </w:p>
-    <w:p>
-      <w:r>
-        <w:t>________________________________________________________________</w:t>
-      </w:r>
-    </w:p>
-    <w:p>
-      <w:r>
-        <w:t>________________________________________________________________</w:t>
-      </w:r>
-    </w:p>
-    <w:p>
-      <w:r>
-        <w:t>________________________________________________________________</w:t>
-      </w:r>
-    </w:p>
-    <w:p>
-      <w:r>
-        <w:t>________________________________________________________________</w:t>
-      </w:r>
-    </w:p>
-    <w:p>
-      <w:r>
-        <w:t>________________________________________________________________</w:t>
-      </w:r>
-    </w:p>
-    <w:p>
-      <w:r>
-        <w:t>________________________________________________________________</w:t>
-      </w:r>
-    </w:p>
-    <w:p>
-      <w:pPr>
-        <w:pStyle w:val="Heading1"/>
-      </w:pPr>
-      <w:r>
-        <w:t>14. W3 Audit the limit</w:t>
-      </w:r>
-    </w:p>
-    <w:p>
-      <w:r>
-        <w:t>Audit the limit. Apply the supplied Model Memory vs Retrieval facts and keep your reasoning.</w:t>
-      </w:r>
-    </w:p>
-    <w:p>
-      <w:pPr>
-        <w:spacing w:line="336" w:lineRule="auto" w:after="180"/>
-      </w:pPr>
-      <w:r>
-        <w:rPr>
-          <w:b w:val="0"/>
-        </w:rPr>
-        <w:t xml:space="preserve">A report omits this qualification: High </w:t>
-      </w:r>
-      <w:r>
-        <w:rPr>
-          <w:b/>
-        </w:rPr>
-        <w:t>retrieval</w:t>
-      </w:r>
-      <w:r>
-        <w:rPr>
-          <w:b w:val="0"/>
-        </w:rPr>
-        <w:t xml:space="preserve"> similarity does not override permissions or make an obsolete source current. Explain how omitting it could change a reader's interpretation, and write an accurate replacement.</w:t>
-      </w:r>
-    </w:p>
-    <w:p>
-      <w:pPr>
-        <w:pStyle w:val="Heading3"/>
-      </w:pPr>
-      <w:r>
-        <w:t>My reasoning and evidence</w:t>
-      </w:r>
-    </w:p>
-    <w:p>
-      <w:r>
-        <w:t>________________________________________________________________</w:t>
-      </w:r>
-    </w:p>
-    <w:p>
-      <w:r>
-        <w:t>________________________________________________________________</w:t>
-      </w:r>
-    </w:p>
-    <w:p>
-      <w:r>
-        <w:t>________________________________________________________________</w:t>
-      </w:r>
-    </w:p>
-    <w:p>
-      <w:r>
-        <w:t>________________________________________________________________</w:t>
-      </w:r>
-    </w:p>
-    <w:p>
-      <w:r>
-        <w:t>________________________________________________________________</w:t>
-      </w:r>
-    </w:p>
-    <w:p>
-      <w:r>
-        <w:t>________________________________________________________________</w:t>
-      </w:r>
-    </w:p>
-    <w:p>
-      <w:pPr>
-        <w:pStyle w:val="Heading1"/>
-      </w:pPr>
-      <w:r>
-        <w:t>15. W4 Apply a new case independently</w:t>
-      </w:r>
-    </w:p>
-    <w:p>
-      <w:r>
-        <w:t>Attempt before feedback. If this repeats the selected independent case, reuse that first attempt; otherwise keep a separate record. Apply a new case independently. Apply the supplied Model Memory vs Retrieval facts and keep your reasoning.</w:t>
-      </w:r>
-    </w:p>
-    <w:p>
-      <w:pPr>
-        <w:spacing w:line="336" w:lineRule="auto" w:after="180"/>
-      </w:pPr>
-      <w:r>
-        <w:rPr>
-          <w:b/>
-        </w:rPr>
-        <w:t>Corpus</w:t>
-      </w:r>
-      <w:r>
-        <w:rPr>
-          <w:b w:val="0"/>
-        </w:rPr>
-        <w:t xml:space="preserve"> has public P, teacher-only T and withdrawn W. A student search returns all three. Identify the filtering defect and whether hiding T after generation is sufficient.</w:t>
-      </w:r>
-    </w:p>
-    <w:p>
-      <w:pPr>
-        <w:pStyle w:val="Heading3"/>
-      </w:pPr>
-      <w:r>
-        <w:t>My reasoning and evidence</w:t>
-      </w:r>
-    </w:p>
-    <w:p>
-      <w:r>
-        <w:t>________________________________________________________________</w:t>
-      </w:r>
-    </w:p>
-    <w:p>
-      <w:r>
-        <w:t>________________________________________________________________</w:t>
-      </w:r>
-    </w:p>
-    <w:p>
-      <w:r>
-        <w:t>________________________________________________________________</w:t>
-      </w:r>
-    </w:p>
-    <w:p>
-      <w:r>
-        <w:t>________________________________________________________________</w:t>
-      </w:r>
-    </w:p>
-    <w:p>
-      <w:r>
-        <w:t>________________________________________________________________</w:t>
-      </w:r>
-    </w:p>
-    <w:p>
-      <w:r>
-        <w:t>________________________________________________________________</w:t>
-      </w:r>
-    </w:p>
-    <w:p>
-      <w:r>
-        <w:t>________________________________________________________________</w:t>
-      </w:r>
-    </w:p>
-    <w:p>
-      <w:r>
-        <w:t>________________________________________________________________</w:t>
-      </w:r>
-    </w:p>
-    <w:p>
-      <w:pPr>
-        <w:pStyle w:val="Heading1"/>
-      </w:pPr>
-      <w:r>
-        <w:t>16. W5 Design a revealing follow-up</w:t>
-      </w:r>
-    </w:p>
-    <w:p>
-      <w:r>
-        <w:t>Design a revealing follow-up. Apply the supplied Model Memory vs Retrieval facts and keep your reasoning.</w:t>
-      </w:r>
-    </w:p>
-    <w:p>
-      <w:pPr>
-        <w:pStyle w:val="Heading3"/>
-      </w:pPr>
-      <w:r>
-        <w:t>Where to find the supplied example</w:t>
-      </w:r>
-    </w:p>
-    <w:p>
-      <w:pPr>
-        <w:spacing w:line="336" w:lineRule="auto" w:after="180"/>
-        <w:shd w:fill="F1F6F8"/>
-      </w:pPr>
-      <w:r>
-        <w:rPr>
-          <w:b w:val="0"/>
-        </w:rPr>
-        <w:t>Reference for this exercise: open this week’s student lesson, “Model Memory vs Retrieval”, at “See how it works” and “Follow a worked example”. Use the original worked values or code named in the question; the later pictorial case is a separate example. Keep this reference beside your workbook while practising.</w:t>
-      </w:r>
-    </w:p>
-    <w:p>
-      <w:pPr>
-        <w:spacing w:line="336" w:lineRule="auto" w:after="180"/>
-      </w:pPr>
-      <w:r>
-        <w:rPr>
-          <w:b w:val="0"/>
-        </w:rPr>
-        <w:t>For the worked scenario, propose one additional case that could reveal a failure, describe its expected outcome before running it, and explain what would need to remain fixed for a fair comparison.</w:t>
-      </w:r>
-    </w:p>
-    <w:p>
-      <w:pPr>
-        <w:spacing w:line="336" w:lineRule="auto" w:after="180"/>
-      </w:pPr>
-      <w:r>
-        <w:rPr>
-          <w:b w:val="0"/>
-        </w:rPr>
-        <w:t>Do not reuse W4 as a new final test after receiving feedback.</w:t>
-      </w:r>
-    </w:p>
-    <w:p>
-      <w:pPr>
-        <w:pStyle w:val="Heading3"/>
-      </w:pPr>
-      <w:r>
-        <w:t>My reasoning and evidence</w:t>
-      </w:r>
-    </w:p>
-    <w:p>
-      <w:r>
-        <w:t>________________________________________________________________</w:t>
-      </w:r>
-    </w:p>
-    <w:p>
-      <w:r>
-        <w:t>________________________________________________________________</w:t>
-      </w:r>
-    </w:p>
-    <w:p>
-      <w:r>
-        <w:t>________________________________________________________________</w:t>
-      </w:r>
-    </w:p>
-    <w:p>
-      <w:r>
-        <w:t>________________________________________________________________</w:t>
-      </w:r>
-    </w:p>
-    <w:p>
-      <w:r>
-        <w:t>________________________________________________________________</w:t>
-      </w:r>
-    </w:p>
-    <w:p>
-      <w:r>
-        <w:t>________________________________________________________________</w:t>
-      </w:r>
-    </w:p>
-    <w:p>
-      <w:r>
-        <w:t>________________________________________________________________</w:t>
-      </w:r>
-    </w:p>
-    <w:p>
-      <w:pPr>
-        <w:pStyle w:val="Heading1"/>
-      </w:pPr>
-      <w:r>
-        <w:t>17. Feedback, return check and learning record</w:t>
-      </w:r>
-    </w:p>
-    <w:p>
-      <w:r>
-        <w:t>Record the first repaired step and a different case to revisit after a delay.</w:t>
+        <w:t>17. Feedback · Repair and return</w:t>
+      </w:r>
+    </w:p>
+    <w:p>
+      <w:r>
+        <w:t>Keep the first attempt, the repair and a changed-case return.</w:t>
+      </w:r>
+    </w:p>
+    <w:p>
+      <w:pPr>
+        <w:pStyle w:val="Heading2"/>
+      </w:pPr>
+      <w:r>
+        <w:t>Your evidence record</w:t>
       </w:r>
     </w:p>
     <w:tbl>
@@ -1711,12 +906,928 @@
         <w:pStyle w:val="Heading1"/>
       </w:pPr>
       <w:r>
-        <w:t>18. Pictorial case practice: Model Memory vs Retrieval</w:t>
-      </w:r>
-    </w:p>
-    <w:p>
-      <w:r>
-        <w:t>The library assistant remembers an old opening time, but a current notice can be retrieved. Explain the labelled step before checking the changed condition.</w:t>
+        <w:t>10. Finish · Judge the evidence in your work</w:t>
+      </w:r>
+    </w:p>
+    <w:p>
+      <w:r>
+        <w:t>Point to work that supports your confidence level.</w:t>
+      </w:r>
+    </w:p>
+    <w:p>
+      <w:pPr>
+        <w:pStyle w:val="Heading2"/>
+      </w:pPr>
+      <w:r>
+        <w:t>Your evidence record</w:t>
+      </w:r>
+    </w:p>
+    <w:p>
+      <w:pPr>
+        <w:pStyle w:val="ListBullet"/>
+      </w:pPr>
+      <w:r>
+        <w:t>I can explain the mechanism.</w:t>
+      </w:r>
+    </w:p>
+    <w:p>
+      <w:pPr>
+        <w:pStyle w:val="ListBullet"/>
+      </w:pPr>
+      <w:r>
+        <w:t>I can show evidence.</w:t>
+      </w:r>
+    </w:p>
+    <w:p>
+      <w:pPr>
+        <w:pStyle w:val="ListBullet"/>
+      </w:pPr>
+      <w:r>
+        <w:t>I can handle a changed case.</w:t>
+      </w:r>
+    </w:p>
+    <w:p>
+      <w:pPr>
+        <w:pStyle w:val="ListBullet"/>
+      </w:pPr>
+      <w:r>
+        <w:t>I can name a limit.</w:t>
+      </w:r>
+    </w:p>
+    <w:p>
+      <w:r>
+        <w:t>Mark each as not yet, with help or independently, and attach supporting work.</w:t>
+      </w:r>
+    </w:p>
+    <w:p>
+      <w:pPr>
+        <w:spacing w:line="336" w:lineRule="auto" w:after="180"/>
+      </w:pPr>
+      <w:r>
+        <w:rPr>
+          <w:b w:val="0"/>
+        </w:rPr>
+        <w:t>Teacher review ____________________  Next step ____________________</w:t>
+      </w:r>
+    </w:p>
+    <w:p>
+      <w:pPr>
+        <w:pStyle w:val="Heading1"/>
+      </w:pPr>
+      <w:r>
+        <w:t>Reference bank and extra practice</w:t>
+      </w:r>
+    </w:p>
+    <w:p>
+      <w:pPr>
+        <w:pStyle w:val="Heading1"/>
+      </w:pPr>
+      <w:r>
+        <w:t>02. Reference · Supported W2 record</w:t>
+      </w:r>
+    </w:p>
+    <w:p>
+      <w:r>
+        <w:t>This is the same W2 attempt. Keep one response record.</w:t>
+      </w:r>
+    </w:p>
+    <w:p>
+      <w:pPr>
+        <w:pStyle w:val="Heading2"/>
+      </w:pPr>
+      <w:r>
+        <w:t>Use this when helpful</w:t>
+      </w:r>
+    </w:p>
+    <w:p>
+      <w:pPr>
+        <w:spacing w:line="336" w:lineRule="auto" w:after="180"/>
+      </w:pPr>
+      <w:r>
+        <w:rPr>
+          <w:b w:val="0"/>
+        </w:rPr>
+        <w:t xml:space="preserve">Use W2: Trace the worked case for </w:t>
+      </w:r>
+      <w:r>
+        <w:rPr>
+          <w:b/>
+        </w:rPr>
+        <w:t>Retrieval</w:t>
+      </w:r>
+      <w:r>
+        <w:rPr>
+          <w:b w:val="0"/>
+        </w:rPr>
+        <w:t xml:space="preserve"> and </w:t>
+      </w:r>
+      <w:r>
+        <w:rPr>
+          <w:b/>
+        </w:rPr>
+        <w:t>index</w:t>
+      </w:r>
+      <w:r>
+        <w:rPr>
+          <w:b w:val="0"/>
+        </w:rPr>
+        <w:t>ing. Record the answer once; the lesson and workbook refer to the same attempt.</w:t>
+      </w:r>
+    </w:p>
+    <w:tbl>
+      <w:tblPr>
+        <w:tblStyle w:val="LightShading-Accent1"/>
+        <w:tblW w:type="auto" w:w="0"/>
+        <w:tblLook w:firstColumn="1" w:firstRow="1" w:lastColumn="0" w:lastRow="0" w:noHBand="0" w:noVBand="1" w:val="04A0"/>
+      </w:tblPr>
+      <w:tblGrid>
+        <w:gridCol w:w="2556"/>
+        <w:gridCol w:w="2556"/>
+        <w:gridCol w:w="2556"/>
+        <w:gridCol w:w="2556"/>
+      </w:tblGrid>
+      <w:tr>
+        <w:trPr>
+          <w:tblHeader/>
+        </w:trPr>
+        <w:tc>
+          <w:tcPr>
+            <w:tcW w:type="dxa" w:w="2556"/>
+          </w:tcPr>
+          <w:p>
+            <w:r>
+              <w:t>Given inputs</w:t>
+            </w:r>
+          </w:p>
+        </w:tc>
+        <w:tc>
+          <w:tcPr>
+            <w:tcW w:type="dxa" w:w="2556"/>
+          </w:tcPr>
+          <w:p>
+            <w:r>
+              <w:t>Procedure I chose</w:t>
+            </w:r>
+          </w:p>
+        </w:tc>
+        <w:tc>
+          <w:tcPr>
+            <w:tcW w:type="dxa" w:w="2556"/>
+          </w:tcPr>
+          <w:p>
+            <w:r>
+              <w:t>Middle steps</w:t>
+            </w:r>
+          </w:p>
+        </w:tc>
+        <w:tc>
+          <w:tcPr>
+            <w:tcW w:type="dxa" w:w="2556"/>
+          </w:tcPr>
+          <w:p>
+            <w:r>
+              <w:t>Result and check</w:t>
+            </w:r>
+          </w:p>
+        </w:tc>
+      </w:tr>
+      <w:tr>
+        <w:tc>
+          <w:tcPr>
+            <w:tcW w:type="dxa" w:w="2556"/>
+          </w:tcPr>
+          <w:p>
+            <w:r/>
+          </w:p>
+        </w:tc>
+        <w:tc>
+          <w:tcPr>
+            <w:tcW w:type="dxa" w:w="2556"/>
+          </w:tcPr>
+          <w:p>
+            <w:r/>
+          </w:p>
+        </w:tc>
+        <w:tc>
+          <w:tcPr>
+            <w:tcW w:type="dxa" w:w="2556"/>
+          </w:tcPr>
+          <w:p>
+            <w:r/>
+          </w:p>
+        </w:tc>
+        <w:tc>
+          <w:tcPr>
+            <w:tcW w:type="dxa" w:w="2556"/>
+          </w:tcPr>
+          <w:p>
+            <w:r/>
+          </w:p>
+        </w:tc>
+      </w:tr>
+    </w:tbl>
+    <w:p>
+      <w:pPr>
+        <w:pStyle w:val="Heading3"/>
+      </w:pPr>
+      <w:r>
+        <w:t>The step I completed without help, and the hint I needed</w:t>
+      </w:r>
+    </w:p>
+    <w:p>
+      <w:r>
+        <w:t>________________________________________________________________</w:t>
+      </w:r>
+    </w:p>
+    <w:p>
+      <w:r>
+        <w:t>________________________________________________________________</w:t>
+      </w:r>
+    </w:p>
+    <w:p>
+      <w:r>
+        <w:t>________________________________________________________________</w:t>
+      </w:r>
+    </w:p>
+    <w:p>
+      <w:pPr>
+        <w:pStyle w:val="Heading1"/>
+      </w:pPr>
+      <w:r>
+        <w:t>03. Extra practice · Repair the explanation</w:t>
+      </w:r>
+    </w:p>
+    <w:p>
+      <w:r>
+        <w:t>Explain the deciding fact before discussing the answer.</w:t>
+      </w:r>
+    </w:p>
+    <w:p>
+      <w:pPr>
+        <w:pStyle w:val="Heading2"/>
+      </w:pPr>
+      <w:r>
+        <w:t>Use this when helpful</w:t>
+      </w:r>
+    </w:p>
+    <w:p>
+      <w:pPr>
+        <w:spacing w:line="336" w:lineRule="auto" w:after="180"/>
+      </w:pPr>
+      <w:r>
+        <w:rPr>
+          <w:b w:val="0"/>
+        </w:rPr>
+        <w:t xml:space="preserve">Use the worked case for </w:t>
+      </w:r>
+      <w:r>
+        <w:rPr>
+          <w:b/>
+        </w:rPr>
+        <w:t>Retrieval</w:t>
+      </w:r>
+      <w:r>
+        <w:rPr>
+          <w:b w:val="0"/>
+        </w:rPr>
+        <w:t xml:space="preserve"> and </w:t>
+      </w:r>
+      <w:r>
+        <w:rPr>
+          <w:b/>
+        </w:rPr>
+        <w:t>index</w:t>
+      </w:r>
+      <w:r>
+        <w:rPr>
+          <w:b w:val="0"/>
+        </w:rPr>
+        <w:t>ing. Proposed explanation: “The worked result establishes every future case”. Decide whether this explanation is supported.</w:t>
+      </w:r>
+    </w:p>
+    <w:p>
+      <w:pPr>
+        <w:spacing w:line="336" w:lineRule="auto" w:after="180"/>
+      </w:pPr>
+      <w:r>
+        <w:rPr>
+          <w:b w:val="0"/>
+        </w:rPr>
+        <w:t>Point to the step or supplied fact that decides; explain your repair if needed.</w:t>
+      </w:r>
+    </w:p>
+    <w:p>
+      <w:pPr>
+        <w:pStyle w:val="Heading3"/>
+      </w:pPr>
+      <w:r>
+        <w:t>My explanation before partner discussion</w:t>
+      </w:r>
+    </w:p>
+    <w:p>
+      <w:r>
+        <w:t>________________________________________________________________</w:t>
+      </w:r>
+    </w:p>
+    <w:p>
+      <w:r>
+        <w:t>________________________________________________________________</w:t>
+      </w:r>
+    </w:p>
+    <w:p>
+      <w:r>
+        <w:t>________________________________________________________________</w:t>
+      </w:r>
+    </w:p>
+    <w:p>
+      <w:r>
+        <w:t>________________________________________________________________</w:t>
+      </w:r>
+    </w:p>
+    <w:p>
+      <w:pPr>
+        <w:pStyle w:val="Heading1"/>
+      </w:pPr>
+      <w:r>
+        <w:t>05. Reference · Original learning target</w:t>
+      </w:r>
+    </w:p>
+    <w:p>
+      <w:r>
+        <w:t>Use this target to inspect an explanation.</w:t>
+      </w:r>
+    </w:p>
+    <w:p>
+      <w:pPr>
+        <w:pStyle w:val="Heading2"/>
+      </w:pPr>
+      <w:r>
+        <w:t>Use this when helpful</w:t>
+      </w:r>
+    </w:p>
+    <w:p>
+      <w:pPr>
+        <w:spacing w:line="336" w:lineRule="auto" w:after="180"/>
+      </w:pPr>
+      <w:r>
+        <w:rPr>
+          <w:b w:val="0"/>
+        </w:rPr>
+        <w:t>A model states the library opens at 8 from learned patterns. A supplied current notice says 9. Explain the stronger answer and one remaining check.</w:t>
+      </w:r>
+    </w:p>
+    <w:p>
+      <w:pPr>
+        <w:pStyle w:val="Heading1"/>
+      </w:pPr>
+      <w:r>
+        <w:t>06. Extra practice · A complete case</w:t>
+      </w:r>
+    </w:p>
+    <w:p>
+      <w:r>
+        <w:t>Try the question before checking the worked explanation.</w:t>
+      </w:r>
+    </w:p>
+    <w:p>
+      <w:pPr>
+        <w:pStyle w:val="Heading2"/>
+      </w:pPr>
+      <w:r>
+        <w:t>Use this when helpful</w:t>
+      </w:r>
+    </w:p>
+    <w:p>
+      <w:pPr>
+        <w:spacing w:line="336" w:lineRule="auto" w:after="180"/>
+      </w:pPr>
+      <w:r>
+        <w:rPr>
+          <w:b w:val="0"/>
+        </w:rPr>
+        <w:t>One assistant answers without search; another retrieves a handbook paragraph.</w:t>
+      </w:r>
+    </w:p>
+    <w:p>
+      <w:pPr>
+        <w:spacing w:line="336" w:lineRule="auto" w:after="180"/>
+      </w:pPr>
+      <w:r>
+        <w:rPr>
+          <w:b w:val="0"/>
+        </w:rPr>
+        <w:t xml:space="preserve">Compare </w:t>
+      </w:r>
+      <w:r>
+        <w:rPr>
+          <w:b/>
+        </w:rPr>
+        <w:t>evidence</w:t>
+      </w:r>
+      <w:r>
+        <w:rPr>
+          <w:b w:val="0"/>
+        </w:rPr>
+        <w:t xml:space="preserve"> trails.</w:t>
+      </w:r>
+    </w:p>
+    <w:p>
+      <w:pPr>
+        <w:spacing w:line="336" w:lineRule="auto" w:after="180"/>
+      </w:pPr>
+      <w:r>
+        <w:rPr>
+          <w:b w:val="0"/>
+        </w:rPr>
+        <w:t xml:space="preserve">Show your trace, calculation or </w:t>
+      </w:r>
+      <w:r>
+        <w:rPr>
+          <w:b/>
+        </w:rPr>
+        <w:t>evidence</w:t>
+      </w:r>
+    </w:p>
+    <w:p>
+      <w:pPr>
+        <w:pStyle w:val="Heading3"/>
+      </w:pPr>
+      <w:r>
+        <w:t>Write or draw your reasoning and evidence.</w:t>
+      </w:r>
+    </w:p>
+    <w:p>
+      <w:r>
+        <w:t>________________________________________________________________</w:t>
+      </w:r>
+    </w:p>
+    <w:p>
+      <w:r>
+        <w:t>________________________________________________________________</w:t>
+      </w:r>
+    </w:p>
+    <w:p>
+      <w:r>
+        <w:t>________________________________________________________________</w:t>
+      </w:r>
+    </w:p>
+    <w:p>
+      <w:r>
+        <w:t>________________________________________________________________</w:t>
+      </w:r>
+    </w:p>
+    <w:p>
+      <w:r>
+        <w:t>________________________________________________________________</w:t>
+      </w:r>
+    </w:p>
+    <w:p>
+      <w:pPr>
+        <w:pStyle w:val="Heading1"/>
+      </w:pPr>
+      <w:r>
+        <w:t>07. Extra practice · A changed case</w:t>
+      </w:r>
+    </w:p>
+    <w:p>
+      <w:r>
+        <w:t>Keep this practice separate from the reserved independent attempt.</w:t>
+      </w:r>
+    </w:p>
+    <w:p>
+      <w:pPr>
+        <w:pStyle w:val="Heading2"/>
+      </w:pPr>
+      <w:r>
+        <w:t>Use this when helpful</w:t>
+      </w:r>
+    </w:p>
+    <w:p>
+      <w:pPr>
+        <w:spacing w:line="336" w:lineRule="auto" w:after="180"/>
+      </w:pPr>
+      <w:r>
+        <w:rPr>
+          <w:b w:val="0"/>
+        </w:rPr>
+        <w:t xml:space="preserve">A model recalls last year's opening hours; a retrieved current notice gives different hours. How should the answer use this </w:t>
+      </w:r>
+      <w:r>
+        <w:rPr>
+          <w:b/>
+        </w:rPr>
+        <w:t>evidence</w:t>
+      </w:r>
+      <w:r>
+        <w:rPr>
+          <w:b w:val="0"/>
+        </w:rPr>
+        <w:t>?</w:t>
+      </w:r>
+    </w:p>
+    <w:p>
+      <w:pPr>
+        <w:spacing w:line="336" w:lineRule="auto" w:after="180"/>
+      </w:pPr>
+      <w:r>
+        <w:rPr>
+          <w:b w:val="0"/>
+        </w:rPr>
+        <w:t>My practice answer and reason</w:t>
+      </w:r>
+    </w:p>
+    <w:p>
+      <w:pPr>
+        <w:pStyle w:val="Heading3"/>
+      </w:pPr>
+      <w:r>
+        <w:t>Write or draw your reasoning and evidence.</w:t>
+      </w:r>
+    </w:p>
+    <w:p>
+      <w:r>
+        <w:t>________________________________________________________________</w:t>
+      </w:r>
+    </w:p>
+    <w:p>
+      <w:r>
+        <w:t>________________________________________________________________</w:t>
+      </w:r>
+    </w:p>
+    <w:p>
+      <w:r>
+        <w:t>________________________________________________________________</w:t>
+      </w:r>
+    </w:p>
+    <w:p>
+      <w:r>
+        <w:t>________________________________________________________________</w:t>
+      </w:r>
+    </w:p>
+    <w:p>
+      <w:r>
+        <w:t>________________________________________________________________</w:t>
+      </w:r>
+    </w:p>
+    <w:p>
+      <w:pPr>
+        <w:pStyle w:val="Heading3"/>
+      </w:pPr>
+      <w:r>
+        <w:t>Week 17 Test and reflect</w:t>
+      </w:r>
+    </w:p>
+    <w:p>
+      <w:pPr>
+        <w:pStyle w:val="Heading1"/>
+      </w:pPr>
+      <w:r>
+        <w:t>08. Extra practice · Design a revealing test</w:t>
+      </w:r>
+    </w:p>
+    <w:p>
+      <w:r>
+        <w:t>Predict before tracing or testing.</w:t>
+      </w:r>
+    </w:p>
+    <w:p>
+      <w:pPr>
+        <w:pStyle w:val="Heading2"/>
+      </w:pPr>
+      <w:r>
+        <w:t>Use this when helpful</w:t>
+      </w:r>
+    </w:p>
+    <w:p>
+      <w:pPr>
+        <w:spacing w:line="336" w:lineRule="auto" w:after="180"/>
+      </w:pPr>
+      <w:r>
+        <w:rPr>
+          <w:b w:val="0"/>
+        </w:rPr>
+        <w:t xml:space="preserve">Create a changed </w:t>
+      </w:r>
+      <w:r>
+        <w:rPr>
+          <w:b/>
+        </w:rPr>
+        <w:t>input</w:t>
+      </w:r>
+      <w:r>
+        <w:rPr>
+          <w:b w:val="0"/>
+        </w:rPr>
+        <w:t>, boundary case or missing-information case. Write the expected answer or safe response before testing.</w:t>
+      </w:r>
+    </w:p>
+    <w:tbl>
+      <w:tblPr>
+        <w:tblStyle w:val="LightShading-Accent1"/>
+        <w:tblW w:type="auto" w:w="0"/>
+        <w:tblLook w:firstColumn="1" w:firstRow="1" w:lastColumn="0" w:lastRow="0" w:noHBand="0" w:noVBand="1" w:val="04A0"/>
+      </w:tblPr>
+      <w:tblGrid>
+        <w:gridCol w:w="5112"/>
+        <w:gridCol w:w="5112"/>
+      </w:tblGrid>
+      <w:tr>
+        <w:trPr>
+          <w:tblHeader/>
+        </w:trPr>
+        <w:tc>
+          <w:tcPr>
+            <w:tcW w:type="dxa" w:w="5112"/>
+          </w:tcPr>
+          <w:p>
+            <w:r>
+              <w:t>Test record</w:t>
+            </w:r>
+          </w:p>
+        </w:tc>
+        <w:tc>
+          <w:tcPr>
+            <w:tcW w:type="dxa" w:w="5112"/>
+          </w:tcPr>
+          <w:p>
+            <w:r>
+              <w:t>My evidence</w:t>
+            </w:r>
+          </w:p>
+        </w:tc>
+      </w:tr>
+      <w:tr>
+        <w:tc>
+          <w:tcPr>
+            <w:tcW w:type="dxa" w:w="5112"/>
+          </w:tcPr>
+          <w:p>
+            <w:r>
+              <w:t>Changed input or condition</w:t>
+            </w:r>
+          </w:p>
+        </w:tc>
+        <w:tc>
+          <w:tcPr>
+            <w:tcW w:type="dxa" w:w="5112"/>
+          </w:tcPr>
+          <w:p>
+            <w:r/>
+          </w:p>
+        </w:tc>
+      </w:tr>
+      <w:tr>
+        <w:tc>
+          <w:tcPr>
+            <w:tcW w:type="dxa" w:w="5112"/>
+          </w:tcPr>
+          <w:p>
+            <w:r>
+              <w:t>Expected answer or fallback</w:t>
+            </w:r>
+          </w:p>
+        </w:tc>
+        <w:tc>
+          <w:tcPr>
+            <w:tcW w:type="dxa" w:w="5112"/>
+          </w:tcPr>
+          <w:p>
+            <w:r/>
+          </w:p>
+        </w:tc>
+      </w:tr>
+      <w:tr>
+        <w:tc>
+          <w:tcPr>
+            <w:tcW w:type="dxa" w:w="5112"/>
+          </w:tcPr>
+          <w:p>
+            <w:r>
+              <w:t>Observed result</w:t>
+            </w:r>
+          </w:p>
+        </w:tc>
+        <w:tc>
+          <w:tcPr>
+            <w:tcW w:type="dxa" w:w="5112"/>
+          </w:tcPr>
+          <w:p>
+            <w:r/>
+          </w:p>
+        </w:tc>
+      </w:tr>
+      <w:tr>
+        <w:tc>
+          <w:tcPr>
+            <w:tcW w:type="dxa" w:w="5112"/>
+          </w:tcPr>
+          <w:p>
+            <w:r>
+              <w:t>Why the result occurred</w:t>
+            </w:r>
+          </w:p>
+        </w:tc>
+        <w:tc>
+          <w:tcPr>
+            <w:tcW w:type="dxa" w:w="5112"/>
+          </w:tcPr>
+          <w:p>
+            <w:r/>
+          </w:p>
+        </w:tc>
+      </w:tr>
+    </w:tbl>
+    <w:p>
+      <w:pPr>
+        <w:pStyle w:val="Heading1"/>
+      </w:pPr>
+      <w:r>
+        <w:t>11. Reference · Original target response space</w:t>
+      </w:r>
+    </w:p>
+    <w:p>
+      <w:r>
+        <w:t>This teaching case is practice rather than a fresh assessment.</w:t>
+      </w:r>
+    </w:p>
+    <w:p>
+      <w:pPr>
+        <w:pStyle w:val="Heading2"/>
+      </w:pPr>
+      <w:r>
+        <w:t>Use this when helpful</w:t>
+      </w:r>
+    </w:p>
+    <w:p>
+      <w:pPr>
+        <w:spacing w:line="336" w:lineRule="auto" w:after="180"/>
+      </w:pPr>
+      <w:r>
+        <w:rPr>
+          <w:b w:val="0"/>
+        </w:rPr>
+        <w:t>A model states the library opens at 8 from learned patterns. A supplied current notice says 9. Explain the stronger answer and one remaining check.</w:t>
+      </w:r>
+    </w:p>
+    <w:p>
+      <w:pPr>
+        <w:pStyle w:val="Heading3"/>
+      </w:pPr>
+      <w:r>
+        <w:t>My explanation after practice</w:t>
+      </w:r>
+    </w:p>
+    <w:p>
+      <w:r>
+        <w:t>________________________________________________________________</w:t>
+      </w:r>
+    </w:p>
+    <w:p>
+      <w:r>
+        <w:t>________________________________________________________________</w:t>
+      </w:r>
+    </w:p>
+    <w:p>
+      <w:r>
+        <w:t>________________________________________________________________</w:t>
+      </w:r>
+    </w:p>
+    <w:p>
+      <w:r>
+        <w:t>________________________________________________________________</w:t>
+      </w:r>
+    </w:p>
+    <w:p>
+      <w:r>
+        <w:t>________________________________________________________________</w:t>
+      </w:r>
+    </w:p>
+    <w:p>
+      <w:r>
+        <w:t>________________________________________________________________</w:t>
+      </w:r>
+    </w:p>
+    <w:p>
+      <w:r>
+        <w:t>________________________________________________________________</w:t>
+      </w:r>
+    </w:p>
+    <w:p>
+      <w:pPr>
+        <w:spacing w:line="336" w:lineRule="auto" w:after="180"/>
+      </w:pPr>
+      <w:r>
+        <w:rPr>
+          <w:b w:val="0"/>
+        </w:rPr>
+        <w:t>Record support used: none, hint or teacher explanation.</w:t>
+      </w:r>
+    </w:p>
+    <w:p>
+      <w:pPr>
+        <w:pStyle w:val="Heading1"/>
+      </w:pPr>
+      <w:r>
+        <w:t>15. Reference · Independent-case response copy</w:t>
+      </w:r>
+    </w:p>
+    <w:p>
+      <w:r>
+        <w:t>This duplicates W4. Reuse the same first-attempt record.</w:t>
+      </w:r>
+    </w:p>
+    <w:p>
+      <w:pPr>
+        <w:pStyle w:val="Heading2"/>
+      </w:pPr>
+      <w:r>
+        <w:t>Use this when helpful</w:t>
+      </w:r>
+    </w:p>
+    <w:p>
+      <w:pPr>
+        <w:spacing w:line="336" w:lineRule="auto" w:after="180"/>
+      </w:pPr>
+      <w:r>
+        <w:rPr>
+          <w:b/>
+        </w:rPr>
+        <w:t>Corpus</w:t>
+      </w:r>
+      <w:r>
+        <w:rPr>
+          <w:b w:val="0"/>
+        </w:rPr>
+        <w:t xml:space="preserve"> has public P, teacher-only T and withdrawn W. A student search returns all three. Identify the filtering defect and whether hiding T after generation is sufficient.</w:t>
+      </w:r>
+    </w:p>
+    <w:p>
+      <w:pPr>
+        <w:pStyle w:val="Heading3"/>
+      </w:pPr>
+      <w:r>
+        <w:t>My reasoning and evidence</w:t>
+      </w:r>
+    </w:p>
+    <w:p>
+      <w:r>
+        <w:t>________________________________________________________________</w:t>
+      </w:r>
+    </w:p>
+    <w:p>
+      <w:r>
+        <w:t>________________________________________________________________</w:t>
+      </w:r>
+    </w:p>
+    <w:p>
+      <w:r>
+        <w:t>________________________________________________________________</w:t>
+      </w:r>
+    </w:p>
+    <w:p>
+      <w:r>
+        <w:t>________________________________________________________________</w:t>
+      </w:r>
+    </w:p>
+    <w:p>
+      <w:r>
+        <w:t>________________________________________________________________</w:t>
+      </w:r>
+    </w:p>
+    <w:p>
+      <w:r>
+        <w:t>________________________________________________________________</w:t>
+      </w:r>
+    </w:p>
+    <w:p>
+      <w:r>
+        <w:t>________________________________________________________________</w:t>
+      </w:r>
+    </w:p>
+    <w:p>
+      <w:r>
+        <w:t>________________________________________________________________</w:t>
+      </w:r>
+    </w:p>
+    <w:p>
+      <w:pPr>
+        <w:pStyle w:val="Heading1"/>
+      </w:pPr>
+      <w:r>
+        <w:t>18. Extra practice · Use the worked picture</w:t>
+      </w:r>
+    </w:p>
+    <w:p>
+      <w:r>
+        <w:t>Keep the explanation and the support you used.</w:t>
+      </w:r>
+    </w:p>
+    <w:p>
+      <w:pPr>
+        <w:pStyle w:val="Heading2"/>
+      </w:pPr>
+      <w:r>
+        <w:t>Use this when helpful</w:t>
       </w:r>
     </w:p>
     <w:p>
@@ -1863,16 +1974,7 @@
     </w:p>
     <w:p>
       <w:pPr>
-        <w:pStyle w:val="Heading3"/>
-      </w:pPr>
-      <w:r>
-        <w:t>Record the help used</w:t>
-      </w:r>
-    </w:p>
-    <w:p>
-      <w:pPr>
         <w:spacing w:line="336" w:lineRule="auto" w:after="180"/>
-        <w:shd w:fill="F1F6F8"/>
       </w:pPr>
       <w:r>
         <w:rPr>
@@ -1932,12 +2034,20 @@
         <w:pStyle w:val="Heading1"/>
       </w:pPr>
       <w:r>
-        <w:t>19. Project portfolio milestone</w:t>
-      </w:r>
-    </w:p>
-    <w:p>
-      <w:r>
-        <w:t>Keep this week’s input, deciding step, result and limit together in the Verified Study Buddy record.</w:t>
+        <w:t>19. Reference · Project portfolio record</w:t>
+      </w:r>
+    </w:p>
+    <w:p>
+      <w:r>
+        <w:t>Extend your main project response when helpful.</w:t>
+      </w:r>
+    </w:p>
+    <w:p>
+      <w:pPr>
+        <w:pStyle w:val="Heading2"/>
+      </w:pPr>
+      <w:r>
+        <w:t>Use this when helpful</w:t>
       </w:r>
     </w:p>
     <w:p>
@@ -2150,12 +2260,389 @@
         <w:pStyle w:val="Heading1"/>
       </w:pPr>
       <w:r>
-        <w:t>20. Supported practice and learning evidence</w:t>
-      </w:r>
-    </w:p>
-    <w:p>
-      <w:r>
-        <w:t>Try the supported questions before comparing with hints and feedback. Record what you repaired and the evidence you retained.</w:t>
+        <w:t>20. Extra practice: pictures, repair and feedback</w:t>
+      </w:r>
+    </w:p>
+    <w:p>
+      <w:r>
+        <w:t>Attempt each question before opening its explanation. Use one browser or paper copy.</w:t>
+      </w:r>
+    </w:p>
+    <w:p>
+      <w:pPr>
+        <w:pStyle w:val="Heading2"/>
+      </w:pPr>
+      <w:r>
+        <w:t>First supported question</w:t>
+      </w:r>
+    </w:p>
+    <w:p>
+      <w:pPr>
+        <w:pStyle w:val="ListBullet"/>
+      </w:pPr>
+      <w:r>
+        <w:t>The library assistant remembers an old opening time, but a current notice can be retrieved.</w:t>
+      </w:r>
+    </w:p>
+    <w:p>
+      <w:pPr>
+        <w:pStyle w:val="Heading3"/>
+      </w:pPr>
+      <w:r>
+        <w:t>Practice 1: explain the deciding evidence</w:t>
+      </w:r>
+    </w:p>
+    <w:p>
+      <w:pPr>
+        <w:pStyle w:val="ListBullet"/>
+      </w:pPr>
+      <w:r>
+        <w:t>Which labelled step matches this detail? Answer 16: 00 and attach LIB-v = 2. Its words, rather than the earlier guess, support this claim.</w:t>
+      </w:r>
+    </w:p>
+    <w:p>
+      <w:pPr>
+        <w:pStyle w:val="ListBullet"/>
+      </w:pPr>
+      <w:r>
+        <w:t>1. Old guess</w:t>
+      </w:r>
+    </w:p>
+    <w:p>
+      <w:pPr>
+        <w:pStyle w:val="ListBullet"/>
+      </w:pPr>
+      <w:r>
+        <w:t>2. Find notice</w:t>
+      </w:r>
+    </w:p>
+    <w:p>
+      <w:pPr>
+        <w:pStyle w:val="ListBullet"/>
+      </w:pPr>
+      <w:r>
+        <w:t>3. Ground answer</w:t>
+      </w:r>
+    </w:p>
+    <w:p>
+      <w:pPr>
+        <w:pStyle w:val="Heading3"/>
+      </w:pPr>
+      <w:r>
+        <w:t>My selected conclusion, deciding fact and explanation</w:t>
+      </w:r>
+    </w:p>
+    <w:p>
+      <w:r>
+        <w:t>________________________________________________________________</w:t>
+      </w:r>
+    </w:p>
+    <w:p>
+      <w:r>
+        <w:t>________________________________________________________________</w:t>
+      </w:r>
+    </w:p>
+    <w:p>
+      <w:r>
+        <w:t>________________________________________________________________</w:t>
+      </w:r>
+    </w:p>
+    <w:p>
+      <w:r>
+        <w:t>________________________________________________________________</w:t>
+      </w:r>
+    </w:p>
+    <w:p>
+      <w:r>
+        <w:t>________________________________________________________________</w:t>
+      </w:r>
+    </w:p>
+    <w:p>
+      <w:pPr>
+        <w:pStyle w:val="ListBullet"/>
+      </w:pPr>
+      <w:r>
+        <w:t>Hint if needed: Read the steps in the pictorial case. Match the supplied detail to the stage that performs or records it.</w:t>
+      </w:r>
+    </w:p>
+    <w:p>
+      <w:pPr>
+        <w:pStyle w:val="ListBullet"/>
+      </w:pPr>
+      <w:r>
+        <w:t>After your attempt, compare with the supported explanation: Ground answer Answer 16: 00 and attach LIB-v = 2. Its words, rather than the earlier guess, support this claim. Read the picture in order. Answer 16: 00 and attach LIB-v = 2. Its words, rather than the earlier guess, support this claim. The arrows show which recorded input or intermediate result each decision uses. Explain the deciding step aloud before checking the changed case; pointing to the final answer alone does not show how it follows.</w:t>
+      </w:r>
+    </w:p>
+    <w:p>
+      <w:pPr>
+        <w:pStyle w:val="Heading2"/>
+      </w:pPr>
+      <w:r>
+        <w:t>Check the first explanation · reference / check after trying</w:t>
+      </w:r>
+    </w:p>
+    <w:p>
+      <w:pPr>
+        <w:pStyle w:val="Heading3"/>
+      </w:pPr>
+      <w:r>
+        <w:t>Practice 2: explain the deciding evidence</w:t>
+      </w:r>
+    </w:p>
+    <w:p>
+      <w:pPr>
+        <w:pStyle w:val="Heading2"/>
+      </w:pPr>
+      <w:r>
+        <w:t>Changed-case question</w:t>
+      </w:r>
+    </w:p>
+    <w:p>
+      <w:pPr>
+        <w:pStyle w:val="ListBullet"/>
+      </w:pPr>
+      <w:r>
+        <w:t>Changed-case practice: LIB-v = 2 is unavailable. Which conclusion is supported by the supplied facts?</w:t>
+      </w:r>
+    </w:p>
+    <w:p>
+      <w:pPr>
+        <w:pStyle w:val="ListBullet"/>
+      </w:pPr>
+      <w:r>
+        <w:t>1. We can decide the result without examining the changed input or the procedure.</w:t>
+      </w:r>
+    </w:p>
+    <w:p>
+      <w:pPr>
+        <w:pStyle w:val="ListBullet"/>
+      </w:pPr>
+      <w:r>
+        <w:t>2. This one example guarantees correct results for every future input.</w:t>
+      </w:r>
+    </w:p>
+    <w:p>
+      <w:pPr>
+        <w:pStyle w:val="ListBullet"/>
+      </w:pPr>
+      <w:r>
+        <w:t>3. Report that the current time cannot be verified.</w:t>
+      </w:r>
+    </w:p>
+    <w:p>
+      <w:pPr>
+        <w:pStyle w:val="Heading3"/>
+      </w:pPr>
+      <w:r>
+        <w:t>My selected conclusion, deciding fact and explanation</w:t>
+      </w:r>
+    </w:p>
+    <w:p>
+      <w:r>
+        <w:t>________________________________________________________________</w:t>
+      </w:r>
+    </w:p>
+    <w:p>
+      <w:r>
+        <w:t>________________________________________________________________</w:t>
+      </w:r>
+    </w:p>
+    <w:p>
+      <w:r>
+        <w:t>________________________________________________________________</w:t>
+      </w:r>
+    </w:p>
+    <w:p>
+      <w:r>
+        <w:t>________________________________________________________________</w:t>
+      </w:r>
+    </w:p>
+    <w:p>
+      <w:r>
+        <w:t>________________________________________________________________</w:t>
+      </w:r>
+    </w:p>
+    <w:p>
+      <w:pPr>
+        <w:pStyle w:val="ListBullet"/>
+      </w:pPr>
+      <w:r>
+        <w:t>Hint if needed: Use the changed condition and the deciding step in the pictorial trace. The answer must say what follows from those facts.</w:t>
+      </w:r>
+    </w:p>
+    <w:p>
+      <w:pPr>
+        <w:pStyle w:val="ListBullet"/>
+      </w:pPr>
+      <w:r>
+        <w:t>After your attempt, compare with the supported explanation: Report that the current time cannot be verified. The unsupported old guess does not become current evidence when retrieval fails.</w:t>
+      </w:r>
+    </w:p>
+    <w:p>
+      <w:pPr>
+        <w:pStyle w:val="Heading2"/>
+      </w:pPr>
+      <w:r>
+        <w:t>Check the changed case · reference / check after trying</w:t>
+      </w:r>
+    </w:p>
+    <w:p>
+      <w:pPr>
+        <w:pStyle w:val="Heading3"/>
+      </w:pPr>
+      <w:r>
+        <w:t>Repair a missing building block</w:t>
+      </w:r>
+    </w:p>
+    <w:p>
+      <w:pPr>
+        <w:pStyle w:val="Heading2"/>
+      </w:pPr>
+      <w:r>
+        <w:t>Repair and save your work</w:t>
+      </w:r>
+    </w:p>
+    <w:p>
+      <w:pPr>
+        <w:spacing w:line="336" w:lineRule="auto" w:after="180"/>
+      </w:pPr>
+      <w:r>
+        <w:rPr>
+          <w:b w:val="0"/>
+        </w:rPr>
+        <w:t xml:space="preserve">Review Verify Numbers and Dates (ai-3/16). Goal: Verify a numeric claim using its source, denominator and units. Short practice: Which part can be corrected immediately from existing </w:t>
+      </w:r>
+      <w:r>
+        <w:rPr>
+          <w:b/>
+        </w:rPr>
+        <w:t>evidence</w:t>
+      </w:r>
+      <w:r>
+        <w:rPr>
+          <w:b w:val="0"/>
+        </w:rPr>
+        <w:t>, and which needs follow-up?. Return to this week and explain what you changed.</w:t>
+      </w:r>
+    </w:p>
+    <w:p>
+      <w:pPr>
+        <w:spacing w:line="336" w:lineRule="auto" w:after="180"/>
+      </w:pPr>
+      <w:r>
+        <w:rPr>
+          <w:b w:val="0"/>
+        </w:rPr>
+        <w:t xml:space="preserve">Review Hallucination Failure Types (ai-3/14). Goal: Explain the </w:t>
+      </w:r>
+      <w:r>
+        <w:rPr>
+          <w:b/>
+        </w:rPr>
+        <w:t>mechanism</w:t>
+      </w:r>
+      <w:r>
+        <w:rPr>
+          <w:b w:val="0"/>
+        </w:rPr>
+        <w:t xml:space="preserve"> and terminology of generation failures and verification. Short practice: Can we conclude there will definitely be no lunch from S alone?.</w:t>
+      </w:r>
+    </w:p>
+    <w:p>
+      <w:pPr>
+        <w:spacing w:line="336" w:lineRule="auto" w:after="180"/>
+      </w:pPr>
+      <w:r>
+        <w:rPr>
+          <w:b w:val="0"/>
+        </w:rPr>
+        <w:t>Return to this week and explain what you changed.</w:t>
+      </w:r>
+    </w:p>
+    <w:p>
+      <w:pPr>
+        <w:spacing w:line="336" w:lineRule="auto" w:after="180"/>
+      </w:pPr>
+      <w:r>
+        <w:rPr>
+          <w:b w:val="0"/>
+        </w:rPr>
+        <w:t>Review Visual Composition (ai-3/11). Goal: Check object counts, spatial relations and arrow meaning separately. Short practice: Which checks pass after that single change, and what still needs repair?. Return to this week and explain what you changed.</w:t>
+      </w:r>
+    </w:p>
+    <w:p>
+      <w:pPr>
+        <w:spacing w:line="336" w:lineRule="auto" w:after="180"/>
+      </w:pPr>
+      <w:r>
+        <w:rPr>
+          <w:b w:val="0"/>
+        </w:rPr>
+        <w:t xml:space="preserve">Use Download completed work in the hosted lesson to export your answers, reflections, practice feedback and code-run </w:t>
+      </w:r>
+      <w:r>
+        <w:rPr>
+          <w:b/>
+        </w:rPr>
+        <w:t>evidence</w:t>
+      </w:r>
+      <w:r>
+        <w:rPr>
+          <w:b w:val="0"/>
+        </w:rPr>
+        <w:t>. Open the HTML copy to read or print it.</w:t>
+      </w:r>
+    </w:p>
+    <w:p>
+      <w:pPr>
+        <w:spacing w:line="336" w:lineRule="auto" w:after="180"/>
+      </w:pPr>
+      <w:r>
+        <w:rPr>
+          <w:b w:val="0"/>
+        </w:rPr>
+        <w:t>Drafts stay in this browser when storage is available; clear drafts on a shared device.</w:t>
+      </w:r>
+    </w:p>
+    <w:p>
+      <w:pPr>
+        <w:pStyle w:val="Heading3"/>
+      </w:pPr>
+      <w:r>
+        <w:t>What I repaired, the evidence I kept and the next test</w:t>
+      </w:r>
+    </w:p>
+    <w:p>
+      <w:r>
+        <w:t>________________________________________________________________</w:t>
+      </w:r>
+    </w:p>
+    <w:p>
+      <w:r>
+        <w:t>________________________________________________________________</w:t>
+      </w:r>
+    </w:p>
+    <w:p>
+      <w:r>
+        <w:t>________________________________________________________________</w:t>
+      </w:r>
+    </w:p>
+    <w:p>
+      <w:r>
+        <w:t>________________________________________________________________</w:t>
+      </w:r>
+    </w:p>
+    <w:p>
+      <w:r>
+        <w:t>________________________________________________________________</w:t>
+      </w:r>
+    </w:p>
+    <w:p>
+      <w:pPr>
+        <w:pStyle w:val="Heading2"/>
+      </w:pPr>
+      <w:r>
+        <w:t>Earlier wording, alternatives and picture transcripts · reference / check after trying</w:t>
       </w:r>
     </w:p>
     <w:p>
@@ -2171,577 +2658,28 @@
     </w:p>
     <w:p>
       <w:pPr>
-        <w:spacing w:line="336" w:lineRule="auto" w:after="180"/>
-      </w:pPr>
-      <w:r>
-        <w:rPr>
-          <w:b w:val="0"/>
-        </w:rPr>
-        <w:t>The library assistant remembers an old opening time, but a current notice can be retrieved.</w:t>
-      </w:r>
-    </w:p>
-    <w:p>
-      <w:pPr>
         <w:pStyle w:val="Heading3"/>
       </w:pPr>
       <w:r>
-        <w:t>Practice 1: explain the deciding evidence</w:t>
-      </w:r>
-    </w:p>
-    <w:p>
-      <w:pPr>
-        <w:spacing w:line="336" w:lineRule="auto" w:after="180"/>
-      </w:pPr>
-      <w:r>
-        <w:rPr>
-          <w:b w:val="0"/>
-        </w:rPr>
-        <w:t>Which labelled step matches this detail? Answer 16: 00 and attach LIB-v = 2. Its words, rather than the earlier guess, support this claim.</w:t>
-      </w:r>
-    </w:p>
-    <w:p>
-      <w:pPr>
-        <w:spacing w:line="336" w:lineRule="auto" w:after="180"/>
-        <w:shd w:fill="F4F9FC"/>
-      </w:pPr>
-      <w:r>
-        <w:rPr>
-          <w:b w:val="0"/>
-        </w:rPr>
-        <w:t>1. Old guess</w:t>
-      </w:r>
-    </w:p>
-    <w:p>
-      <w:pPr>
-        <w:spacing w:line="336" w:lineRule="auto" w:after="180"/>
-        <w:shd w:fill="F4F9FC"/>
-      </w:pPr>
-      <w:r>
-        <w:rPr>
-          <w:b w:val="0"/>
-        </w:rPr>
-        <w:t>2. Find notice</w:t>
-      </w:r>
-    </w:p>
-    <w:p>
-      <w:pPr>
-        <w:spacing w:line="336" w:lineRule="auto" w:after="180"/>
-        <w:shd w:fill="F4F9FC"/>
-      </w:pPr>
-      <w:r>
-        <w:rPr>
-          <w:b w:val="0"/>
-        </w:rPr>
-        <w:t>3. Ground answer</w:t>
-      </w:r>
-    </w:p>
-    <w:p>
-      <w:pPr>
-        <w:pStyle w:val="Heading3"/>
-      </w:pPr>
-      <w:r>
-        <w:t>My selected conclusion, deciding fact and explanation</w:t>
-      </w:r>
-    </w:p>
-    <w:p>
-      <w:r>
-        <w:t>________________________________________________________________</w:t>
-      </w:r>
-    </w:p>
-    <w:p>
-      <w:r>
-        <w:t>________________________________________________________________</w:t>
-      </w:r>
-    </w:p>
-    <w:p>
-      <w:r>
-        <w:t>________________________________________________________________</w:t>
-      </w:r>
-    </w:p>
-    <w:p>
-      <w:r>
-        <w:t>________________________________________________________________</w:t>
-      </w:r>
-    </w:p>
-    <w:p>
-      <w:r>
-        <w:t>________________________________________________________________</w:t>
-      </w:r>
-    </w:p>
-    <w:p>
-      <w:pPr>
-        <w:pStyle w:val="Heading3"/>
-      </w:pPr>
-      <w:r>
-        <w:t>Hint · try first</w:t>
-      </w:r>
-    </w:p>
-    <w:p>
-      <w:pPr>
-        <w:spacing w:line="336" w:lineRule="auto" w:after="180"/>
-        <w:shd w:fill="F1F6F8"/>
-      </w:pPr>
-      <w:r>
-        <w:rPr>
-          <w:b w:val="0"/>
-        </w:rPr>
-        <w:t>Hint if needed: Read the steps in the pictorial case. Match the supplied detail to the stage that performs or records it.</w:t>
-      </w:r>
-    </w:p>
-    <w:p>
-      <w:pPr>
-        <w:pStyle w:val="Heading3"/>
-      </w:pPr>
-      <w:r>
-        <w:t>Feedback · compare after trying</w:t>
-      </w:r>
-    </w:p>
-    <w:p>
-      <w:pPr>
-        <w:spacing w:line="336" w:lineRule="auto" w:after="180"/>
-        <w:shd w:fill="F1F6FC"/>
-      </w:pPr>
-      <w:r>
-        <w:rPr>
-          <w:b w:val="0"/>
-        </w:rPr>
-        <w:t>After your attempt, compare with the supported explanation: Ground answer Answer 16: 00 and attach LIB-v = 2. Its words, rather than the earlier guess, support this claim. Read the picture in order.</w:t>
-      </w:r>
-    </w:p>
-    <w:p>
-      <w:pPr>
-        <w:spacing w:line="336" w:lineRule="auto" w:after="180"/>
-        <w:shd w:fill="F1F6FC"/>
-      </w:pPr>
-      <w:r>
-        <w:rPr>
-          <w:b w:val="0"/>
-        </w:rPr>
-        <w:t xml:space="preserve">Answer 16: 00 and attach LIB-v = 2. Its words, rather than the earlier guess, support this claim. The arrows show which recorded </w:t>
-      </w:r>
-      <w:r>
-        <w:rPr>
-          <w:b/>
-        </w:rPr>
-        <w:t>input</w:t>
-      </w:r>
-      <w:r>
-        <w:rPr>
-          <w:b w:val="0"/>
-        </w:rPr>
-        <w:t xml:space="preserve"> or intermediate result each decision uses.</w:t>
-      </w:r>
-    </w:p>
-    <w:p>
-      <w:pPr>
-        <w:spacing w:line="336" w:lineRule="auto" w:after="180"/>
-        <w:shd w:fill="F1F6FC"/>
-      </w:pPr>
-      <w:r>
-        <w:rPr>
-          <w:b w:val="0"/>
-        </w:rPr>
-        <w:t>Explain the deciding step aloud before checking the changed case; pointing to the final answer alone does not show how it follows.</w:t>
-      </w:r>
-    </w:p>
-    <w:p>
-      <w:pPr>
-        <w:pStyle w:val="Heading3"/>
-      </w:pPr>
-      <w:r>
-        <w:t>Practice 2: explain the deciding evidence</w:t>
-      </w:r>
-    </w:p>
-    <w:p>
-      <w:pPr>
-        <w:pStyle w:val="Heading3"/>
-      </w:pPr>
-      <w:r>
-        <w:t>Changed case · predict first</w:t>
-      </w:r>
-    </w:p>
-    <w:p>
-      <w:pPr>
-        <w:spacing w:line="336" w:lineRule="auto" w:after="180"/>
-        <w:shd w:fill="F5F1FB"/>
-      </w:pPr>
-      <w:r>
-        <w:rPr>
-          <w:b w:val="0"/>
-        </w:rPr>
-        <w:t>Changed-case practice: LIB-v = 2 is unavailable. Which conclusion is supported by the supplied facts?</w:t>
-      </w:r>
-    </w:p>
-    <w:p>
-      <w:pPr>
-        <w:spacing w:line="336" w:lineRule="auto" w:after="180"/>
-        <w:shd w:fill="F4F9FC"/>
-      </w:pPr>
-      <w:r>
-        <w:rPr>
-          <w:b w:val="0"/>
-        </w:rPr>
-        <w:t xml:space="preserve">1. We can decide the result without examining the changed </w:t>
-      </w:r>
-      <w:r>
-        <w:rPr>
-          <w:b/>
-        </w:rPr>
-        <w:t>input</w:t>
-      </w:r>
-      <w:r>
-        <w:rPr>
-          <w:b w:val="0"/>
-        </w:rPr>
-        <w:t xml:space="preserve"> or the procedure.</w:t>
-      </w:r>
-    </w:p>
-    <w:p>
-      <w:pPr>
-        <w:spacing w:line="336" w:lineRule="auto" w:after="180"/>
-        <w:shd w:fill="F4F9FC"/>
-      </w:pPr>
-      <w:r>
-        <w:rPr>
-          <w:b w:val="0"/>
-        </w:rPr>
-        <w:t xml:space="preserve">2. This one example guarantees correct results for every future </w:t>
-      </w:r>
-      <w:r>
-        <w:rPr>
-          <w:b/>
-        </w:rPr>
-        <w:t>input</w:t>
-      </w:r>
-      <w:r>
-        <w:rPr>
-          <w:b w:val="0"/>
-        </w:rPr>
-        <w:t>.</w:t>
-      </w:r>
-    </w:p>
-    <w:p>
-      <w:pPr>
-        <w:spacing w:line="336" w:lineRule="auto" w:after="180"/>
-        <w:shd w:fill="F4F9FC"/>
-      </w:pPr>
-      <w:r>
-        <w:rPr>
-          <w:b w:val="0"/>
-        </w:rPr>
-        <w:t>3. Report that the current time cannot be verified.</w:t>
-      </w:r>
-    </w:p>
-    <w:p>
-      <w:pPr>
-        <w:pStyle w:val="Heading3"/>
-      </w:pPr>
-      <w:r>
-        <w:t>My selected conclusion, deciding fact and explanation</w:t>
-      </w:r>
-    </w:p>
-    <w:p>
-      <w:r>
-        <w:t>________________________________________________________________</w:t>
-      </w:r>
-    </w:p>
-    <w:p>
-      <w:r>
-        <w:t>________________________________________________________________</w:t>
-      </w:r>
-    </w:p>
-    <w:p>
-      <w:r>
-        <w:t>________________________________________________________________</w:t>
-      </w:r>
-    </w:p>
-    <w:p>
-      <w:r>
-        <w:t>________________________________________________________________</w:t>
-      </w:r>
-    </w:p>
-    <w:p>
-      <w:r>
-        <w:t>________________________________________________________________</w:t>
-      </w:r>
-    </w:p>
-    <w:p>
-      <w:pPr>
-        <w:pStyle w:val="Heading3"/>
-      </w:pPr>
-      <w:r>
-        <w:t>Hint · try first</w:t>
-      </w:r>
-    </w:p>
-    <w:p>
-      <w:pPr>
-        <w:spacing w:line="336" w:lineRule="auto" w:after="180"/>
-        <w:shd w:fill="F1F6F8"/>
-      </w:pPr>
-      <w:r>
-        <w:rPr>
-          <w:b w:val="0"/>
-        </w:rPr>
-        <w:t>Hint if needed: Use the changed condition and the deciding step in the pictorial trace. The answer must say what follows from those facts.</w:t>
-      </w:r>
-    </w:p>
-    <w:p>
-      <w:pPr>
-        <w:pStyle w:val="Heading3"/>
-      </w:pPr>
-      <w:r>
-        <w:t>Feedback · compare after trying</w:t>
-      </w:r>
-    </w:p>
-    <w:p>
-      <w:pPr>
-        <w:spacing w:line="336" w:lineRule="auto" w:after="180"/>
-        <w:shd w:fill="F1F6FC"/>
-      </w:pPr>
-      <w:r>
-        <w:rPr>
-          <w:b w:val="0"/>
-        </w:rPr>
-        <w:t xml:space="preserve">After your attempt, compare with the supported explanation: Report that the current time cannot be verified. The unsupported old guess does not become current </w:t>
-      </w:r>
-      <w:r>
-        <w:rPr>
-          <w:b/>
-        </w:rPr>
-        <w:t>evidence</w:t>
-      </w:r>
-      <w:r>
-        <w:rPr>
-          <w:b w:val="0"/>
-        </w:rPr>
-        <w:t xml:space="preserve"> when </w:t>
-      </w:r>
-      <w:r>
-        <w:rPr>
-          <w:b/>
-        </w:rPr>
-        <w:t>retrieval</w:t>
-      </w:r>
-      <w:r>
-        <w:rPr>
-          <w:b w:val="0"/>
-        </w:rPr>
-        <w:t xml:space="preserve"> fails.</w:t>
-      </w:r>
-    </w:p>
-    <w:p>
-      <w:pPr>
-        <w:pStyle w:val="Heading3"/>
-      </w:pPr>
-      <w:r>
-        <w:t>Repair a missing building block</w:t>
-      </w:r>
-    </w:p>
-    <w:p>
-      <w:pPr>
-        <w:spacing w:line="336" w:lineRule="auto" w:after="180"/>
-      </w:pPr>
-      <w:r>
-        <w:rPr>
-          <w:b w:val="0"/>
-        </w:rPr>
-        <w:t xml:space="preserve">Review Verify Numbers and Dates (ai-3/16). Goal: Explain the </w:t>
-      </w:r>
-      <w:r>
-        <w:rPr>
-          <w:b/>
-        </w:rPr>
-        <w:t>mechanism</w:t>
-      </w:r>
-      <w:r>
-        <w:rPr>
-          <w:b w:val="0"/>
-        </w:rPr>
-        <w:t xml:space="preserve"> and terminology of claim support and citation evaluation.</w:t>
-      </w:r>
-    </w:p>
-    <w:p>
-      <w:pPr>
-        <w:spacing w:line="336" w:lineRule="auto" w:after="180"/>
-      </w:pPr>
-      <w:r>
-        <w:rPr>
-          <w:b w:val="0"/>
-        </w:rPr>
-        <w:t xml:space="preserve">Short practice: Which part can be corrected immediately from existing </w:t>
-      </w:r>
-      <w:r>
-        <w:rPr>
-          <w:b/>
-        </w:rPr>
-        <w:t>evidence</w:t>
-      </w:r>
-      <w:r>
-        <w:rPr>
-          <w:b w:val="0"/>
-        </w:rPr>
-        <w:t>, and which needs follow-up?. Return to this week and explain what you changed.</w:t>
-      </w:r>
-    </w:p>
-    <w:p>
-      <w:pPr>
-        <w:spacing w:line="336" w:lineRule="auto" w:after="180"/>
-      </w:pPr>
-      <w:r>
-        <w:rPr>
-          <w:b w:val="0"/>
-        </w:rPr>
-        <w:t xml:space="preserve">Review Hallucination Failure Types (ai-3/14). Goal: Explain the </w:t>
-      </w:r>
-      <w:r>
-        <w:rPr>
-          <w:b/>
-        </w:rPr>
-        <w:t>mechanism</w:t>
-      </w:r>
-      <w:r>
-        <w:rPr>
-          <w:b w:val="0"/>
-        </w:rPr>
-        <w:t xml:space="preserve"> and terminology of generation failures and verification. Short practice: Can we conclude there will definitely be no lunch from S alone?.</w:t>
-      </w:r>
-    </w:p>
-    <w:p>
-      <w:pPr>
-        <w:spacing w:line="336" w:lineRule="auto" w:after="180"/>
-      </w:pPr>
-      <w:r>
-        <w:rPr>
-          <w:b w:val="0"/>
-        </w:rPr>
-        <w:t>Return to this week and explain what you changed.</w:t>
-      </w:r>
-    </w:p>
-    <w:p>
-      <w:pPr>
-        <w:spacing w:line="336" w:lineRule="auto" w:after="180"/>
-      </w:pPr>
-      <w:r>
-        <w:rPr>
-          <w:b w:val="0"/>
-        </w:rPr>
-        <w:t xml:space="preserve">Review Visual Composition (ai-3/11). Goal: Explain the </w:t>
-      </w:r>
-      <w:r>
-        <w:rPr>
-          <w:b/>
-        </w:rPr>
-        <w:t>mechanism</w:t>
-      </w:r>
-      <w:r>
-        <w:rPr>
-          <w:b w:val="0"/>
-        </w:rPr>
-        <w:t xml:space="preserve"> and terminology of image generation and provenance. Short practice: Which checks pass after that single change, and what still needs repair?.</w:t>
-      </w:r>
-    </w:p>
-    <w:p>
-      <w:pPr>
-        <w:spacing w:line="336" w:lineRule="auto" w:after="180"/>
-      </w:pPr>
-      <w:r>
-        <w:rPr>
-          <w:b w:val="0"/>
-        </w:rPr>
-        <w:t>Return to this week and explain what you changed.</w:t>
-      </w:r>
-    </w:p>
-    <w:p>
-      <w:pPr>
-        <w:pStyle w:val="Heading3"/>
-      </w:pPr>
-      <w:r>
         <w:t>Keep your completed work</w:t>
       </w:r>
     </w:p>
     <w:p>
       <w:pPr>
-        <w:spacing w:line="336" w:lineRule="auto" w:after="180"/>
-      </w:pPr>
-      <w:r>
-        <w:rPr>
-          <w:b w:val="0"/>
-        </w:rPr>
-        <w:t xml:space="preserve">Use Download completed work in the hosted lesson to export your answers, reflections, practice feedback and code-run </w:t>
-      </w:r>
-      <w:r>
-        <w:rPr>
-          <w:b/>
-        </w:rPr>
-        <w:t>evidence</w:t>
-      </w:r>
-      <w:r>
-        <w:rPr>
-          <w:b w:val="0"/>
-        </w:rPr>
-        <w:t>. Open the HTML copy to read or print it.</w:t>
-      </w:r>
-    </w:p>
-    <w:p>
-      <w:pPr>
-        <w:spacing w:line="336" w:lineRule="auto" w:after="180"/>
-      </w:pPr>
-      <w:r>
-        <w:rPr>
-          <w:b w:val="0"/>
-        </w:rPr>
-        <w:t>Drafts stay in this browser when storage is available; clear drafts on a shared device.</w:t>
-      </w:r>
-    </w:p>
-    <w:p>
-      <w:pPr>
-        <w:pStyle w:val="Heading3"/>
-      </w:pPr>
-      <w:r>
-        <w:t>What I repaired, the evidence I kept and the next test</w:t>
-      </w:r>
-    </w:p>
-    <w:p>
-      <w:r>
-        <w:t>________________________________________________________________</w:t>
-      </w:r>
-    </w:p>
-    <w:p>
-      <w:r>
-        <w:t>________________________________________________________________</w:t>
-      </w:r>
-    </w:p>
-    <w:p>
-      <w:r>
-        <w:t>________________________________________________________________</w:t>
-      </w:r>
-    </w:p>
-    <w:p>
-      <w:r>
-        <w:t>________________________________________________________________</w:t>
-      </w:r>
-    </w:p>
-    <w:p>
-      <w:r>
-        <w:t>________________________________________________________________</w:t>
-      </w:r>
-    </w:p>
-    <w:p>
-      <w:pPr>
         <w:pStyle w:val="Heading1"/>
       </w:pPr>
       <w:r>
-        <w:t>21. Visual concept journey</w:t>
-      </w:r>
-    </w:p>
-    <w:p>
-      <w:r>
-        <w:t>Explain each Model Memory vs Retrieval picture from its labels, then record a relevant limit.</w:t>
-      </w:r>
-    </w:p>
-    <w:p>
-      <w:pPr>
-        <w:pStyle w:val="Heading3"/>
+        <w:t>21. Reference · Six-picture response sheets</w:t>
+      </w:r>
+    </w:p>
+    <w:p>
+      <w:r>
+        <w:t>Choose the image that helps rather than repeating all six.</w:t>
+      </w:r>
+    </w:p>
+    <w:p>
+      <w:pPr>
+        <w:pStyle w:val="Heading2"/>
       </w:pPr>
       <w:r>
         <w:t>01. Model Memory vs Retrieval: the case</w:t>
@@ -2820,7 +2758,6 @@
     <w:p>
       <w:pPr>
         <w:spacing w:line="336" w:lineRule="auto" w:after="180"/>
-        <w:shd w:fill="F5F1FB"/>
       </w:pPr>
       <w:r>
         <w:rPr>
@@ -2859,7 +2796,7 @@
     </w:p>
     <w:p>
       <w:pPr>
-        <w:pStyle w:val="Heading3"/>
+        <w:pStyle w:val="Heading2"/>
       </w:pPr>
       <w:r>
         <w:t>02. Follow the deciding steps</w:t>
@@ -2926,7 +2863,6 @@
     <w:p>
       <w:pPr>
         <w:spacing w:line="336" w:lineRule="auto" w:after="180"/>
-        <w:shd w:fill="F5F1FB"/>
       </w:pPr>
       <w:r>
         <w:rPr>
@@ -2977,7 +2913,7 @@
     </w:p>
     <w:p>
       <w:pPr>
-        <w:pStyle w:val="Heading3"/>
+        <w:pStyle w:val="Heading2"/>
       </w:pPr>
       <w:r>
         <w:t>03. Retrieval and indexing — evidence trace</w:t>
@@ -3180,7 +3116,6 @@
     <w:p>
       <w:pPr>
         <w:spacing w:line="336" w:lineRule="auto" w:after="180"/>
-        <w:shd w:fill="F5F1FB"/>
       </w:pPr>
       <w:r>
         <w:rPr>
@@ -3219,7 +3154,7 @@
     </w:p>
     <w:p>
       <w:pPr>
-        <w:pStyle w:val="Heading3"/>
+        <w:pStyle w:val="Heading2"/>
       </w:pPr>
       <w:r>
         <w:t>04. Change one thing. Trace what follows.</w:t>
@@ -3310,7 +3245,6 @@
     <w:p>
       <w:pPr>
         <w:spacing w:line="336" w:lineRule="auto" w:after="180"/>
-        <w:shd w:fill="F5F1FB"/>
       </w:pPr>
       <w:r>
         <w:rPr>
@@ -3349,7 +3283,7 @@
     </w:p>
     <w:p>
       <w:pPr>
-        <w:pStyle w:val="Heading3"/>
+        <w:pStyle w:val="Heading2"/>
       </w:pPr>
       <w:r>
         <w:t>05. Connect the explanation to its limit</w:t>
@@ -3439,7 +3373,6 @@
     <w:p>
       <w:pPr>
         <w:spacing w:line="336" w:lineRule="auto" w:after="180"/>
-        <w:shd w:fill="F5F1FB"/>
       </w:pPr>
       <w:r>
         <w:rPr>
@@ -3478,7 +3411,7 @@
     </w:p>
     <w:p>
       <w:pPr>
-        <w:pStyle w:val="Heading3"/>
+        <w:pStyle w:val="Heading2"/>
       </w:pPr>
       <w:r>
         <w:t>06. Make the idea visible in your project</w:t>
@@ -3592,7 +3525,6 @@
     <w:p>
       <w:pPr>
         <w:spacing w:line="336" w:lineRule="auto" w:after="180"/>
-        <w:shd w:fill="F5F1FB"/>
       </w:pPr>
       <w:r>
         <w:rPr>
@@ -3639,6 +3571,62 @@
     <w:p>
       <w:r>
         <w:t>________________________________________________________________</w:t>
+      </w:r>
+    </w:p>
+    <w:p>
+      <w:pPr>
+        <w:pStyle w:val="Heading2"/>
+      </w:pPr>
+      <w:r>
+        <w:t>Earlier wording, alternatives and picture transcripts · reference / check after trying</w:t>
+      </w:r>
+    </w:p>
+    <w:p>
+      <w:pPr>
+        <w:pStyle w:val="Heading3"/>
+      </w:pPr>
+      <w:r>
+        <w:t>01. Model Memory vs Retrieval: the case</w:t>
+      </w:r>
+    </w:p>
+    <w:p>
+      <w:pPr>
+        <w:pStyle w:val="Heading3"/>
+      </w:pPr>
+      <w:r>
+        <w:t>02. Follow the deciding steps</w:t>
+      </w:r>
+    </w:p>
+    <w:p>
+      <w:pPr>
+        <w:pStyle w:val="Heading3"/>
+      </w:pPr>
+      <w:r>
+        <w:t>03. Retrieval and indexing — evidence trace</w:t>
+      </w:r>
+    </w:p>
+    <w:p>
+      <w:pPr>
+        <w:pStyle w:val="Heading3"/>
+      </w:pPr>
+      <w:r>
+        <w:t>04. Change one thing. Trace what follows.</w:t>
+      </w:r>
+    </w:p>
+    <w:p>
+      <w:pPr>
+        <w:pStyle w:val="Heading3"/>
+      </w:pPr>
+      <w:r>
+        <w:t>05. Connect the explanation to its limit</w:t>
+      </w:r>
+    </w:p>
+    <w:p>
+      <w:pPr>
+        <w:pStyle w:val="Heading3"/>
+      </w:pPr>
+      <w:r>
+        <w:t>06. Make the idea visible in your project</w:t>
       </w:r>
     </w:p>
     <w:sectPr>
